--- a/P00_control_lateral/documentacion/Manual_Tecnico_Trial_Steer.docx
+++ b/P00_control_lateral/documentacion/Manual_Tecnico_Trial_Steer.docx
@@ -233,7 +233,7 @@
               <w:rPr>
                 <w:sz w:val="22"/>
               </w:rPr>
-              <w:t xml:space="preserve">https://github.com/JCamiloD06/Volante-direct-drive-con-Force-Feedback/tree/main/P00_control_lateral</w:t>
+              <w:t xml:space="preserve">https://github.com/JCamiloD06/Trial-Steer</w:t>
             </w:r>
           </w:p>
         </w:tc>

--- a/P00_control_lateral/documentacion/Manual_Tecnico_Trial_Steer.docx
+++ b/P00_control_lateral/documentacion/Manual_Tecnico_Trial_Steer.docx
@@ -532,7 +532,7 @@
       <w:r>
         <w:fldChar w:fldCharType="separate"/>
       </w:r>
-      <w:hyperlink w:anchor="_Toc241141958" w:history="1">
+      <w:hyperlink w:anchor="_Toc241143329" w:history="1">
         <w:r>
           <w:rPr>
             <w:rStyle w:val="Hipervnculo"/>
@@ -559,7 +559,7 @@
             <w:noProof/>
             <w:webHidden/>
           </w:rPr>
-          <w:instrText xml:space="preserve"> PAGEREF _Toc241141958 \h </w:instrText>
+          <w:instrText xml:space="preserve"> PAGEREF _Toc241143329 \h </w:instrText>
         </w:r>
         <w:r>
           <w:rPr>
@@ -604,7 +604,7 @@
           <w:lang w:bidi="ar-SA"/>
         </w:rPr>
       </w:pPr>
-      <w:hyperlink w:anchor="_Toc241141959" w:history="1">
+      <w:hyperlink w:anchor="_Toc241143330" w:history="1">
         <w:r>
           <w:rPr>
             <w:rStyle w:val="Hipervnculo"/>
@@ -631,7 +631,7 @@
             <w:noProof/>
             <w:webHidden/>
           </w:rPr>
-          <w:instrText xml:space="preserve"> PAGEREF _Toc241141959 \h </w:instrText>
+          <w:instrText xml:space="preserve"> PAGEREF _Toc241143330 \h </w:instrText>
         </w:r>
         <w:r>
           <w:rPr>
@@ -676,7 +676,7 @@
           <w:lang w:bidi="ar-SA"/>
         </w:rPr>
       </w:pPr>
-      <w:hyperlink w:anchor="_Toc241141960" w:history="1">
+      <w:hyperlink w:anchor="_Toc241143331" w:history="1">
         <w:r>
           <w:rPr>
             <w:rStyle w:val="Hipervnculo"/>
@@ -703,7 +703,7 @@
             <w:noProof/>
             <w:webHidden/>
           </w:rPr>
-          <w:instrText xml:space="preserve"> PAGEREF _Toc241141960 \h </w:instrText>
+          <w:instrText xml:space="preserve"> PAGEREF _Toc241143331 \h </w:instrText>
         </w:r>
         <w:r>
           <w:rPr>
@@ -748,7 +748,7 @@
           <w:lang w:bidi="ar-SA"/>
         </w:rPr>
       </w:pPr>
-      <w:hyperlink w:anchor="_Toc241141961" w:history="1">
+      <w:hyperlink w:anchor="_Toc241143332" w:history="1">
         <w:r>
           <w:rPr>
             <w:rStyle w:val="Hipervnculo"/>
@@ -775,7 +775,7 @@
             <w:noProof/>
             <w:webHidden/>
           </w:rPr>
-          <w:instrText xml:space="preserve"> PAGEREF _Toc241141961 \h </w:instrText>
+          <w:instrText xml:space="preserve"> PAGEREF _Toc241143332 \h </w:instrText>
         </w:r>
         <w:r>
           <w:rPr>
@@ -820,7 +820,7 @@
           <w:lang w:bidi="ar-SA"/>
         </w:rPr>
       </w:pPr>
-      <w:hyperlink w:anchor="_Toc241141962" w:history="1">
+      <w:hyperlink w:anchor="_Toc241143333" w:history="1">
         <w:r>
           <w:rPr>
             <w:rStyle w:val="Hipervnculo"/>
@@ -847,7 +847,7 @@
             <w:noProof/>
             <w:webHidden/>
           </w:rPr>
-          <w:instrText xml:space="preserve"> PAGEREF _Toc241141962 \h </w:instrText>
+          <w:instrText xml:space="preserve"> PAGEREF _Toc241143333 \h </w:instrText>
         </w:r>
         <w:r>
           <w:rPr>
@@ -892,7 +892,7 @@
           <w:lang w:bidi="ar-SA"/>
         </w:rPr>
       </w:pPr>
-      <w:hyperlink w:anchor="_Toc241141963" w:history="1">
+      <w:hyperlink w:anchor="_Toc241143334" w:history="1">
         <w:r>
           <w:rPr>
             <w:rStyle w:val="Hipervnculo"/>
@@ -919,7 +919,7 @@
             <w:noProof/>
             <w:webHidden/>
           </w:rPr>
-          <w:instrText xml:space="preserve"> PAGEREF _Toc241141963 \h </w:instrText>
+          <w:instrText xml:space="preserve"> PAGEREF _Toc241143334 \h </w:instrText>
         </w:r>
         <w:r>
           <w:rPr>
@@ -964,7 +964,7 @@
           <w:lang w:bidi="ar-SA"/>
         </w:rPr>
       </w:pPr>
-      <w:hyperlink w:anchor="_Toc241141964" w:history="1">
+      <w:hyperlink w:anchor="_Toc241143335" w:history="1">
         <w:r>
           <w:rPr>
             <w:rStyle w:val="Hipervnculo"/>
@@ -991,7 +991,7 @@
             <w:noProof/>
             <w:webHidden/>
           </w:rPr>
-          <w:instrText xml:space="preserve"> PAGEREF _Toc241141964 \h </w:instrText>
+          <w:instrText xml:space="preserve"> PAGEREF _Toc241143335 \h </w:instrText>
         </w:r>
         <w:r>
           <w:rPr>
@@ -1036,7 +1036,7 @@
           <w:lang w:bidi="ar-SA"/>
         </w:rPr>
       </w:pPr>
-      <w:hyperlink w:anchor="_Toc241141965" w:history="1">
+      <w:hyperlink w:anchor="_Toc241143336" w:history="1">
         <w:r>
           <w:rPr>
             <w:rStyle w:val="Hipervnculo"/>
@@ -1063,7 +1063,7 @@
             <w:noProof/>
             <w:webHidden/>
           </w:rPr>
-          <w:instrText xml:space="preserve"> PAGEREF _Toc241141965 \h </w:instrText>
+          <w:instrText xml:space="preserve"> PAGEREF _Toc241143336 \h </w:instrText>
         </w:r>
         <w:r>
           <w:rPr>
@@ -1108,7 +1108,7 @@
           <w:lang w:bidi="ar-SA"/>
         </w:rPr>
       </w:pPr>
-      <w:hyperlink w:anchor="_Toc241141966" w:history="1">
+      <w:hyperlink w:anchor="_Toc241143337" w:history="1">
         <w:r>
           <w:rPr>
             <w:rStyle w:val="Hipervnculo"/>
@@ -1135,7 +1135,7 @@
             <w:noProof/>
             <w:webHidden/>
           </w:rPr>
-          <w:instrText xml:space="preserve"> PAGEREF _Toc241141966 \h </w:instrText>
+          <w:instrText xml:space="preserve"> PAGEREF _Toc241143337 \h </w:instrText>
         </w:r>
         <w:r>
           <w:rPr>
@@ -1180,7 +1180,7 @@
           <w:lang w:bidi="ar-SA"/>
         </w:rPr>
       </w:pPr>
-      <w:hyperlink w:anchor="_Toc241141967" w:history="1">
+      <w:hyperlink w:anchor="_Toc241143338" w:history="1">
         <w:r>
           <w:rPr>
             <w:rStyle w:val="Hipervnculo"/>
@@ -1207,7 +1207,7 @@
             <w:noProof/>
             <w:webHidden/>
           </w:rPr>
-          <w:instrText xml:space="preserve"> PAGEREF _Toc241141967 \h </w:instrText>
+          <w:instrText xml:space="preserve"> PAGEREF _Toc241143338 \h </w:instrText>
         </w:r>
         <w:r>
           <w:rPr>
@@ -1252,7 +1252,7 @@
           <w:lang w:bidi="ar-SA"/>
         </w:rPr>
       </w:pPr>
-      <w:hyperlink w:anchor="_Toc241141968" w:history="1">
+      <w:hyperlink w:anchor="_Toc241143339" w:history="1">
         <w:r>
           <w:rPr>
             <w:rStyle w:val="Hipervnculo"/>
@@ -1279,7 +1279,7 @@
             <w:noProof/>
             <w:webHidden/>
           </w:rPr>
-          <w:instrText xml:space="preserve"> PAGEREF _Toc241141968 \h </w:instrText>
+          <w:instrText xml:space="preserve"> PAGEREF _Toc241143339 \h </w:instrText>
         </w:r>
         <w:r>
           <w:rPr>
@@ -1324,7 +1324,7 @@
           <w:lang w:bidi="ar-SA"/>
         </w:rPr>
       </w:pPr>
-      <w:hyperlink w:anchor="_Toc241141969" w:history="1">
+      <w:hyperlink w:anchor="_Toc241143340" w:history="1">
         <w:r>
           <w:rPr>
             <w:rStyle w:val="Hipervnculo"/>
@@ -1351,7 +1351,7 @@
             <w:noProof/>
             <w:webHidden/>
           </w:rPr>
-          <w:instrText xml:space="preserve"> PAGEREF _Toc241141969 \h </w:instrText>
+          <w:instrText xml:space="preserve"> PAGEREF _Toc241143340 \h </w:instrText>
         </w:r>
         <w:r>
           <w:rPr>
@@ -1396,7 +1396,7 @@
           <w:lang w:bidi="ar-SA"/>
         </w:rPr>
       </w:pPr>
-      <w:hyperlink w:anchor="_Toc241141970" w:history="1">
+      <w:hyperlink w:anchor="_Toc241143341" w:history="1">
         <w:r>
           <w:rPr>
             <w:rStyle w:val="Hipervnculo"/>
@@ -1423,7 +1423,7 @@
             <w:noProof/>
             <w:webHidden/>
           </w:rPr>
-          <w:instrText xml:space="preserve"> PAGEREF _Toc241141970 \h </w:instrText>
+          <w:instrText xml:space="preserve"> PAGEREF _Toc241143341 \h </w:instrText>
         </w:r>
         <w:r>
           <w:rPr>
@@ -1468,7 +1468,7 @@
           <w:lang w:bidi="ar-SA"/>
         </w:rPr>
       </w:pPr>
-      <w:hyperlink w:anchor="_Toc241141971" w:history="1">
+      <w:hyperlink w:anchor="_Toc241143342" w:history="1">
         <w:r>
           <w:rPr>
             <w:rStyle w:val="Hipervnculo"/>
@@ -1495,7 +1495,7 @@
             <w:noProof/>
             <w:webHidden/>
           </w:rPr>
-          <w:instrText xml:space="preserve"> PAGEREF _Toc241141971 \h </w:instrText>
+          <w:instrText xml:space="preserve"> PAGEREF _Toc241143342 \h </w:instrText>
         </w:r>
         <w:r>
           <w:rPr>
@@ -1540,7 +1540,7 @@
           <w:lang w:bidi="ar-SA"/>
         </w:rPr>
       </w:pPr>
-      <w:hyperlink w:anchor="_Toc241141972" w:history="1">
+      <w:hyperlink w:anchor="_Toc241143343" w:history="1">
         <w:r>
           <w:rPr>
             <w:rStyle w:val="Hipervnculo"/>
@@ -1567,7 +1567,7 @@
             <w:noProof/>
             <w:webHidden/>
           </w:rPr>
-          <w:instrText xml:space="preserve"> PAGEREF _Toc241141972 \h </w:instrText>
+          <w:instrText xml:space="preserve"> PAGEREF _Toc241143343 \h </w:instrText>
         </w:r>
         <w:r>
           <w:rPr>
@@ -1612,7 +1612,7 @@
           <w:lang w:bidi="ar-SA"/>
         </w:rPr>
       </w:pPr>
-      <w:hyperlink w:anchor="_Toc241141973" w:history="1">
+      <w:hyperlink w:anchor="_Toc241143344" w:history="1">
         <w:r>
           <w:rPr>
             <w:rStyle w:val="Hipervnculo"/>
@@ -1639,7 +1639,7 @@
             <w:noProof/>
             <w:webHidden/>
           </w:rPr>
-          <w:instrText xml:space="preserve"> PAGEREF _Toc241141973 \h </w:instrText>
+          <w:instrText xml:space="preserve"> PAGEREF _Toc241143344 \h </w:instrText>
         </w:r>
         <w:r>
           <w:rPr>
@@ -1684,7 +1684,7 @@
           <w:lang w:bidi="ar-SA"/>
         </w:rPr>
       </w:pPr>
-      <w:hyperlink w:anchor="_Toc241141974" w:history="1">
+      <w:hyperlink w:anchor="_Toc241143345" w:history="1">
         <w:r>
           <w:rPr>
             <w:rStyle w:val="Hipervnculo"/>
@@ -1711,7 +1711,7 @@
             <w:noProof/>
             <w:webHidden/>
           </w:rPr>
-          <w:instrText xml:space="preserve"> PAGEREF _Toc241141974 \h </w:instrText>
+          <w:instrText xml:space="preserve"> PAGEREF _Toc241143345 \h </w:instrText>
         </w:r>
         <w:r>
           <w:rPr>
@@ -1756,7 +1756,7 @@
           <w:lang w:bidi="ar-SA"/>
         </w:rPr>
       </w:pPr>
-      <w:hyperlink w:anchor="_Toc241141975" w:history="1">
+      <w:hyperlink w:anchor="_Toc241143346" w:history="1">
         <w:r>
           <w:rPr>
             <w:rStyle w:val="Hipervnculo"/>
@@ -1783,7 +1783,7 @@
             <w:noProof/>
             <w:webHidden/>
           </w:rPr>
-          <w:instrText xml:space="preserve"> PAGEREF _Toc241141975 \h </w:instrText>
+          <w:instrText xml:space="preserve"> PAGEREF _Toc241143346 \h </w:instrText>
         </w:r>
         <w:r>
           <w:rPr>
@@ -1828,7 +1828,7 @@
           <w:lang w:bidi="ar-SA"/>
         </w:rPr>
       </w:pPr>
-      <w:hyperlink w:anchor="_Toc241141976" w:history="1">
+      <w:hyperlink w:anchor="_Toc241143347" w:history="1">
         <w:r>
           <w:rPr>
             <w:rStyle w:val="Hipervnculo"/>
@@ -1855,7 +1855,7 @@
             <w:noProof/>
             <w:webHidden/>
           </w:rPr>
-          <w:instrText xml:space="preserve"> PAGEREF _Toc241141976 \h </w:instrText>
+          <w:instrText xml:space="preserve"> PAGEREF _Toc241143347 \h </w:instrText>
         </w:r>
         <w:r>
           <w:rPr>
@@ -1900,7 +1900,7 @@
           <w:lang w:bidi="ar-SA"/>
         </w:rPr>
       </w:pPr>
-      <w:hyperlink w:anchor="_Toc241141977" w:history="1">
+      <w:hyperlink w:anchor="_Toc241143348" w:history="1">
         <w:r>
           <w:rPr>
             <w:rStyle w:val="Hipervnculo"/>
@@ -1927,7 +1927,7 @@
             <w:noProof/>
             <w:webHidden/>
           </w:rPr>
-          <w:instrText xml:space="preserve"> PAGEREF _Toc241141977 \h </w:instrText>
+          <w:instrText xml:space="preserve"> PAGEREF _Toc241143348 \h </w:instrText>
         </w:r>
         <w:r>
           <w:rPr>
@@ -1972,7 +1972,7 @@
           <w:lang w:bidi="ar-SA"/>
         </w:rPr>
       </w:pPr>
-      <w:hyperlink w:anchor="_Toc241141978" w:history="1">
+      <w:hyperlink w:anchor="_Toc241143349" w:history="1">
         <w:r>
           <w:rPr>
             <w:rStyle w:val="Hipervnculo"/>
@@ -1999,7 +1999,7 @@
             <w:noProof/>
             <w:webHidden/>
           </w:rPr>
-          <w:instrText xml:space="preserve"> PAGEREF _Toc241141978 \h </w:instrText>
+          <w:instrText xml:space="preserve"> PAGEREF _Toc241143349 \h </w:instrText>
         </w:r>
         <w:r>
           <w:rPr>
@@ -2044,7 +2044,7 @@
           <w:lang w:bidi="ar-SA"/>
         </w:rPr>
       </w:pPr>
-      <w:hyperlink w:anchor="_Toc241141979" w:history="1">
+      <w:hyperlink w:anchor="_Toc241143350" w:history="1">
         <w:r>
           <w:rPr>
             <w:rStyle w:val="Hipervnculo"/>
@@ -2071,7 +2071,7 @@
             <w:noProof/>
             <w:webHidden/>
           </w:rPr>
-          <w:instrText xml:space="preserve"> PAGEREF _Toc241141979 \h </w:instrText>
+          <w:instrText xml:space="preserve"> PAGEREF _Toc241143350 \h </w:instrText>
         </w:r>
         <w:r>
           <w:rPr>
@@ -2116,7 +2116,7 @@
           <w:lang w:bidi="ar-SA"/>
         </w:rPr>
       </w:pPr>
-      <w:hyperlink w:anchor="_Toc241141980" w:history="1">
+      <w:hyperlink w:anchor="_Toc241143351" w:history="1">
         <w:r>
           <w:rPr>
             <w:rStyle w:val="Hipervnculo"/>
@@ -2143,7 +2143,7 @@
             <w:noProof/>
             <w:webHidden/>
           </w:rPr>
-          <w:instrText xml:space="preserve"> PAGEREF _Toc241141980 \h </w:instrText>
+          <w:instrText xml:space="preserve"> PAGEREF _Toc241143351 \h </w:instrText>
         </w:r>
         <w:r>
           <w:rPr>
@@ -2188,7 +2188,7 @@
           <w:lang w:bidi="ar-SA"/>
         </w:rPr>
       </w:pPr>
-      <w:hyperlink w:anchor="_Toc241141981" w:history="1">
+      <w:hyperlink w:anchor="_Toc241143352" w:history="1">
         <w:r>
           <w:rPr>
             <w:rStyle w:val="Hipervnculo"/>
@@ -2215,7 +2215,7 @@
             <w:noProof/>
             <w:webHidden/>
           </w:rPr>
-          <w:instrText xml:space="preserve"> PAGEREF _Toc241141981 \h </w:instrText>
+          <w:instrText xml:space="preserve"> PAGEREF _Toc241143352 \h </w:instrText>
         </w:r>
         <w:r>
           <w:rPr>
@@ -2260,7 +2260,7 @@
           <w:lang w:bidi="ar-SA"/>
         </w:rPr>
       </w:pPr>
-      <w:hyperlink w:anchor="_Toc241141982" w:history="1">
+      <w:hyperlink w:anchor="_Toc241143353" w:history="1">
         <w:r>
           <w:rPr>
             <w:rStyle w:val="Hipervnculo"/>
@@ -2287,7 +2287,7 @@
             <w:noProof/>
             <w:webHidden/>
           </w:rPr>
-          <w:instrText xml:space="preserve"> PAGEREF _Toc241141982 \h </w:instrText>
+          <w:instrText xml:space="preserve"> PAGEREF _Toc241143353 \h </w:instrText>
         </w:r>
         <w:r>
           <w:rPr>
@@ -2332,7 +2332,7 @@
           <w:lang w:bidi="ar-SA"/>
         </w:rPr>
       </w:pPr>
-      <w:hyperlink w:anchor="_Toc241141983" w:history="1">
+      <w:hyperlink w:anchor="_Toc241143354" w:history="1">
         <w:r>
           <w:rPr>
             <w:rStyle w:val="Hipervnculo"/>
@@ -2359,7 +2359,7 @@
             <w:noProof/>
             <w:webHidden/>
           </w:rPr>
-          <w:instrText xml:space="preserve"> PAGEREF _Toc241141983 \h </w:instrText>
+          <w:instrText xml:space="preserve"> PAGEREF _Toc241143354 \h </w:instrText>
         </w:r>
         <w:r>
           <w:rPr>
@@ -2404,7 +2404,7 @@
           <w:lang w:bidi="ar-SA"/>
         </w:rPr>
       </w:pPr>
-      <w:hyperlink w:anchor="_Toc241141984" w:history="1">
+      <w:hyperlink w:anchor="_Toc241143355" w:history="1">
         <w:r>
           <w:rPr>
             <w:rStyle w:val="Hipervnculo"/>
@@ -2431,7 +2431,7 @@
             <w:noProof/>
             <w:webHidden/>
           </w:rPr>
-          <w:instrText xml:space="preserve"> PAGEREF _Toc241141984 \h </w:instrText>
+          <w:instrText xml:space="preserve"> PAGEREF _Toc241143355 \h </w:instrText>
         </w:r>
         <w:r>
           <w:rPr>
@@ -2476,7 +2476,7 @@
           <w:lang w:bidi="ar-SA"/>
         </w:rPr>
       </w:pPr>
-      <w:hyperlink w:anchor="_Toc241141985" w:history="1">
+      <w:hyperlink w:anchor="_Toc241143356" w:history="1">
         <w:r>
           <w:rPr>
             <w:rStyle w:val="Hipervnculo"/>
@@ -2503,7 +2503,7 @@
             <w:noProof/>
             <w:webHidden/>
           </w:rPr>
-          <w:instrText xml:space="preserve"> PAGEREF _Toc241141985 \h </w:instrText>
+          <w:instrText xml:space="preserve"> PAGEREF _Toc241143356 \h </w:instrText>
         </w:r>
         <w:r>
           <w:rPr>
@@ -2548,7 +2548,7 @@
           <w:lang w:bidi="ar-SA"/>
         </w:rPr>
       </w:pPr>
-      <w:hyperlink w:anchor="_Toc241141986" w:history="1">
+      <w:hyperlink w:anchor="_Toc241143357" w:history="1">
         <w:r>
           <w:rPr>
             <w:rStyle w:val="Hipervnculo"/>
@@ -2575,7 +2575,7 @@
             <w:noProof/>
             <w:webHidden/>
           </w:rPr>
-          <w:instrText xml:space="preserve"> PAGEREF _Toc241141986 \h </w:instrText>
+          <w:instrText xml:space="preserve"> PAGEREF _Toc241143357 \h </w:instrText>
         </w:r>
         <w:r>
           <w:rPr>
@@ -2620,7 +2620,7 @@
           <w:lang w:bidi="ar-SA"/>
         </w:rPr>
       </w:pPr>
-      <w:hyperlink w:anchor="_Toc241141987" w:history="1">
+      <w:hyperlink w:anchor="_Toc241143358" w:history="1">
         <w:r>
           <w:rPr>
             <w:rStyle w:val="Hipervnculo"/>
@@ -2647,7 +2647,7 @@
             <w:noProof/>
             <w:webHidden/>
           </w:rPr>
-          <w:instrText xml:space="preserve"> PAGEREF _Toc241141987 \h </w:instrText>
+          <w:instrText xml:space="preserve"> PAGEREF _Toc241143358 \h </w:instrText>
         </w:r>
         <w:r>
           <w:rPr>
@@ -2692,7 +2692,7 @@
           <w:lang w:bidi="ar-SA"/>
         </w:rPr>
       </w:pPr>
-      <w:hyperlink w:anchor="_Toc241141988" w:history="1">
+      <w:hyperlink w:anchor="_Toc241143359" w:history="1">
         <w:r>
           <w:rPr>
             <w:rStyle w:val="Hipervnculo"/>
@@ -2719,7 +2719,7 @@
             <w:noProof/>
             <w:webHidden/>
           </w:rPr>
-          <w:instrText xml:space="preserve"> PAGEREF _Toc241141988 \h </w:instrText>
+          <w:instrText xml:space="preserve"> PAGEREF _Toc241143359 \h </w:instrText>
         </w:r>
         <w:r>
           <w:rPr>
@@ -2764,7 +2764,7 @@
           <w:lang w:bidi="ar-SA"/>
         </w:rPr>
       </w:pPr>
-      <w:hyperlink w:anchor="_Toc241141989" w:history="1">
+      <w:hyperlink w:anchor="_Toc241143360" w:history="1">
         <w:r>
           <w:rPr>
             <w:rStyle w:val="Hipervnculo"/>
@@ -2791,7 +2791,7 @@
             <w:noProof/>
             <w:webHidden/>
           </w:rPr>
-          <w:instrText xml:space="preserve"> PAGEREF _Toc241141989 \h </w:instrText>
+          <w:instrText xml:space="preserve"> PAGEREF _Toc241143360 \h </w:instrText>
         </w:r>
         <w:r>
           <w:rPr>
@@ -2836,7 +2836,7 @@
           <w:lang w:bidi="ar-SA"/>
         </w:rPr>
       </w:pPr>
-      <w:hyperlink w:anchor="_Toc241141990" w:history="1">
+      <w:hyperlink w:anchor="_Toc241143361" w:history="1">
         <w:r>
           <w:rPr>
             <w:rStyle w:val="Hipervnculo"/>
@@ -2863,7 +2863,7 @@
             <w:noProof/>
             <w:webHidden/>
           </w:rPr>
-          <w:instrText xml:space="preserve"> PAGEREF _Toc241141990 \h </w:instrText>
+          <w:instrText xml:space="preserve"> PAGEREF _Toc241143361 \h </w:instrText>
         </w:r>
         <w:r>
           <w:rPr>
@@ -2908,7 +2908,7 @@
           <w:lang w:bidi="ar-SA"/>
         </w:rPr>
       </w:pPr>
-      <w:hyperlink w:anchor="_Toc241141991" w:history="1">
+      <w:hyperlink w:anchor="_Toc241143362" w:history="1">
         <w:r>
           <w:rPr>
             <w:rStyle w:val="Hipervnculo"/>
@@ -2935,7 +2935,7 @@
             <w:noProof/>
             <w:webHidden/>
           </w:rPr>
-          <w:instrText xml:space="preserve"> PAGEREF _Toc241141991 \h </w:instrText>
+          <w:instrText xml:space="preserve"> PAGEREF _Toc241143362 \h </w:instrText>
         </w:r>
         <w:r>
           <w:rPr>
@@ -2980,7 +2980,7 @@
           <w:lang w:bidi="ar-SA"/>
         </w:rPr>
       </w:pPr>
-      <w:hyperlink w:anchor="_Toc241141992" w:history="1">
+      <w:hyperlink w:anchor="_Toc241143363" w:history="1">
         <w:r>
           <w:rPr>
             <w:rStyle w:val="Hipervnculo"/>
@@ -3007,7 +3007,7 @@
             <w:noProof/>
             <w:webHidden/>
           </w:rPr>
-          <w:instrText xml:space="preserve"> PAGEREF _Toc241141992 \h </w:instrText>
+          <w:instrText xml:space="preserve"> PAGEREF _Toc241143363 \h </w:instrText>
         </w:r>
         <w:r>
           <w:rPr>
@@ -3052,7 +3052,7 @@
           <w:lang w:bidi="ar-SA"/>
         </w:rPr>
       </w:pPr>
-      <w:hyperlink w:anchor="_Toc241141993" w:history="1">
+      <w:hyperlink w:anchor="_Toc241143364" w:history="1">
         <w:r>
           <w:rPr>
             <w:rStyle w:val="Hipervnculo"/>
@@ -3079,7 +3079,7 @@
             <w:noProof/>
             <w:webHidden/>
           </w:rPr>
-          <w:instrText xml:space="preserve"> PAGEREF _Toc241141993 \h </w:instrText>
+          <w:instrText xml:space="preserve"> PAGEREF _Toc241143364 \h </w:instrText>
         </w:r>
         <w:r>
           <w:rPr>
@@ -3124,7 +3124,7 @@
           <w:lang w:bidi="ar-SA"/>
         </w:rPr>
       </w:pPr>
-      <w:hyperlink w:anchor="_Toc241141994" w:history="1">
+      <w:hyperlink w:anchor="_Toc241143365" w:history="1">
         <w:r>
           <w:rPr>
             <w:rStyle w:val="Hipervnculo"/>
@@ -3151,7 +3151,7 @@
             <w:noProof/>
             <w:webHidden/>
           </w:rPr>
-          <w:instrText xml:space="preserve"> PAGEREF _Toc241141994 \h </w:instrText>
+          <w:instrText xml:space="preserve"> PAGEREF _Toc241143365 \h </w:instrText>
         </w:r>
         <w:r>
           <w:rPr>
@@ -3196,7 +3196,7 @@
           <w:lang w:bidi="ar-SA"/>
         </w:rPr>
       </w:pPr>
-      <w:hyperlink w:anchor="_Toc241141995" w:history="1">
+      <w:hyperlink w:anchor="_Toc241143366" w:history="1">
         <w:r>
           <w:rPr>
             <w:rStyle w:val="Hipervnculo"/>
@@ -3223,7 +3223,7 @@
             <w:noProof/>
             <w:webHidden/>
           </w:rPr>
-          <w:instrText xml:space="preserve"> PAGEREF _Toc241141995 \h </w:instrText>
+          <w:instrText xml:space="preserve"> PAGEREF _Toc241143366 \h </w:instrText>
         </w:r>
         <w:r>
           <w:rPr>
@@ -3268,7 +3268,7 @@
           <w:lang w:bidi="ar-SA"/>
         </w:rPr>
       </w:pPr>
-      <w:hyperlink w:anchor="_Toc241141996" w:history="1">
+      <w:hyperlink w:anchor="_Toc241143367" w:history="1">
         <w:r>
           <w:rPr>
             <w:rStyle w:val="Hipervnculo"/>
@@ -3295,7 +3295,7 @@
             <w:noProof/>
             <w:webHidden/>
           </w:rPr>
-          <w:instrText xml:space="preserve"> PAGEREF _Toc241141996 \h </w:instrText>
+          <w:instrText xml:space="preserve"> PAGEREF _Toc241143367 \h </w:instrText>
         </w:r>
         <w:r>
           <w:rPr>
@@ -3340,7 +3340,7 @@
           <w:lang w:bidi="ar-SA"/>
         </w:rPr>
       </w:pPr>
-      <w:hyperlink w:anchor="_Toc241141997" w:history="1">
+      <w:hyperlink w:anchor="_Toc241143368" w:history="1">
         <w:r>
           <w:rPr>
             <w:rStyle w:val="Hipervnculo"/>
@@ -3367,7 +3367,7 @@
             <w:noProof/>
             <w:webHidden/>
           </w:rPr>
-          <w:instrText xml:space="preserve"> PAGEREF _Toc241141997 \h </w:instrText>
+          <w:instrText xml:space="preserve"> PAGEREF _Toc241143368 \h </w:instrText>
         </w:r>
         <w:r>
           <w:rPr>
@@ -3412,7 +3412,7 @@
           <w:lang w:bidi="ar-SA"/>
         </w:rPr>
       </w:pPr>
-      <w:hyperlink w:anchor="_Toc241141998" w:history="1">
+      <w:hyperlink w:anchor="_Toc241143369" w:history="1">
         <w:r>
           <w:rPr>
             <w:rStyle w:val="Hipervnculo"/>
@@ -3439,7 +3439,7 @@
             <w:noProof/>
             <w:webHidden/>
           </w:rPr>
-          <w:instrText xml:space="preserve"> PAGEREF _Toc241141998 \h </w:instrText>
+          <w:instrText xml:space="preserve"> PAGEREF _Toc241143369 \h </w:instrText>
         </w:r>
         <w:r>
           <w:rPr>
@@ -3484,7 +3484,7 @@
           <w:lang w:bidi="ar-SA"/>
         </w:rPr>
       </w:pPr>
-      <w:hyperlink w:anchor="_Toc241141999" w:history="1">
+      <w:hyperlink w:anchor="_Toc241143370" w:history="1">
         <w:r>
           <w:rPr>
             <w:rStyle w:val="Hipervnculo"/>
@@ -3511,7 +3511,7 @@
             <w:noProof/>
             <w:webHidden/>
           </w:rPr>
-          <w:instrText xml:space="preserve"> PAGEREF _Toc241141999 \h </w:instrText>
+          <w:instrText xml:space="preserve"> PAGEREF _Toc241143370 \h </w:instrText>
         </w:r>
         <w:r>
           <w:rPr>
@@ -3556,7 +3556,7 @@
           <w:lang w:bidi="ar-SA"/>
         </w:rPr>
       </w:pPr>
-      <w:hyperlink w:anchor="_Toc241142000" w:history="1">
+      <w:hyperlink w:anchor="_Toc241143371" w:history="1">
         <w:r>
           <w:rPr>
             <w:rStyle w:val="Hipervnculo"/>
@@ -3583,7 +3583,7 @@
             <w:noProof/>
             <w:webHidden/>
           </w:rPr>
-          <w:instrText xml:space="preserve"> PAGEREF _Toc241142000 \h </w:instrText>
+          <w:instrText xml:space="preserve"> PAGEREF _Toc241143371 \h </w:instrText>
         </w:r>
         <w:r>
           <w:rPr>
@@ -3628,7 +3628,7 @@
           <w:lang w:bidi="ar-SA"/>
         </w:rPr>
       </w:pPr>
-      <w:hyperlink w:anchor="_Toc241142001" w:history="1">
+      <w:hyperlink w:anchor="_Toc241143372" w:history="1">
         <w:r>
           <w:rPr>
             <w:rStyle w:val="Hipervnculo"/>
@@ -3655,7 +3655,7 @@
             <w:noProof/>
             <w:webHidden/>
           </w:rPr>
-          <w:instrText xml:space="preserve"> PAGEREF _Toc241142001 \h </w:instrText>
+          <w:instrText xml:space="preserve"> PAGEREF _Toc241143372 \h </w:instrText>
         </w:r>
         <w:r>
           <w:rPr>
@@ -3700,7 +3700,7 @@
           <w:lang w:bidi="ar-SA"/>
         </w:rPr>
       </w:pPr>
-      <w:hyperlink w:anchor="_Toc241142002" w:history="1">
+      <w:hyperlink w:anchor="_Toc241143373" w:history="1">
         <w:r>
           <w:rPr>
             <w:rStyle w:val="Hipervnculo"/>
@@ -3727,7 +3727,7 @@
             <w:noProof/>
             <w:webHidden/>
           </w:rPr>
-          <w:instrText xml:space="preserve"> PAGEREF _Toc241142002 \h </w:instrText>
+          <w:instrText xml:space="preserve"> PAGEREF _Toc241143373 \h </w:instrText>
         </w:r>
         <w:r>
           <w:rPr>
@@ -3772,7 +3772,7 @@
           <w:lang w:bidi="ar-SA"/>
         </w:rPr>
       </w:pPr>
-      <w:hyperlink w:anchor="_Toc241142003" w:history="1">
+      <w:hyperlink w:anchor="_Toc241143374" w:history="1">
         <w:r>
           <w:rPr>
             <w:rStyle w:val="Hipervnculo"/>
@@ -3799,7 +3799,7 @@
             <w:noProof/>
             <w:webHidden/>
           </w:rPr>
-          <w:instrText xml:space="preserve"> PAGEREF _Toc241142003 \h </w:instrText>
+          <w:instrText xml:space="preserve"> PAGEREF _Toc241143374 \h </w:instrText>
         </w:r>
         <w:r>
           <w:rPr>
@@ -3844,7 +3844,7 @@
           <w:lang w:bidi="ar-SA"/>
         </w:rPr>
       </w:pPr>
-      <w:hyperlink w:anchor="_Toc241142004" w:history="1">
+      <w:hyperlink w:anchor="_Toc241143375" w:history="1">
         <w:r>
           <w:rPr>
             <w:rStyle w:val="Hipervnculo"/>
@@ -3871,7 +3871,7 @@
             <w:noProof/>
             <w:webHidden/>
           </w:rPr>
-          <w:instrText xml:space="preserve"> PAGEREF _Toc241142004 \h </w:instrText>
+          <w:instrText xml:space="preserve"> PAGEREF _Toc241143375 \h </w:instrText>
         </w:r>
         <w:r>
           <w:rPr>
@@ -3916,7 +3916,7 @@
           <w:lang w:bidi="ar-SA"/>
         </w:rPr>
       </w:pPr>
-      <w:hyperlink w:anchor="_Toc241142005" w:history="1">
+      <w:hyperlink w:anchor="_Toc241143376" w:history="1">
         <w:r>
           <w:rPr>
             <w:rStyle w:val="Hipervnculo"/>
@@ -3943,7 +3943,7 @@
             <w:noProof/>
             <w:webHidden/>
           </w:rPr>
-          <w:instrText xml:space="preserve"> PAGEREF _Toc241142005 \h </w:instrText>
+          <w:instrText xml:space="preserve"> PAGEREF _Toc241143376 \h </w:instrText>
         </w:r>
         <w:r>
           <w:rPr>
@@ -3988,7 +3988,7 @@
           <w:lang w:bidi="ar-SA"/>
         </w:rPr>
       </w:pPr>
-      <w:hyperlink w:anchor="_Toc241142006" w:history="1">
+      <w:hyperlink w:anchor="_Toc241143377" w:history="1">
         <w:r>
           <w:rPr>
             <w:rStyle w:val="Hipervnculo"/>
@@ -4015,7 +4015,7 @@
             <w:noProof/>
             <w:webHidden/>
           </w:rPr>
-          <w:instrText xml:space="preserve"> PAGEREF _Toc241142006 \h </w:instrText>
+          <w:instrText xml:space="preserve"> PAGEREF _Toc241143377 \h </w:instrText>
         </w:r>
         <w:r>
           <w:rPr>
@@ -4060,7 +4060,7 @@
           <w:lang w:bidi="ar-SA"/>
         </w:rPr>
       </w:pPr>
-      <w:hyperlink w:anchor="_Toc241142007" w:history="1">
+      <w:hyperlink w:anchor="_Toc241143378" w:history="1">
         <w:r>
           <w:rPr>
             <w:rStyle w:val="Hipervnculo"/>
@@ -4087,7 +4087,7 @@
             <w:noProof/>
             <w:webHidden/>
           </w:rPr>
-          <w:instrText xml:space="preserve"> PAGEREF _Toc241142007 \h </w:instrText>
+          <w:instrText xml:space="preserve"> PAGEREF _Toc241143378 \h </w:instrText>
         </w:r>
         <w:r>
           <w:rPr>
@@ -4132,7 +4132,7 @@
           <w:lang w:bidi="ar-SA"/>
         </w:rPr>
       </w:pPr>
-      <w:hyperlink w:anchor="_Toc241142008" w:history="1">
+      <w:hyperlink w:anchor="_Toc241143379" w:history="1">
         <w:r>
           <w:rPr>
             <w:rStyle w:val="Hipervnculo"/>
@@ -4159,7 +4159,7 @@
             <w:noProof/>
             <w:webHidden/>
           </w:rPr>
-          <w:instrText xml:space="preserve"> PAGEREF _Toc241142008 \h </w:instrText>
+          <w:instrText xml:space="preserve"> PAGEREF _Toc241143379 \h </w:instrText>
         </w:r>
         <w:r>
           <w:rPr>
@@ -4204,7 +4204,7 @@
           <w:lang w:bidi="ar-SA"/>
         </w:rPr>
       </w:pPr>
-      <w:hyperlink w:anchor="_Toc241142009" w:history="1">
+      <w:hyperlink w:anchor="_Toc241143380" w:history="1">
         <w:r>
           <w:rPr>
             <w:rStyle w:val="Hipervnculo"/>
@@ -4231,7 +4231,7 @@
             <w:noProof/>
             <w:webHidden/>
           </w:rPr>
-          <w:instrText xml:space="preserve"> PAGEREF _Toc241142009 \h </w:instrText>
+          <w:instrText xml:space="preserve"> PAGEREF _Toc241143380 \h </w:instrText>
         </w:r>
         <w:r>
           <w:rPr>
@@ -4276,7 +4276,7 @@
           <w:lang w:bidi="ar-SA"/>
         </w:rPr>
       </w:pPr>
-      <w:hyperlink w:anchor="_Toc241142010" w:history="1">
+      <w:hyperlink w:anchor="_Toc241143381" w:history="1">
         <w:r>
           <w:rPr>
             <w:rStyle w:val="Hipervnculo"/>
@@ -4303,7 +4303,7 @@
             <w:noProof/>
             <w:webHidden/>
           </w:rPr>
-          <w:instrText xml:space="preserve"> PAGEREF _Toc241142010 \h </w:instrText>
+          <w:instrText xml:space="preserve"> PAGEREF _Toc241143381 \h </w:instrText>
         </w:r>
         <w:r>
           <w:rPr>
@@ -4348,7 +4348,7 @@
           <w:lang w:bidi="ar-SA"/>
         </w:rPr>
       </w:pPr>
-      <w:hyperlink w:anchor="_Toc241142011" w:history="1">
+      <w:hyperlink w:anchor="_Toc241143382" w:history="1">
         <w:r>
           <w:rPr>
             <w:rStyle w:val="Hipervnculo"/>
@@ -4375,7 +4375,7 @@
             <w:noProof/>
             <w:webHidden/>
           </w:rPr>
-          <w:instrText xml:space="preserve"> PAGEREF _Toc241142011 \h </w:instrText>
+          <w:instrText xml:space="preserve"> PAGEREF _Toc241143382 \h </w:instrText>
         </w:r>
         <w:r>
           <w:rPr>
@@ -4420,7 +4420,7 @@
           <w:lang w:bidi="ar-SA"/>
         </w:rPr>
       </w:pPr>
-      <w:hyperlink w:anchor="_Toc241142012" w:history="1">
+      <w:hyperlink w:anchor="_Toc241143383" w:history="1">
         <w:r>
           <w:rPr>
             <w:rStyle w:val="Hipervnculo"/>
@@ -4447,7 +4447,7 @@
             <w:noProof/>
             <w:webHidden/>
           </w:rPr>
-          <w:instrText xml:space="preserve"> PAGEREF _Toc241142012 \h </w:instrText>
+          <w:instrText xml:space="preserve"> PAGEREF _Toc241143383 \h </w:instrText>
         </w:r>
         <w:r>
           <w:rPr>
@@ -4492,7 +4492,7 @@
           <w:lang w:bidi="ar-SA"/>
         </w:rPr>
       </w:pPr>
-      <w:hyperlink w:anchor="_Toc241142013" w:history="1">
+      <w:hyperlink w:anchor="_Toc241143384" w:history="1">
         <w:r>
           <w:rPr>
             <w:rStyle w:val="Hipervnculo"/>
@@ -4519,7 +4519,7 @@
             <w:noProof/>
             <w:webHidden/>
           </w:rPr>
-          <w:instrText xml:space="preserve"> PAGEREF _Toc241142013 \h </w:instrText>
+          <w:instrText xml:space="preserve"> PAGEREF _Toc241143384 \h </w:instrText>
         </w:r>
         <w:r>
           <w:rPr>
@@ -4564,7 +4564,7 @@
           <w:lang w:bidi="ar-SA"/>
         </w:rPr>
       </w:pPr>
-      <w:hyperlink w:anchor="_Toc241142014" w:history="1">
+      <w:hyperlink w:anchor="_Toc241143385" w:history="1">
         <w:r>
           <w:rPr>
             <w:rStyle w:val="Hipervnculo"/>
@@ -4591,7 +4591,7 @@
             <w:noProof/>
             <w:webHidden/>
           </w:rPr>
-          <w:instrText xml:space="preserve"> PAGEREF _Toc241142014 \h </w:instrText>
+          <w:instrText xml:space="preserve"> PAGEREF _Toc241143385 \h </w:instrText>
         </w:r>
         <w:r>
           <w:rPr>
@@ -4636,7 +4636,7 @@
           <w:lang w:bidi="ar-SA"/>
         </w:rPr>
       </w:pPr>
-      <w:hyperlink w:anchor="_Toc241142015" w:history="1">
+      <w:hyperlink w:anchor="_Toc241143386" w:history="1">
         <w:r>
           <w:rPr>
             <w:rStyle w:val="Hipervnculo"/>
@@ -4663,7 +4663,7 @@
             <w:noProof/>
             <w:webHidden/>
           </w:rPr>
-          <w:instrText xml:space="preserve"> PAGEREF _Toc241142015 \h </w:instrText>
+          <w:instrText xml:space="preserve"> PAGEREF _Toc241143386 \h </w:instrText>
         </w:r>
         <w:r>
           <w:rPr>
@@ -4708,7 +4708,7 @@
           <w:lang w:bidi="ar-SA"/>
         </w:rPr>
       </w:pPr>
-      <w:hyperlink w:anchor="_Toc241142016" w:history="1">
+      <w:hyperlink w:anchor="_Toc241143387" w:history="1">
         <w:r>
           <w:rPr>
             <w:rStyle w:val="Hipervnculo"/>
@@ -4735,7 +4735,7 @@
             <w:noProof/>
             <w:webHidden/>
           </w:rPr>
-          <w:instrText xml:space="preserve"> PAGEREF _Toc241142016 \h </w:instrText>
+          <w:instrText xml:space="preserve"> PAGEREF _Toc241143387 \h </w:instrText>
         </w:r>
         <w:r>
           <w:rPr>
@@ -4780,7 +4780,7 @@
           <w:lang w:bidi="ar-SA"/>
         </w:rPr>
       </w:pPr>
-      <w:hyperlink w:anchor="_Toc241142017" w:history="1">
+      <w:hyperlink w:anchor="_Toc241143388" w:history="1">
         <w:r>
           <w:rPr>
             <w:rStyle w:val="Hipervnculo"/>
@@ -4807,7 +4807,7 @@
             <w:noProof/>
             <w:webHidden/>
           </w:rPr>
-          <w:instrText xml:space="preserve"> PAGEREF _Toc241142017 \h </w:instrText>
+          <w:instrText xml:space="preserve"> PAGEREF _Toc241143388 \h </w:instrText>
         </w:r>
         <w:r>
           <w:rPr>
@@ -4852,7 +4852,7 @@
           <w:lang w:bidi="ar-SA"/>
         </w:rPr>
       </w:pPr>
-      <w:hyperlink w:anchor="_Toc241142018" w:history="1">
+      <w:hyperlink w:anchor="_Toc241143389" w:history="1">
         <w:r>
           <w:rPr>
             <w:rStyle w:val="Hipervnculo"/>
@@ -4879,7 +4879,7 @@
             <w:noProof/>
             <w:webHidden/>
           </w:rPr>
-          <w:instrText xml:space="preserve"> PAGEREF _Toc241142018 \h </w:instrText>
+          <w:instrText xml:space="preserve"> PAGEREF _Toc241143389 \h </w:instrText>
         </w:r>
         <w:r>
           <w:rPr>
@@ -4924,7 +4924,7 @@
           <w:lang w:bidi="ar-SA"/>
         </w:rPr>
       </w:pPr>
-      <w:hyperlink w:anchor="_Toc241142019" w:history="1">
+      <w:hyperlink w:anchor="_Toc241143390" w:history="1">
         <w:r>
           <w:rPr>
             <w:rStyle w:val="Hipervnculo"/>
@@ -4951,7 +4951,7 @@
             <w:noProof/>
             <w:webHidden/>
           </w:rPr>
-          <w:instrText xml:space="preserve"> PAGEREF _Toc241142019 \h </w:instrText>
+          <w:instrText xml:space="preserve"> PAGEREF _Toc241143390 \h </w:instrText>
         </w:r>
         <w:r>
           <w:rPr>
@@ -4996,7 +4996,7 @@
           <w:lang w:bidi="ar-SA"/>
         </w:rPr>
       </w:pPr>
-      <w:hyperlink w:anchor="_Toc241142020" w:history="1">
+      <w:hyperlink w:anchor="_Toc241143391" w:history="1">
         <w:r>
           <w:rPr>
             <w:rStyle w:val="Hipervnculo"/>
@@ -5023,7 +5023,7 @@
             <w:noProof/>
             <w:webHidden/>
           </w:rPr>
-          <w:instrText xml:space="preserve"> PAGEREF _Toc241142020 \h </w:instrText>
+          <w:instrText xml:space="preserve"> PAGEREF _Toc241143391 \h </w:instrText>
         </w:r>
         <w:r>
           <w:rPr>
@@ -5069,7 +5069,7 @@
         <w:pStyle w:val="Ttulo1"/>
       </w:pPr>
       <w:bookmarkStart w:id="0" w:name="introducción"/>
-      <w:bookmarkStart w:id="1" w:name="_Toc241141958"/>
+      <w:bookmarkStart w:id="1" w:name="_Toc241143329"/>
       <w:r>
         <w:lastRenderedPageBreak/>
         <w:t>1. Introducción</w:t>
@@ -5081,7 +5081,7 @@
         <w:pStyle w:val="Ttulo2"/>
       </w:pPr>
       <w:bookmarkStart w:id="2" w:name="propósito-del-software"/>
-      <w:bookmarkStart w:id="3" w:name="_Toc241141959"/>
+      <w:bookmarkStart w:id="3" w:name="_Toc241143330"/>
       <w:r>
         <w:t>1.1. Propósito del software</w:t>
       </w:r>
@@ -5106,7 +5106,7 @@
         <w:pStyle w:val="Ttulo2"/>
       </w:pPr>
       <w:bookmarkStart w:id="4" w:name="contexto-de-desarrollo"/>
-      <w:bookmarkStart w:id="5" w:name="_Toc241141960"/>
+      <w:bookmarkStart w:id="5" w:name="_Toc241143331"/>
       <w:bookmarkEnd w:id="2"/>
       <w:r>
         <w:t>1.2. Contexto de desarrollo</w:t>
@@ -5156,7 +5156,7 @@
         <w:pStyle w:val="Ttulo2"/>
       </w:pPr>
       <w:bookmarkStart w:id="6" w:name="alcance-del-documento"/>
-      <w:bookmarkStart w:id="7" w:name="_Toc241141961"/>
+      <w:bookmarkStart w:id="7" w:name="_Toc241143332"/>
       <w:bookmarkEnd w:id="4"/>
       <w:r>
         <w:t>1.3. Alcance del documento</w:t>
@@ -5191,7 +5191,7 @@
         <w:pStyle w:val="Ttulo1"/>
       </w:pPr>
       <w:bookmarkStart w:id="8" w:name="arquitectura-del-sistema"/>
-      <w:bookmarkStart w:id="9" w:name="_Toc241141962"/>
+      <w:bookmarkStart w:id="9" w:name="_Toc241143333"/>
       <w:bookmarkEnd w:id="6"/>
       <w:bookmarkEnd w:id="0"/>
       <w:r>
@@ -5204,7 +5204,7 @@
         <w:pStyle w:val="Ttulo2"/>
       </w:pPr>
       <w:bookmarkStart w:id="10" w:name="descripción-de-la-arquitectura"/>
-      <w:bookmarkStart w:id="11" w:name="_Toc241141963"/>
+      <w:bookmarkStart w:id="11" w:name="_Toc241143334"/>
       <w:r>
         <w:t>2.1. Descripción de la arquitectura</w:t>
       </w:r>
@@ -5318,7 +5318,7 @@
         <w:pStyle w:val="Ttulo2"/>
       </w:pPr>
       <w:bookmarkStart w:id="12" w:name="componentes-funcionales"/>
-      <w:bookmarkStart w:id="13" w:name="_Toc241141964"/>
+      <w:bookmarkStart w:id="13" w:name="_Toc241143335"/>
       <w:bookmarkEnd w:id="10"/>
       <w:r>
         <w:t>2.2. Componentes funcionales</w:t>
@@ -5498,7 +5498,7 @@
         <w:pStyle w:val="Ttulo2"/>
       </w:pPr>
       <w:bookmarkStart w:id="14" w:name="estructura-del-proyecto"/>
-      <w:bookmarkStart w:id="15" w:name="_Toc241141965"/>
+      <w:bookmarkStart w:id="15" w:name="_Toc241143336"/>
       <w:bookmarkEnd w:id="12"/>
       <w:r>
         <w:t>2.3. Estr</w:t>
@@ -6727,7 +6727,7 @@
         <w:pStyle w:val="Ttulo2"/>
       </w:pPr>
       <w:bookmarkStart w:id="16" w:name="flujo-general-de-ejecución"/>
-      <w:bookmarkStart w:id="17" w:name="_Toc241141966"/>
+      <w:bookmarkStart w:id="17" w:name="_Toc241143337"/>
       <w:bookmarkEnd w:id="14"/>
       <w:r>
         <w:t>2.4. Flujo general de ejecución</w:t>
@@ -6834,7 +6834,7 @@
         <w:pStyle w:val="Ttulo1"/>
       </w:pPr>
       <w:bookmarkStart w:id="18" w:name="componentes-del-software"/>
-      <w:bookmarkStart w:id="19" w:name="_Toc241141967"/>
+      <w:bookmarkStart w:id="19" w:name="_Toc241143338"/>
       <w:bookmarkEnd w:id="16"/>
       <w:bookmarkEnd w:id="8"/>
       <w:r>
@@ -6847,7 +6847,7 @@
         <w:pStyle w:val="Ttulo2"/>
       </w:pPr>
       <w:bookmarkStart w:id="20" w:name="módulo-lanzador"/>
-      <w:bookmarkStart w:id="21" w:name="_Toc241141968"/>
+      <w:bookmarkStart w:id="21" w:name="_Toc241143339"/>
       <w:r>
         <w:t>3.1. Módulo lanzador</w:t>
       </w:r>
@@ -6858,7 +6858,7 @@
         <w:pStyle w:val="Ttulo3"/>
       </w:pPr>
       <w:bookmarkStart w:id="22" w:name="app.py"/>
-      <w:bookmarkStart w:id="23" w:name="_Toc241141969"/>
+      <w:bookmarkStart w:id="23" w:name="_Toc241143340"/>
       <w:r>
         <w:t>3.1.1. app.py</w:t>
       </w:r>
@@ -7043,7 +7043,7 @@
         <w:pStyle w:val="Ttulo3"/>
       </w:pPr>
       <w:bookmarkStart w:id="24" w:name="corridas.py"/>
-      <w:bookmarkStart w:id="25" w:name="_Toc241141970"/>
+      <w:bookmarkStart w:id="25" w:name="_Toc241143341"/>
       <w:bookmarkEnd w:id="22"/>
       <w:r>
         <w:t>3.1.2. corridas.py</w:t>
@@ -7102,7 +7102,7 @@
         <w:pStyle w:val="Ttulo3"/>
       </w:pPr>
       <w:bookmarkStart w:id="26" w:name="X610ba6065f5087099895f3ddff8190b24bae200"/>
-      <w:bookmarkStart w:id="27" w:name="_Toc241141971"/>
+      <w:bookmarkStart w:id="27" w:name="_Toc241143342"/>
       <w:bookmarkEnd w:id="24"/>
       <w:r>
         <w:t>3.1.3. plan.py, plan_sinton</w:t>
@@ -7198,7 +7198,7 @@
         <w:pStyle w:val="Ttulo3"/>
       </w:pPr>
       <w:bookmarkStart w:id="28" w:name="proceso_consola.py"/>
-      <w:bookmarkStart w:id="29" w:name="_Toc241141972"/>
+      <w:bookmarkStart w:id="29" w:name="_Toc241143343"/>
       <w:bookmarkEnd w:id="26"/>
       <w:r>
         <w:t>3.1.4. proceso_consola.py</w:t>
@@ -7231,7 +7231,7 @@
         <w:pStyle w:val="Ttulo2"/>
       </w:pPr>
       <w:bookmarkStart w:id="30" w:name="módulo-plataforma"/>
-      <w:bookmarkStart w:id="31" w:name="_Toc241141973"/>
+      <w:bookmarkStart w:id="31" w:name="_Toc241143344"/>
       <w:bookmarkEnd w:id="28"/>
       <w:bookmarkEnd w:id="20"/>
       <w:r>
@@ -7244,7 +7244,7 @@
         <w:pStyle w:val="Ttulo3"/>
       </w:pPr>
       <w:bookmarkStart w:id="32" w:name="memoria_ac.py"/>
-      <w:bookmarkStart w:id="33" w:name="_Toc241141974"/>
+      <w:bookmarkStart w:id="33" w:name="_Toc241143345"/>
       <w:r>
         <w:t>3.2.1. memoria_ac.py</w:t>
       </w:r>
@@ -7299,7 +7299,7 @@
         <w:pStyle w:val="Ttulo3"/>
       </w:pPr>
       <w:bookmarkStart w:id="34" w:name="trazada.py"/>
-      <w:bookmarkStart w:id="35" w:name="_Toc241141975"/>
+      <w:bookmarkStart w:id="35" w:name="_Toc241143346"/>
       <w:bookmarkEnd w:id="32"/>
       <w:r>
         <w:t>3.2.2. trazada.py</w:t>
@@ -7352,7 +7352,7 @@
         <w:pStyle w:val="Ttulo3"/>
       </w:pPr>
       <w:bookmarkStart w:id="36" w:name="perfil.py"/>
-      <w:bookmarkStart w:id="37" w:name="_Toc241141976"/>
+      <w:bookmarkStart w:id="37" w:name="_Toc241143347"/>
       <w:bookmarkEnd w:id="34"/>
       <w:r>
         <w:t>3.2.3. perfil.py</w:t>
@@ -7402,7 +7402,7 @@
         <w:pStyle w:val="Ttulo3"/>
       </w:pPr>
       <w:bookmarkStart w:id="38" w:name="longitudinal.py"/>
-      <w:bookmarkStart w:id="39" w:name="_Toc241141977"/>
+      <w:bookmarkStart w:id="39" w:name="_Toc241143348"/>
       <w:bookmarkEnd w:id="36"/>
       <w:r>
         <w:t>3.2.4. longitudinal.py</w:t>
@@ -7440,7 +7440,7 @@
         <w:pStyle w:val="Ttulo3"/>
       </w:pPr>
       <w:bookmarkStart w:id="40" w:name="actuador.py"/>
-      <w:bookmarkStart w:id="41" w:name="_Toc241141978"/>
+      <w:bookmarkStart w:id="41" w:name="_Toc241143349"/>
       <w:bookmarkEnd w:id="38"/>
       <w:r>
         <w:lastRenderedPageBreak/>
@@ -7500,7 +7500,7 @@
         <w:pStyle w:val="Ttulo3"/>
       </w:pPr>
       <w:bookmarkStart w:id="42" w:name="vuelta.py-y-abandono.py"/>
-      <w:bookmarkStart w:id="43" w:name="_Toc241141979"/>
+      <w:bookmarkStart w:id="43" w:name="_Toc241143350"/>
       <w:bookmarkEnd w:id="40"/>
       <w:r>
         <w:t>3.2.6. vuelta.py y abandono.py</w:t>
@@ -7535,7 +7535,7 @@
         <w:pStyle w:val="Ttulo3"/>
       </w:pPr>
       <w:bookmarkStart w:id="44" w:name="regiones.py"/>
-      <w:bookmarkStart w:id="45" w:name="_Toc241141980"/>
+      <w:bookmarkStart w:id="45" w:name="_Toc241143351"/>
       <w:bookmarkEnd w:id="42"/>
       <w:r>
         <w:t>3.2.7. regiones.py</w:t>
@@ -7561,7 +7561,7 @@
         <w:pStyle w:val="Ttulo3"/>
       </w:pPr>
       <w:bookmarkStart w:id="46" w:name="registro.py-y-procedencia.py"/>
-      <w:bookmarkStart w:id="47" w:name="_Toc241141981"/>
+      <w:bookmarkStart w:id="47" w:name="_Toc241143352"/>
       <w:bookmarkEnd w:id="44"/>
       <w:r>
         <w:t>3.2.8. registro.py y procedencia.py</w:t>
@@ -7599,7 +7599,7 @@
         <w:pStyle w:val="Ttulo3"/>
       </w:pPr>
       <w:bookmarkStart w:id="48" w:name="juego_ac.py"/>
-      <w:bookmarkStart w:id="49" w:name="_Toc241141982"/>
+      <w:bookmarkStart w:id="49" w:name="_Toc241143353"/>
       <w:bookmarkEnd w:id="46"/>
       <w:r>
         <w:t>3.2.9. juego_ac.py</w:t>
@@ -7775,7 +7775,7 @@
         <w:pStyle w:val="Ttulo2"/>
       </w:pPr>
       <w:bookmarkStart w:id="50" w:name="módulo-controladores"/>
-      <w:bookmarkStart w:id="51" w:name="_Toc241141983"/>
+      <w:bookmarkStart w:id="51" w:name="_Toc241143354"/>
       <w:bookmarkEnd w:id="48"/>
       <w:bookmarkEnd w:id="30"/>
       <w:r>
@@ -7887,7 +7887,7 @@
         <w:pStyle w:val="Ttulo2"/>
       </w:pPr>
       <w:bookmarkStart w:id="52" w:name="módulo-analisis"/>
-      <w:bookmarkStart w:id="53" w:name="_Toc241141984"/>
+      <w:bookmarkStart w:id="53" w:name="_Toc241143355"/>
       <w:bookmarkEnd w:id="50"/>
       <w:r>
         <w:t>3.4. Módulo analisis</w:t>
@@ -8487,7 +8487,7 @@
         <w:pStyle w:val="Ttulo1"/>
       </w:pPr>
       <w:bookmarkStart w:id="54" w:name="modelos-implementados"/>
-      <w:bookmarkStart w:id="55" w:name="_Toc241141985"/>
+      <w:bookmarkStart w:id="55" w:name="_Toc241143356"/>
       <w:bookmarkEnd w:id="52"/>
       <w:bookmarkEnd w:id="18"/>
       <w:r>
@@ -8500,7 +8500,7 @@
         <w:pStyle w:val="Ttulo2"/>
       </w:pPr>
       <w:bookmarkStart w:id="56" w:name="X96369a6eb2e9c0d8dc696b8936d6c8e4726e406"/>
-      <w:bookmarkStart w:id="57" w:name="_Toc241141986"/>
+      <w:bookmarkStart w:id="57" w:name="_Toc241143357"/>
       <w:r>
         <w:t>4.1. Convención de signos y estado del vehículo</w:t>
       </w:r>
@@ -8573,7 +8573,7 @@
         <w:pStyle w:val="Ttulo2"/>
       </w:pPr>
       <w:bookmarkStart w:id="58" w:name="Xf32196e4a1b62a1fea9f2d674258be841847818"/>
-      <w:bookmarkStart w:id="59" w:name="_Toc241141987"/>
+      <w:bookmarkStart w:id="59" w:name="_Toc241143358"/>
       <w:bookmarkEnd w:id="56"/>
       <w:r>
         <w:t>4.2. Trazada, errores de seguimiento y curvatura</w:t>
@@ -9473,7 +9473,7 @@
         <w:pStyle w:val="Ttulo2"/>
       </w:pPr>
       <w:bookmarkStart w:id="60" w:name="regiones-de-curvatura"/>
-      <w:bookmarkStart w:id="61" w:name="_Toc241141988"/>
+      <w:bookmarkStart w:id="61" w:name="_Toc241143359"/>
       <w:bookmarkEnd w:id="58"/>
       <w:r>
         <w:t>4.3. Regiones de curvatura</w:t>
@@ -9496,7 +9496,7 @@
         <w:pStyle w:val="Ttulo2"/>
       </w:pPr>
       <w:bookmarkStart w:id="62" w:name="perfil-de-velocidad"/>
-      <w:bookmarkStart w:id="63" w:name="_Toc241141989"/>
+      <w:bookmarkStart w:id="63" w:name="_Toc241143360"/>
       <w:bookmarkEnd w:id="60"/>
       <w:r>
         <w:t>4.4. Perfil de velocidad</w:t>
@@ -10557,7 +10557,7 @@
         <w:pStyle w:val="Ttulo2"/>
       </w:pPr>
       <w:bookmarkStart w:id="64" w:name="lazo-longitudinal"/>
-      <w:bookmarkStart w:id="65" w:name="_Toc241141990"/>
+      <w:bookmarkStart w:id="65" w:name="_Toc241143361"/>
       <w:bookmarkEnd w:id="62"/>
       <w:r>
         <w:t>4.5. Lazo longitudinal</w:t>
@@ -11978,7 +11978,7 @@
         <w:pStyle w:val="Ttulo2"/>
       </w:pPr>
       <w:bookmarkStart w:id="66" w:name="pure-pursuit"/>
-      <w:bookmarkStart w:id="67" w:name="_Toc241141991"/>
+      <w:bookmarkStart w:id="67" w:name="_Toc241143362"/>
       <w:bookmarkEnd w:id="64"/>
       <w:r>
         <w:t>4.6. Pure Pursuit</w:t>
@@ -12396,7 +12396,7 @@
         <w:pStyle w:val="Ttulo2"/>
       </w:pPr>
       <w:bookmarkStart w:id="68" w:name="stanley"/>
-      <w:bookmarkStart w:id="69" w:name="_Toc241141992"/>
+      <w:bookmarkStart w:id="69" w:name="_Toc241143363"/>
       <w:bookmarkEnd w:id="66"/>
       <w:r>
         <w:t>4.7. Stanley</w:t>
@@ -12640,7 +12640,7 @@
         <w:pStyle w:val="Ttulo2"/>
       </w:pPr>
       <w:bookmarkStart w:id="70" w:name="mpc-con-modelo-bicicleta-cinemático"/>
-      <w:bookmarkStart w:id="71" w:name="_Toc241141993"/>
+      <w:bookmarkStart w:id="71" w:name="_Toc241143364"/>
       <w:bookmarkEnd w:id="68"/>
       <w:r>
         <w:t>4.8. MPC con modelo bicicleta cinemático</w:t>
@@ -14644,7 +14644,7 @@
         <w:pStyle w:val="Ttulo2"/>
       </w:pPr>
       <w:bookmarkStart w:id="72" w:name="X6e64e89baff480fc79e07549646f2cb9c8078a7"/>
-      <w:bookmarkStart w:id="73" w:name="_Toc241141994"/>
+      <w:bookmarkStart w:id="73" w:name="_Toc241143365"/>
       <w:bookmarkEnd w:id="70"/>
       <w:r>
         <w:t>4.9. Entrada progresiva y límites de dirección</w:t>
@@ -14993,7 +14993,7 @@
         <w:pStyle w:val="Ttulo2"/>
       </w:pPr>
       <w:bookmarkStart w:id="74" w:name="conversión-al-eje-de-vjoy"/>
-      <w:bookmarkStart w:id="75" w:name="_Toc241141995"/>
+      <w:bookmarkStart w:id="75" w:name="_Toc241143366"/>
       <w:bookmarkEnd w:id="72"/>
       <w:r>
         <w:lastRenderedPageBreak/>
@@ -15347,7 +15347,7 @@
         <w:pStyle w:val="Ttulo1"/>
       </w:pPr>
       <w:bookmarkStart w:id="76" w:name="métodos-numéricos"/>
-      <w:bookmarkStart w:id="77" w:name="_Toc241141996"/>
+      <w:bookmarkStart w:id="77" w:name="_Toc241143367"/>
       <w:bookmarkEnd w:id="74"/>
       <w:bookmarkEnd w:id="54"/>
       <w:r>
@@ -15360,7 +15360,7 @@
         <w:pStyle w:val="Ttulo2"/>
       </w:pPr>
       <w:bookmarkStart w:id="78" w:name="discretización-y-periodo-de-muestreo"/>
-      <w:bookmarkStart w:id="79" w:name="_Toc241141997"/>
+      <w:bookmarkStart w:id="79" w:name="_Toc241143368"/>
       <w:r>
         <w:t>5.1. Discretización y periodo de muestreo</w:t>
       </w:r>
@@ -15454,7 +15454,7 @@
         <w:pStyle w:val="Ttulo2"/>
       </w:pPr>
       <w:bookmarkStart w:id="80" w:name="solución-del-problema-cuadrático-del-mpc"/>
-      <w:bookmarkStart w:id="81" w:name="_Toc241141998"/>
+      <w:bookmarkStart w:id="81" w:name="_Toc241143369"/>
       <w:bookmarkEnd w:id="78"/>
       <w:r>
         <w:t>5.2. Solución del problema cuadrático del MPC</w:t>
@@ -15880,7 +15880,7 @@
         <w:pStyle w:val="Ttulo2"/>
       </w:pPr>
       <w:bookmarkStart w:id="82" w:name="respaldo-ante-falla-del-solucionador"/>
-      <w:bookmarkStart w:id="83" w:name="_Toc241141999"/>
+      <w:bookmarkStart w:id="83" w:name="_Toc241143370"/>
       <w:bookmarkEnd w:id="80"/>
       <w:r>
         <w:t>5.3. Respaldo ante falla del solucionador</w:t>
@@ -15912,7 +15912,7 @@
         <w:pStyle w:val="Ttulo2"/>
       </w:pPr>
       <w:bookmarkStart w:id="84" w:name="suavizados-y-proyección"/>
-      <w:bookmarkStart w:id="85" w:name="_Toc241142000"/>
+      <w:bookmarkStart w:id="85" w:name="_Toc241143371"/>
       <w:bookmarkEnd w:id="82"/>
       <w:r>
         <w:t>5.4. Suavizados y proyección</w:t>
@@ -15938,7 +15938,7 @@
         <w:pStyle w:val="Ttulo2"/>
       </w:pPr>
       <w:bookmarkStart w:id="86" w:name="fin-de-vuelta-tiempo-límite-y-abandono"/>
-      <w:bookmarkStart w:id="87" w:name="_Toc241142001"/>
+      <w:bookmarkStart w:id="87" w:name="_Toc241143372"/>
       <w:bookmarkEnd w:id="84"/>
       <w:r>
         <w:lastRenderedPageBreak/>
@@ -15968,7 +15968,7 @@
         <w:pStyle w:val="Ttulo1"/>
       </w:pPr>
       <w:bookmarkStart w:id="88" w:name="lazo-de-control-en-tiempo-real"/>
-      <w:bookmarkStart w:id="89" w:name="_Toc241142002"/>
+      <w:bookmarkStart w:id="89" w:name="_Toc241143373"/>
       <w:bookmarkEnd w:id="86"/>
       <w:bookmarkEnd w:id="76"/>
       <w:r>
@@ -16118,7 +16118,7 @@
         <w:pStyle w:val="Ttulo1"/>
       </w:pPr>
       <w:bookmarkStart w:id="90" w:name="gestión-de-experimentos"/>
-      <w:bookmarkStart w:id="91" w:name="_Toc241142003"/>
+      <w:bookmarkStart w:id="91" w:name="_Toc241143374"/>
       <w:bookmarkEnd w:id="88"/>
       <w:r>
         <w:t>7. Gestión de experimentos</w:t>
@@ -16130,7 +16130,7 @@
         <w:pStyle w:val="Ttulo2"/>
       </w:pPr>
       <w:bookmarkStart w:id="92" w:name="fases-y-corridas"/>
-      <w:bookmarkStart w:id="93" w:name="_Toc241142004"/>
+      <w:bookmarkStart w:id="93" w:name="_Toc241143375"/>
       <w:r>
         <w:t>7.1. Fases y corridas</w:t>
       </w:r>
@@ -16152,7 +16152,7 @@
         <w:pStyle w:val="Ttulo2"/>
       </w:pPr>
       <w:bookmarkStart w:id="94" w:name="planes-con-semilla"/>
-      <w:bookmarkStart w:id="95" w:name="_Toc241142005"/>
+      <w:bookmarkStart w:id="95" w:name="_Toc241143376"/>
       <w:bookmarkEnd w:id="92"/>
       <w:r>
         <w:t>7.2. Planes con semilla</w:t>
@@ -16374,7 +16374,7 @@
         <w:pStyle w:val="Ttulo2"/>
       </w:pPr>
       <w:bookmarkStart w:id="96" w:name="tandas-encadenadas"/>
-      <w:bookmarkStart w:id="97" w:name="_Toc241142006"/>
+      <w:bookmarkStart w:id="97" w:name="_Toc241143377"/>
       <w:bookmarkEnd w:id="94"/>
       <w:r>
         <w:t>7.3. Tandas encadenadas</w:t>
@@ -16419,7 +16419,7 @@
         <w:pStyle w:val="Ttulo2"/>
       </w:pPr>
       <w:bookmarkStart w:id="98" w:name="correr-fuera-de-orden-o-repetir"/>
-      <w:bookmarkStart w:id="99" w:name="_Toc241142007"/>
+      <w:bookmarkStart w:id="99" w:name="_Toc241143378"/>
       <w:bookmarkEnd w:id="96"/>
       <w:r>
         <w:t>7.4. Correr fuera de orden o repetir</w:t>
@@ -16439,7 +16439,7 @@
         <w:pStyle w:val="Ttulo1"/>
       </w:pPr>
       <w:bookmarkStart w:id="100" w:name="análisis-y-posprocesamiento"/>
-      <w:bookmarkStart w:id="101" w:name="_Toc241142008"/>
+      <w:bookmarkStart w:id="101" w:name="_Toc241143379"/>
       <w:bookmarkEnd w:id="98"/>
       <w:bookmarkEnd w:id="90"/>
       <w:r>
@@ -16453,7 +16453,7 @@
         <w:pStyle w:val="Ttulo2"/>
       </w:pPr>
       <w:bookmarkStart w:id="102" w:name="métricas-por-vuelta-y-región"/>
-      <w:bookmarkStart w:id="103" w:name="_Toc241142009"/>
+      <w:bookmarkStart w:id="103" w:name="_Toc241143380"/>
       <w:r>
         <w:t>8.1. Métricas por vuelta y región</w:t>
       </w:r>
@@ -17265,7 +17265,7 @@
         <w:pStyle w:val="Ttulo2"/>
       </w:pPr>
       <w:bookmarkStart w:id="104" w:name="mapa-de-campaña-y-pruebas-estadísticas"/>
-      <w:bookmarkStart w:id="105" w:name="_Toc241142010"/>
+      <w:bookmarkStart w:id="105" w:name="_Toc241143381"/>
       <w:bookmarkEnd w:id="102"/>
       <w:r>
         <w:t>8.2. Mapa de campaña y pruebas estadísticas</w:t>
@@ -17303,7 +17303,7 @@
         <w:pStyle w:val="Ttulo2"/>
       </w:pPr>
       <w:bookmarkStart w:id="106" w:name="gráficas"/>
-      <w:bookmarkStart w:id="107" w:name="_Toc241142011"/>
+      <w:bookmarkStart w:id="107" w:name="_Toc241143382"/>
       <w:bookmarkEnd w:id="104"/>
       <w:r>
         <w:lastRenderedPageBreak/>
@@ -17378,7 +17378,7 @@
         <w:pStyle w:val="Ttulo1"/>
       </w:pPr>
       <w:bookmarkStart w:id="108" w:name="almacenamiento-y-formatos"/>
-      <w:bookmarkStart w:id="109" w:name="_Toc241142012"/>
+      <w:bookmarkStart w:id="109" w:name="_Toc241143383"/>
       <w:bookmarkEnd w:id="106"/>
       <w:bookmarkEnd w:id="100"/>
       <w:r>
@@ -17961,7 +17961,7 @@
         <w:pStyle w:val="Ttulo1"/>
       </w:pPr>
       <w:bookmarkStart w:id="110" w:name="parámetros-de-configuración"/>
-      <w:bookmarkStart w:id="111" w:name="_Toc241142013"/>
+      <w:bookmarkStart w:id="111" w:name="_Toc241143384"/>
       <w:bookmarkEnd w:id="108"/>
       <w:r>
         <w:t>10. Parámetros de configuración</w:t>
@@ -25009,7 +25009,7 @@
         <w:pStyle w:val="Ttulo1"/>
       </w:pPr>
       <w:bookmarkStart w:id="112" w:name="restricciones-y-limitaciones"/>
-      <w:bookmarkStart w:id="113" w:name="_Toc241142014"/>
+      <w:bookmarkStart w:id="113" w:name="_Toc241143385"/>
       <w:bookmarkEnd w:id="110"/>
       <w:r>
         <w:t>11. Restricciones y limitaciones</w:t>
@@ -25129,7 +25129,7 @@
         <w:pStyle w:val="Ttulo1"/>
       </w:pPr>
       <w:bookmarkStart w:id="114" w:name="despliegue"/>
-      <w:bookmarkStart w:id="115" w:name="_Toc241142015"/>
+      <w:bookmarkStart w:id="115" w:name="_Toc241143386"/>
       <w:bookmarkEnd w:id="112"/>
       <w:r>
         <w:t>12. Despliegue</w:t>
@@ -25321,7 +25321,7 @@
         <w:pStyle w:val="Ttulo2"/>
       </w:pPr>
       <w:bookmarkStart w:id="116" w:name="ejecutable-para-windows"/>
-      <w:bookmarkStart w:id="117" w:name="_Toc241142016"/>
+      <w:bookmarkStart w:id="117" w:name="_Toc241143387"/>
       <w:r>
         <w:t>12.1. Ejecutable para Windows</w:t>
       </w:r>
@@ -25438,7 +25438,7 @@
         <w:pStyle w:val="Ttulo2"/>
       </w:pPr>
       <w:bookmarkStart w:id="118" w:name="ejecución-desde-el-código-fuente"/>
-      <w:bookmarkStart w:id="119" w:name="_Toc241142017"/>
+      <w:bookmarkStart w:id="119" w:name="_Toc241143388"/>
       <w:bookmarkEnd w:id="116"/>
       <w:r>
         <w:t>12.2. Ejecución desde el código fuent</w:t>
@@ -25470,7 +25470,7 @@
         <w:pStyle w:val="Ttulo1"/>
       </w:pPr>
       <w:bookmarkStart w:id="120" w:name="tecnologías-utilizadas"/>
-      <w:bookmarkStart w:id="121" w:name="_Toc241142018"/>
+      <w:bookmarkStart w:id="121" w:name="_Toc241143389"/>
       <w:bookmarkEnd w:id="118"/>
       <w:bookmarkEnd w:id="114"/>
       <w:r>
@@ -26136,7 +26136,7 @@
         <w:pStyle w:val="Ttulo1"/>
       </w:pPr>
       <w:bookmarkStart w:id="122" w:name="glosario"/>
-      <w:bookmarkStart w:id="123" w:name="_Toc241142019"/>
+      <w:bookmarkStart w:id="123" w:name="_Toc241143390"/>
       <w:bookmarkEnd w:id="120"/>
       <w:r>
         <w:t>14. Glosario</w:t>
@@ -26269,7 +26269,7 @@
         <w:pStyle w:val="Ttulo1"/>
       </w:pPr>
       <w:bookmarkStart w:id="124" w:name="referencias"/>
-      <w:bookmarkStart w:id="125" w:name="_Toc241142020"/>
+      <w:bookmarkStart w:id="125" w:name="_Toc241143391"/>
       <w:bookmarkEnd w:id="122"/>
       <w:r>
         <w:t>Referencias</w:t>
@@ -26440,7 +26440,7 @@
   <w:abstractNum w:abstractNumId="0" w15:restartNumberingAfterBreak="0">
     <w:nsid w:val="0000A990"/>
     <w:multiLevelType w:val="multilevel"/>
-    <w:tmpl w:val="723AA87A"/>
+    <w:tmpl w:val="32BE064E"/>
     <w:lvl w:ilvl="0">
       <w:numFmt w:val="bullet"/>
       <w:lvlText w:val=" "/>
@@ -26517,7 +26517,7 @@
   <w:abstractNum w:abstractNumId="1" w15:restartNumberingAfterBreak="0">
     <w:nsid w:val="0000A991"/>
     <w:multiLevelType w:val="multilevel"/>
-    <w:tmpl w:val="C2304304"/>
+    <w:tmpl w:val="3BC0A808"/>
     <w:lvl w:ilvl="0">
       <w:numFmt w:val="bullet"/>
       <w:lvlText w:val=""/>
@@ -26621,7 +26621,7 @@
   <w:abstractNum w:abstractNumId="2" w15:restartNumberingAfterBreak="0">
     <w:nsid w:val="00A99411"/>
     <w:multiLevelType w:val="multilevel"/>
-    <w:tmpl w:val="8124CB24"/>
+    <w:tmpl w:val="C9766BE4"/>
     <w:lvl w:ilvl="0">
       <w:start w:val="1"/>
       <w:numFmt w:val="decimal"/>
@@ -28081,7 +28081,7 @@
     <w:autoRedefine/>
     <w:uiPriority w:val="39"/>
     <w:unhideWhenUsed/>
-    <w:rsid w:val="0088454F"/>
+    <w:rsid w:val="00511833"/>
     <w:pPr>
       <w:spacing w:after="100"/>
     </w:pPr>
@@ -28093,7 +28093,7 @@
     <w:autoRedefine/>
     <w:uiPriority w:val="39"/>
     <w:unhideWhenUsed/>
-    <w:rsid w:val="0088454F"/>
+    <w:rsid w:val="00511833"/>
     <w:pPr>
       <w:spacing w:after="100"/>
       <w:ind w:left="220"/>
@@ -28106,7 +28106,7 @@
     <w:autoRedefine/>
     <w:uiPriority w:val="39"/>
     <w:unhideWhenUsed/>
-    <w:rsid w:val="0088454F"/>
+    <w:rsid w:val="00511833"/>
     <w:pPr>
       <w:spacing w:after="100"/>
       <w:ind w:left="440"/>

--- a/P00_control_lateral/documentacion/Manual_Tecnico_Trial_Steer.docx
+++ b/P00_control_lateral/documentacion/Manual_Tecnico_Trial_Steer.docx
@@ -532,7 +532,7 @@
       <w:r>
         <w:fldChar w:fldCharType="separate"/>
       </w:r>
-      <w:hyperlink w:anchor="_Toc241143329" w:history="1">
+      <w:hyperlink w:anchor="_Toc241164115" w:history="1">
         <w:r>
           <w:rPr>
             <w:rStyle w:val="Hipervnculo"/>
@@ -559,7 +559,7 @@
             <w:noProof/>
             <w:webHidden/>
           </w:rPr>
-          <w:instrText xml:space="preserve"> PAGEREF _Toc241143329 \h </w:instrText>
+          <w:instrText xml:space="preserve"> PAGEREF _Toc241164115 \h </w:instrText>
         </w:r>
         <w:r>
           <w:rPr>
@@ -604,7 +604,7 @@
           <w:lang w:bidi="ar-SA"/>
         </w:rPr>
       </w:pPr>
-      <w:hyperlink w:anchor="_Toc241143330" w:history="1">
+      <w:hyperlink w:anchor="_Toc241164116" w:history="1">
         <w:r>
           <w:rPr>
             <w:rStyle w:val="Hipervnculo"/>
@@ -631,7 +631,7 @@
             <w:noProof/>
             <w:webHidden/>
           </w:rPr>
-          <w:instrText xml:space="preserve"> PAGEREF _Toc241143330 \h </w:instrText>
+          <w:instrText xml:space="preserve"> PAGEREF _Toc241164116 \h </w:instrText>
         </w:r>
         <w:r>
           <w:rPr>
@@ -676,7 +676,7 @@
           <w:lang w:bidi="ar-SA"/>
         </w:rPr>
       </w:pPr>
-      <w:hyperlink w:anchor="_Toc241143331" w:history="1">
+      <w:hyperlink w:anchor="_Toc241164117" w:history="1">
         <w:r>
           <w:rPr>
             <w:rStyle w:val="Hipervnculo"/>
@@ -703,7 +703,7 @@
             <w:noProof/>
             <w:webHidden/>
           </w:rPr>
-          <w:instrText xml:space="preserve"> PAGEREF _Toc241143331 \h </w:instrText>
+          <w:instrText xml:space="preserve"> PAGEREF _Toc241164117 \h </w:instrText>
         </w:r>
         <w:r>
           <w:rPr>
@@ -748,7 +748,7 @@
           <w:lang w:bidi="ar-SA"/>
         </w:rPr>
       </w:pPr>
-      <w:hyperlink w:anchor="_Toc241143332" w:history="1">
+      <w:hyperlink w:anchor="_Toc241164118" w:history="1">
         <w:r>
           <w:rPr>
             <w:rStyle w:val="Hipervnculo"/>
@@ -775,7 +775,7 @@
             <w:noProof/>
             <w:webHidden/>
           </w:rPr>
-          <w:instrText xml:space="preserve"> PAGEREF _Toc241143332 \h </w:instrText>
+          <w:instrText xml:space="preserve"> PAGEREF _Toc241164118 \h </w:instrText>
         </w:r>
         <w:r>
           <w:rPr>
@@ -820,7 +820,7 @@
           <w:lang w:bidi="ar-SA"/>
         </w:rPr>
       </w:pPr>
-      <w:hyperlink w:anchor="_Toc241143333" w:history="1">
+      <w:hyperlink w:anchor="_Toc241164119" w:history="1">
         <w:r>
           <w:rPr>
             <w:rStyle w:val="Hipervnculo"/>
@@ -847,7 +847,7 @@
             <w:noProof/>
             <w:webHidden/>
           </w:rPr>
-          <w:instrText xml:space="preserve"> PAGEREF _Toc241143333 \h </w:instrText>
+          <w:instrText xml:space="preserve"> PAGEREF _Toc241164119 \h </w:instrText>
         </w:r>
         <w:r>
           <w:rPr>
@@ -892,7 +892,7 @@
           <w:lang w:bidi="ar-SA"/>
         </w:rPr>
       </w:pPr>
-      <w:hyperlink w:anchor="_Toc241143334" w:history="1">
+      <w:hyperlink w:anchor="_Toc241164120" w:history="1">
         <w:r>
           <w:rPr>
             <w:rStyle w:val="Hipervnculo"/>
@@ -919,7 +919,7 @@
             <w:noProof/>
             <w:webHidden/>
           </w:rPr>
-          <w:instrText xml:space="preserve"> PAGEREF _Toc241143334 \h </w:instrText>
+          <w:instrText xml:space="preserve"> PAGEREF _Toc241164120 \h </w:instrText>
         </w:r>
         <w:r>
           <w:rPr>
@@ -964,7 +964,7 @@
           <w:lang w:bidi="ar-SA"/>
         </w:rPr>
       </w:pPr>
-      <w:hyperlink w:anchor="_Toc241143335" w:history="1">
+      <w:hyperlink w:anchor="_Toc241164121" w:history="1">
         <w:r>
           <w:rPr>
             <w:rStyle w:val="Hipervnculo"/>
@@ -991,7 +991,7 @@
             <w:noProof/>
             <w:webHidden/>
           </w:rPr>
-          <w:instrText xml:space="preserve"> PAGEREF _Toc241143335 \h </w:instrText>
+          <w:instrText xml:space="preserve"> PAGEREF _Toc241164121 \h </w:instrText>
         </w:r>
         <w:r>
           <w:rPr>
@@ -1036,7 +1036,7 @@
           <w:lang w:bidi="ar-SA"/>
         </w:rPr>
       </w:pPr>
-      <w:hyperlink w:anchor="_Toc241143336" w:history="1">
+      <w:hyperlink w:anchor="_Toc241164122" w:history="1">
         <w:r>
           <w:rPr>
             <w:rStyle w:val="Hipervnculo"/>
@@ -1063,7 +1063,7 @@
             <w:noProof/>
             <w:webHidden/>
           </w:rPr>
-          <w:instrText xml:space="preserve"> PAGEREF _Toc241143336 \h </w:instrText>
+          <w:instrText xml:space="preserve"> PAGEREF _Toc241164122 \h </w:instrText>
         </w:r>
         <w:r>
           <w:rPr>
@@ -1083,7 +1083,7 @@
             <w:noProof/>
             <w:webHidden/>
           </w:rPr>
-          <w:t>5</w:t>
+          <w:t>6</w:t>
         </w:r>
         <w:r>
           <w:rPr>
@@ -1108,7 +1108,7 @@
           <w:lang w:bidi="ar-SA"/>
         </w:rPr>
       </w:pPr>
-      <w:hyperlink w:anchor="_Toc241143337" w:history="1">
+      <w:hyperlink w:anchor="_Toc241164123" w:history="1">
         <w:r>
           <w:rPr>
             <w:rStyle w:val="Hipervnculo"/>
@@ -1135,7 +1135,7 @@
             <w:noProof/>
             <w:webHidden/>
           </w:rPr>
-          <w:instrText xml:space="preserve"> PAGEREF _Toc241143337 \h </w:instrText>
+          <w:instrText xml:space="preserve"> PAGEREF _Toc241164123 \h </w:instrText>
         </w:r>
         <w:r>
           <w:rPr>
@@ -1155,7 +1155,7 @@
             <w:noProof/>
             <w:webHidden/>
           </w:rPr>
-          <w:t>6</w:t>
+          <w:t>7</w:t>
         </w:r>
         <w:r>
           <w:rPr>
@@ -1180,7 +1180,7 @@
           <w:lang w:bidi="ar-SA"/>
         </w:rPr>
       </w:pPr>
-      <w:hyperlink w:anchor="_Toc241143338" w:history="1">
+      <w:hyperlink w:anchor="_Toc241164124" w:history="1">
         <w:r>
           <w:rPr>
             <w:rStyle w:val="Hipervnculo"/>
@@ -1207,7 +1207,7 @@
             <w:noProof/>
             <w:webHidden/>
           </w:rPr>
-          <w:instrText xml:space="preserve"> PAGEREF _Toc241143338 \h </w:instrText>
+          <w:instrText xml:space="preserve"> PAGEREF _Toc241164124 \h </w:instrText>
         </w:r>
         <w:r>
           <w:rPr>
@@ -1252,7 +1252,7 @@
           <w:lang w:bidi="ar-SA"/>
         </w:rPr>
       </w:pPr>
-      <w:hyperlink w:anchor="_Toc241143339" w:history="1">
+      <w:hyperlink w:anchor="_Toc241164125" w:history="1">
         <w:r>
           <w:rPr>
             <w:rStyle w:val="Hipervnculo"/>
@@ -1279,7 +1279,7 @@
             <w:noProof/>
             <w:webHidden/>
           </w:rPr>
-          <w:instrText xml:space="preserve"> PAGEREF _Toc241143339 \h </w:instrText>
+          <w:instrText xml:space="preserve"> PAGEREF _Toc241164125 \h </w:instrText>
         </w:r>
         <w:r>
           <w:rPr>
@@ -1324,7 +1324,7 @@
           <w:lang w:bidi="ar-SA"/>
         </w:rPr>
       </w:pPr>
-      <w:hyperlink w:anchor="_Toc241143340" w:history="1">
+      <w:hyperlink w:anchor="_Toc241164126" w:history="1">
         <w:r>
           <w:rPr>
             <w:rStyle w:val="Hipervnculo"/>
@@ -1351,7 +1351,7 @@
             <w:noProof/>
             <w:webHidden/>
           </w:rPr>
-          <w:instrText xml:space="preserve"> PAGEREF _Toc241143340 \h </w:instrText>
+          <w:instrText xml:space="preserve"> PAGEREF _Toc241164126 \h </w:instrText>
         </w:r>
         <w:r>
           <w:rPr>
@@ -1396,7 +1396,7 @@
           <w:lang w:bidi="ar-SA"/>
         </w:rPr>
       </w:pPr>
-      <w:hyperlink w:anchor="_Toc241143341" w:history="1">
+      <w:hyperlink w:anchor="_Toc241164127" w:history="1">
         <w:r>
           <w:rPr>
             <w:rStyle w:val="Hipervnculo"/>
@@ -1423,7 +1423,7 @@
             <w:noProof/>
             <w:webHidden/>
           </w:rPr>
-          <w:instrText xml:space="preserve"> PAGEREF _Toc241143341 \h </w:instrText>
+          <w:instrText xml:space="preserve"> PAGEREF _Toc241164127 \h </w:instrText>
         </w:r>
         <w:r>
           <w:rPr>
@@ -1468,7 +1468,7 @@
           <w:lang w:bidi="ar-SA"/>
         </w:rPr>
       </w:pPr>
-      <w:hyperlink w:anchor="_Toc241143342" w:history="1">
+      <w:hyperlink w:anchor="_Toc241164128" w:history="1">
         <w:r>
           <w:rPr>
             <w:rStyle w:val="Hipervnculo"/>
@@ -1495,7 +1495,7 @@
             <w:noProof/>
             <w:webHidden/>
           </w:rPr>
-          <w:instrText xml:space="preserve"> PAGEREF _Toc241143342 \h </w:instrText>
+          <w:instrText xml:space="preserve"> PAGEREF _Toc241164128 \h </w:instrText>
         </w:r>
         <w:r>
           <w:rPr>
@@ -1515,7 +1515,7 @@
             <w:noProof/>
             <w:webHidden/>
           </w:rPr>
-          <w:t>7</w:t>
+          <w:t>8</w:t>
         </w:r>
         <w:r>
           <w:rPr>
@@ -1540,7 +1540,7 @@
           <w:lang w:bidi="ar-SA"/>
         </w:rPr>
       </w:pPr>
-      <w:hyperlink w:anchor="_Toc241143343" w:history="1">
+      <w:hyperlink w:anchor="_Toc241164129" w:history="1">
         <w:r>
           <w:rPr>
             <w:rStyle w:val="Hipervnculo"/>
@@ -1567,7 +1567,7 @@
             <w:noProof/>
             <w:webHidden/>
           </w:rPr>
-          <w:instrText xml:space="preserve"> PAGEREF _Toc241143343 \h </w:instrText>
+          <w:instrText xml:space="preserve"> PAGEREF _Toc241164129 \h </w:instrText>
         </w:r>
         <w:r>
           <w:rPr>
@@ -1612,7 +1612,7 @@
           <w:lang w:bidi="ar-SA"/>
         </w:rPr>
       </w:pPr>
-      <w:hyperlink w:anchor="_Toc241143344" w:history="1">
+      <w:hyperlink w:anchor="_Toc241164130" w:history="1">
         <w:r>
           <w:rPr>
             <w:rStyle w:val="Hipervnculo"/>
@@ -1639,7 +1639,7 @@
             <w:noProof/>
             <w:webHidden/>
           </w:rPr>
-          <w:instrText xml:space="preserve"> PAGEREF _Toc241143344 \h </w:instrText>
+          <w:instrText xml:space="preserve"> PAGEREF _Toc241164130 \h </w:instrText>
         </w:r>
         <w:r>
           <w:rPr>
@@ -1684,7 +1684,7 @@
           <w:lang w:bidi="ar-SA"/>
         </w:rPr>
       </w:pPr>
-      <w:hyperlink w:anchor="_Toc241143345" w:history="1">
+      <w:hyperlink w:anchor="_Toc241164131" w:history="1">
         <w:r>
           <w:rPr>
             <w:rStyle w:val="Hipervnculo"/>
@@ -1711,7 +1711,7 @@
             <w:noProof/>
             <w:webHidden/>
           </w:rPr>
-          <w:instrText xml:space="preserve"> PAGEREF _Toc241143345 \h </w:instrText>
+          <w:instrText xml:space="preserve"> PAGEREF _Toc241164131 \h </w:instrText>
         </w:r>
         <w:r>
           <w:rPr>
@@ -1756,7 +1756,7 @@
           <w:lang w:bidi="ar-SA"/>
         </w:rPr>
       </w:pPr>
-      <w:hyperlink w:anchor="_Toc241143346" w:history="1">
+      <w:hyperlink w:anchor="_Toc241164132" w:history="1">
         <w:r>
           <w:rPr>
             <w:rStyle w:val="Hipervnculo"/>
@@ -1783,7 +1783,7 @@
             <w:noProof/>
             <w:webHidden/>
           </w:rPr>
-          <w:instrText xml:space="preserve"> PAGEREF _Toc241143346 \h </w:instrText>
+          <w:instrText xml:space="preserve"> PAGEREF _Toc241164132 \h </w:instrText>
         </w:r>
         <w:r>
           <w:rPr>
@@ -1828,7 +1828,7 @@
           <w:lang w:bidi="ar-SA"/>
         </w:rPr>
       </w:pPr>
-      <w:hyperlink w:anchor="_Toc241143347" w:history="1">
+      <w:hyperlink w:anchor="_Toc241164133" w:history="1">
         <w:r>
           <w:rPr>
             <w:rStyle w:val="Hipervnculo"/>
@@ -1855,7 +1855,7 @@
             <w:noProof/>
             <w:webHidden/>
           </w:rPr>
-          <w:instrText xml:space="preserve"> PAGEREF _Toc241143347 \h </w:instrText>
+          <w:instrText xml:space="preserve"> PAGEREF _Toc241164133 \h </w:instrText>
         </w:r>
         <w:r>
           <w:rPr>
@@ -1900,7 +1900,7 @@
           <w:lang w:bidi="ar-SA"/>
         </w:rPr>
       </w:pPr>
-      <w:hyperlink w:anchor="_Toc241143348" w:history="1">
+      <w:hyperlink w:anchor="_Toc241164134" w:history="1">
         <w:r>
           <w:rPr>
             <w:rStyle w:val="Hipervnculo"/>
@@ -1927,7 +1927,7 @@
             <w:noProof/>
             <w:webHidden/>
           </w:rPr>
-          <w:instrText xml:space="preserve"> PAGEREF _Toc241143348 \h </w:instrText>
+          <w:instrText xml:space="preserve"> PAGEREF _Toc241164134 \h </w:instrText>
         </w:r>
         <w:r>
           <w:rPr>
@@ -1947,7 +1947,7 @@
             <w:noProof/>
             <w:webHidden/>
           </w:rPr>
-          <w:t>8</w:t>
+          <w:t>9</w:t>
         </w:r>
         <w:r>
           <w:rPr>
@@ -1972,7 +1972,7 @@
           <w:lang w:bidi="ar-SA"/>
         </w:rPr>
       </w:pPr>
-      <w:hyperlink w:anchor="_Toc241143349" w:history="1">
+      <w:hyperlink w:anchor="_Toc241164135" w:history="1">
         <w:r>
           <w:rPr>
             <w:rStyle w:val="Hipervnculo"/>
@@ -1999,7 +1999,7 @@
             <w:noProof/>
             <w:webHidden/>
           </w:rPr>
-          <w:instrText xml:space="preserve"> PAGEREF _Toc241143349 \h </w:instrText>
+          <w:instrText xml:space="preserve"> PAGEREF _Toc241164135 \h </w:instrText>
         </w:r>
         <w:r>
           <w:rPr>
@@ -2044,7 +2044,7 @@
           <w:lang w:bidi="ar-SA"/>
         </w:rPr>
       </w:pPr>
-      <w:hyperlink w:anchor="_Toc241143350" w:history="1">
+      <w:hyperlink w:anchor="_Toc241164136" w:history="1">
         <w:r>
           <w:rPr>
             <w:rStyle w:val="Hipervnculo"/>
@@ -2071,7 +2071,7 @@
             <w:noProof/>
             <w:webHidden/>
           </w:rPr>
-          <w:instrText xml:space="preserve"> PAGEREF _Toc241143350 \h </w:instrText>
+          <w:instrText xml:space="preserve"> PAGEREF _Toc241164136 \h </w:instrText>
         </w:r>
         <w:r>
           <w:rPr>
@@ -2116,7 +2116,7 @@
           <w:lang w:bidi="ar-SA"/>
         </w:rPr>
       </w:pPr>
-      <w:hyperlink w:anchor="_Toc241143351" w:history="1">
+      <w:hyperlink w:anchor="_Toc241164137" w:history="1">
         <w:r>
           <w:rPr>
             <w:rStyle w:val="Hipervnculo"/>
@@ -2143,7 +2143,7 @@
             <w:noProof/>
             <w:webHidden/>
           </w:rPr>
-          <w:instrText xml:space="preserve"> PAGEREF _Toc241143351 \h </w:instrText>
+          <w:instrText xml:space="preserve"> PAGEREF _Toc241164137 \h </w:instrText>
         </w:r>
         <w:r>
           <w:rPr>
@@ -2188,7 +2188,7 @@
           <w:lang w:bidi="ar-SA"/>
         </w:rPr>
       </w:pPr>
-      <w:hyperlink w:anchor="_Toc241143352" w:history="1">
+      <w:hyperlink w:anchor="_Toc241164138" w:history="1">
         <w:r>
           <w:rPr>
             <w:rStyle w:val="Hipervnculo"/>
@@ -2215,7 +2215,7 @@
             <w:noProof/>
             <w:webHidden/>
           </w:rPr>
-          <w:instrText xml:space="preserve"> PAGEREF _Toc241143352 \h </w:instrText>
+          <w:instrText xml:space="preserve"> PAGEREF _Toc241164138 \h </w:instrText>
         </w:r>
         <w:r>
           <w:rPr>
@@ -2260,7 +2260,7 @@
           <w:lang w:bidi="ar-SA"/>
         </w:rPr>
       </w:pPr>
-      <w:hyperlink w:anchor="_Toc241143353" w:history="1">
+      <w:hyperlink w:anchor="_Toc241164139" w:history="1">
         <w:r>
           <w:rPr>
             <w:rStyle w:val="Hipervnculo"/>
@@ -2287,7 +2287,7 @@
             <w:noProof/>
             <w:webHidden/>
           </w:rPr>
-          <w:instrText xml:space="preserve"> PAGEREF _Toc241143353 \h </w:instrText>
+          <w:instrText xml:space="preserve"> PAGEREF _Toc241164139 \h </w:instrText>
         </w:r>
         <w:r>
           <w:rPr>
@@ -2332,7 +2332,7 @@
           <w:lang w:bidi="ar-SA"/>
         </w:rPr>
       </w:pPr>
-      <w:hyperlink w:anchor="_Toc241143354" w:history="1">
+      <w:hyperlink w:anchor="_Toc241164140" w:history="1">
         <w:r>
           <w:rPr>
             <w:rStyle w:val="Hipervnculo"/>
@@ -2359,7 +2359,7 @@
             <w:noProof/>
             <w:webHidden/>
           </w:rPr>
-          <w:instrText xml:space="preserve"> PAGEREF _Toc241143354 \h </w:instrText>
+          <w:instrText xml:space="preserve"> PAGEREF _Toc241164140 \h </w:instrText>
         </w:r>
         <w:r>
           <w:rPr>
@@ -2379,7 +2379,7 @@
             <w:noProof/>
             <w:webHidden/>
           </w:rPr>
-          <w:t>9</w:t>
+          <w:t>10</w:t>
         </w:r>
         <w:r>
           <w:rPr>
@@ -2404,7 +2404,7 @@
           <w:lang w:bidi="ar-SA"/>
         </w:rPr>
       </w:pPr>
-      <w:hyperlink w:anchor="_Toc241143355" w:history="1">
+      <w:hyperlink w:anchor="_Toc241164141" w:history="1">
         <w:r>
           <w:rPr>
             <w:rStyle w:val="Hipervnculo"/>
@@ -2431,7 +2431,7 @@
             <w:noProof/>
             <w:webHidden/>
           </w:rPr>
-          <w:instrText xml:space="preserve"> PAGEREF _Toc241143355 \h </w:instrText>
+          <w:instrText xml:space="preserve"> PAGEREF _Toc241164141 \h </w:instrText>
         </w:r>
         <w:r>
           <w:rPr>
@@ -2476,7 +2476,7 @@
           <w:lang w:bidi="ar-SA"/>
         </w:rPr>
       </w:pPr>
-      <w:hyperlink w:anchor="_Toc241143356" w:history="1">
+      <w:hyperlink w:anchor="_Toc241164142" w:history="1">
         <w:r>
           <w:rPr>
             <w:rStyle w:val="Hipervnculo"/>
@@ -2503,7 +2503,7 @@
             <w:noProof/>
             <w:webHidden/>
           </w:rPr>
-          <w:instrText xml:space="preserve"> PAGEREF _Toc241143356 \h </w:instrText>
+          <w:instrText xml:space="preserve"> PAGEREF _Toc241164142 \h </w:instrText>
         </w:r>
         <w:r>
           <w:rPr>
@@ -2548,7 +2548,7 @@
           <w:lang w:bidi="ar-SA"/>
         </w:rPr>
       </w:pPr>
-      <w:hyperlink w:anchor="_Toc241143357" w:history="1">
+      <w:hyperlink w:anchor="_Toc241164143" w:history="1">
         <w:r>
           <w:rPr>
             <w:rStyle w:val="Hipervnculo"/>
@@ -2575,7 +2575,7 @@
             <w:noProof/>
             <w:webHidden/>
           </w:rPr>
-          <w:instrText xml:space="preserve"> PAGEREF _Toc241143357 \h </w:instrText>
+          <w:instrText xml:space="preserve"> PAGEREF _Toc241164143 \h </w:instrText>
         </w:r>
         <w:r>
           <w:rPr>
@@ -2620,7 +2620,7 @@
           <w:lang w:bidi="ar-SA"/>
         </w:rPr>
       </w:pPr>
-      <w:hyperlink w:anchor="_Toc241143358" w:history="1">
+      <w:hyperlink w:anchor="_Toc241164144" w:history="1">
         <w:r>
           <w:rPr>
             <w:rStyle w:val="Hipervnculo"/>
@@ -2647,7 +2647,7 @@
             <w:noProof/>
             <w:webHidden/>
           </w:rPr>
-          <w:instrText xml:space="preserve"> PAGEREF _Toc241143358 \h </w:instrText>
+          <w:instrText xml:space="preserve"> PAGEREF _Toc241164144 \h </w:instrText>
         </w:r>
         <w:r>
           <w:rPr>
@@ -2692,7 +2692,7 @@
           <w:lang w:bidi="ar-SA"/>
         </w:rPr>
       </w:pPr>
-      <w:hyperlink w:anchor="_Toc241143359" w:history="1">
+      <w:hyperlink w:anchor="_Toc241164145" w:history="1">
         <w:r>
           <w:rPr>
             <w:rStyle w:val="Hipervnculo"/>
@@ -2719,7 +2719,7 @@
             <w:noProof/>
             <w:webHidden/>
           </w:rPr>
-          <w:instrText xml:space="preserve"> PAGEREF _Toc241143359 \h </w:instrText>
+          <w:instrText xml:space="preserve"> PAGEREF _Toc241164145 \h </w:instrText>
         </w:r>
         <w:r>
           <w:rPr>
@@ -2764,7 +2764,7 @@
           <w:lang w:bidi="ar-SA"/>
         </w:rPr>
       </w:pPr>
-      <w:hyperlink w:anchor="_Toc241143360" w:history="1">
+      <w:hyperlink w:anchor="_Toc241164146" w:history="1">
         <w:r>
           <w:rPr>
             <w:rStyle w:val="Hipervnculo"/>
@@ -2791,7 +2791,7 @@
             <w:noProof/>
             <w:webHidden/>
           </w:rPr>
-          <w:instrText xml:space="preserve"> PAGEREF _Toc241143360 \h </w:instrText>
+          <w:instrText xml:space="preserve"> PAGEREF _Toc241164146 \h </w:instrText>
         </w:r>
         <w:r>
           <w:rPr>
@@ -2836,7 +2836,7 @@
           <w:lang w:bidi="ar-SA"/>
         </w:rPr>
       </w:pPr>
-      <w:hyperlink w:anchor="_Toc241143361" w:history="1">
+      <w:hyperlink w:anchor="_Toc241164147" w:history="1">
         <w:r>
           <w:rPr>
             <w:rStyle w:val="Hipervnculo"/>
@@ -2863,7 +2863,7 @@
             <w:noProof/>
             <w:webHidden/>
           </w:rPr>
-          <w:instrText xml:space="preserve"> PAGEREF _Toc241143361 \h </w:instrText>
+          <w:instrText xml:space="preserve"> PAGEREF _Toc241164147 \h </w:instrText>
         </w:r>
         <w:r>
           <w:rPr>
@@ -2908,7 +2908,7 @@
           <w:lang w:bidi="ar-SA"/>
         </w:rPr>
       </w:pPr>
-      <w:hyperlink w:anchor="_Toc241143362" w:history="1">
+      <w:hyperlink w:anchor="_Toc241164148" w:history="1">
         <w:r>
           <w:rPr>
             <w:rStyle w:val="Hipervnculo"/>
@@ -2935,7 +2935,7 @@
             <w:noProof/>
             <w:webHidden/>
           </w:rPr>
-          <w:instrText xml:space="preserve"> PAGEREF _Toc241143362 \h </w:instrText>
+          <w:instrText xml:space="preserve"> PAGEREF _Toc241164148 \h </w:instrText>
         </w:r>
         <w:r>
           <w:rPr>
@@ -2980,7 +2980,7 @@
           <w:lang w:bidi="ar-SA"/>
         </w:rPr>
       </w:pPr>
-      <w:hyperlink w:anchor="_Toc241143363" w:history="1">
+      <w:hyperlink w:anchor="_Toc241164149" w:history="1">
         <w:r>
           <w:rPr>
             <w:rStyle w:val="Hipervnculo"/>
@@ -3007,7 +3007,7 @@
             <w:noProof/>
             <w:webHidden/>
           </w:rPr>
-          <w:instrText xml:space="preserve"> PAGEREF _Toc241143363 \h </w:instrText>
+          <w:instrText xml:space="preserve"> PAGEREF _Toc241164149 \h </w:instrText>
         </w:r>
         <w:r>
           <w:rPr>
@@ -3027,7 +3027,7 @@
             <w:noProof/>
             <w:webHidden/>
           </w:rPr>
-          <w:t>12</w:t>
+          <w:t>13</w:t>
         </w:r>
         <w:r>
           <w:rPr>
@@ -3052,7 +3052,7 @@
           <w:lang w:bidi="ar-SA"/>
         </w:rPr>
       </w:pPr>
-      <w:hyperlink w:anchor="_Toc241143364" w:history="1">
+      <w:hyperlink w:anchor="_Toc241164150" w:history="1">
         <w:r>
           <w:rPr>
             <w:rStyle w:val="Hipervnculo"/>
@@ -3079,7 +3079,7 @@
             <w:noProof/>
             <w:webHidden/>
           </w:rPr>
-          <w:instrText xml:space="preserve"> PAGEREF _Toc241143364 \h </w:instrText>
+          <w:instrText xml:space="preserve"> PAGEREF _Toc241164150 \h </w:instrText>
         </w:r>
         <w:r>
           <w:rPr>
@@ -3124,7 +3124,7 @@
           <w:lang w:bidi="ar-SA"/>
         </w:rPr>
       </w:pPr>
-      <w:hyperlink w:anchor="_Toc241143365" w:history="1">
+      <w:hyperlink w:anchor="_Toc241164151" w:history="1">
         <w:r>
           <w:rPr>
             <w:rStyle w:val="Hipervnculo"/>
@@ -3151,7 +3151,7 @@
             <w:noProof/>
             <w:webHidden/>
           </w:rPr>
-          <w:instrText xml:space="preserve"> PAGEREF _Toc241143365 \h </w:instrText>
+          <w:instrText xml:space="preserve"> PAGEREF _Toc241164151 \h </w:instrText>
         </w:r>
         <w:r>
           <w:rPr>
@@ -3196,7 +3196,7 @@
           <w:lang w:bidi="ar-SA"/>
         </w:rPr>
       </w:pPr>
-      <w:hyperlink w:anchor="_Toc241143366" w:history="1">
+      <w:hyperlink w:anchor="_Toc241164152" w:history="1">
         <w:r>
           <w:rPr>
             <w:rStyle w:val="Hipervnculo"/>
@@ -3223,7 +3223,7 @@
             <w:noProof/>
             <w:webHidden/>
           </w:rPr>
-          <w:instrText xml:space="preserve"> PAGEREF _Toc241143366 \h </w:instrText>
+          <w:instrText xml:space="preserve"> PAGEREF _Toc241164152 \h </w:instrText>
         </w:r>
         <w:r>
           <w:rPr>
@@ -3268,7 +3268,7 @@
           <w:lang w:bidi="ar-SA"/>
         </w:rPr>
       </w:pPr>
-      <w:hyperlink w:anchor="_Toc241143367" w:history="1">
+      <w:hyperlink w:anchor="_Toc241164153" w:history="1">
         <w:r>
           <w:rPr>
             <w:rStyle w:val="Hipervnculo"/>
@@ -3295,7 +3295,7 @@
             <w:noProof/>
             <w:webHidden/>
           </w:rPr>
-          <w:instrText xml:space="preserve"> PAGEREF _Toc241143367 \h </w:instrText>
+          <w:instrText xml:space="preserve"> PAGEREF _Toc241164153 \h </w:instrText>
         </w:r>
         <w:r>
           <w:rPr>
@@ -3340,7 +3340,7 @@
           <w:lang w:bidi="ar-SA"/>
         </w:rPr>
       </w:pPr>
-      <w:hyperlink w:anchor="_Toc241143368" w:history="1">
+      <w:hyperlink w:anchor="_Toc241164154" w:history="1">
         <w:r>
           <w:rPr>
             <w:rStyle w:val="Hipervnculo"/>
@@ -3367,7 +3367,7 @@
             <w:noProof/>
             <w:webHidden/>
           </w:rPr>
-          <w:instrText xml:space="preserve"> PAGEREF _Toc241143368 \h </w:instrText>
+          <w:instrText xml:space="preserve"> PAGEREF _Toc241164154 \h </w:instrText>
         </w:r>
         <w:r>
           <w:rPr>
@@ -3412,7 +3412,7 @@
           <w:lang w:bidi="ar-SA"/>
         </w:rPr>
       </w:pPr>
-      <w:hyperlink w:anchor="_Toc241143369" w:history="1">
+      <w:hyperlink w:anchor="_Toc241164155" w:history="1">
         <w:r>
           <w:rPr>
             <w:rStyle w:val="Hipervnculo"/>
@@ -3439,7 +3439,7 @@
             <w:noProof/>
             <w:webHidden/>
           </w:rPr>
-          <w:instrText xml:space="preserve"> PAGEREF _Toc241143369 \h </w:instrText>
+          <w:instrText xml:space="preserve"> PAGEREF _Toc241164155 \h </w:instrText>
         </w:r>
         <w:r>
           <w:rPr>
@@ -3484,7 +3484,7 @@
           <w:lang w:bidi="ar-SA"/>
         </w:rPr>
       </w:pPr>
-      <w:hyperlink w:anchor="_Toc241143370" w:history="1">
+      <w:hyperlink w:anchor="_Toc241164156" w:history="1">
         <w:r>
           <w:rPr>
             <w:rStyle w:val="Hipervnculo"/>
@@ -3511,7 +3511,7 @@
             <w:noProof/>
             <w:webHidden/>
           </w:rPr>
-          <w:instrText xml:space="preserve"> PAGEREF _Toc241143370 \h </w:instrText>
+          <w:instrText xml:space="preserve"> PAGEREF _Toc241164156 \h </w:instrText>
         </w:r>
         <w:r>
           <w:rPr>
@@ -3556,7 +3556,7 @@
           <w:lang w:bidi="ar-SA"/>
         </w:rPr>
       </w:pPr>
-      <w:hyperlink w:anchor="_Toc241143371" w:history="1">
+      <w:hyperlink w:anchor="_Toc241164157" w:history="1">
         <w:r>
           <w:rPr>
             <w:rStyle w:val="Hipervnculo"/>
@@ -3583,7 +3583,7 @@
             <w:noProof/>
             <w:webHidden/>
           </w:rPr>
-          <w:instrText xml:space="preserve"> PAGEREF _Toc241143371 \h </w:instrText>
+          <w:instrText xml:space="preserve"> PAGEREF _Toc241164157 \h </w:instrText>
         </w:r>
         <w:r>
           <w:rPr>
@@ -3628,7 +3628,7 @@
           <w:lang w:bidi="ar-SA"/>
         </w:rPr>
       </w:pPr>
-      <w:hyperlink w:anchor="_Toc241143372" w:history="1">
+      <w:hyperlink w:anchor="_Toc241164158" w:history="1">
         <w:r>
           <w:rPr>
             <w:rStyle w:val="Hipervnculo"/>
@@ -3655,7 +3655,7 @@
             <w:noProof/>
             <w:webHidden/>
           </w:rPr>
-          <w:instrText xml:space="preserve"> PAGEREF _Toc241143372 \h </w:instrText>
+          <w:instrText xml:space="preserve"> PAGEREF _Toc241164158 \h </w:instrText>
         </w:r>
         <w:r>
           <w:rPr>
@@ -3700,7 +3700,7 @@
           <w:lang w:bidi="ar-SA"/>
         </w:rPr>
       </w:pPr>
-      <w:hyperlink w:anchor="_Toc241143373" w:history="1">
+      <w:hyperlink w:anchor="_Toc241164159" w:history="1">
         <w:r>
           <w:rPr>
             <w:rStyle w:val="Hipervnculo"/>
@@ -3727,7 +3727,7 @@
             <w:noProof/>
             <w:webHidden/>
           </w:rPr>
-          <w:instrText xml:space="preserve"> PAGEREF _Toc241143373 \h </w:instrText>
+          <w:instrText xml:space="preserve"> PAGEREF _Toc241164159 \h </w:instrText>
         </w:r>
         <w:r>
           <w:rPr>
@@ -3772,7 +3772,7 @@
           <w:lang w:bidi="ar-SA"/>
         </w:rPr>
       </w:pPr>
-      <w:hyperlink w:anchor="_Toc241143374" w:history="1">
+      <w:hyperlink w:anchor="_Toc241164160" w:history="1">
         <w:r>
           <w:rPr>
             <w:rStyle w:val="Hipervnculo"/>
@@ -3799,7 +3799,7 @@
             <w:noProof/>
             <w:webHidden/>
           </w:rPr>
-          <w:instrText xml:space="preserve"> PAGEREF _Toc241143374 \h </w:instrText>
+          <w:instrText xml:space="preserve"> PAGEREF _Toc241164160 \h </w:instrText>
         </w:r>
         <w:r>
           <w:rPr>
@@ -3844,7 +3844,7 @@
           <w:lang w:bidi="ar-SA"/>
         </w:rPr>
       </w:pPr>
-      <w:hyperlink w:anchor="_Toc241143375" w:history="1">
+      <w:hyperlink w:anchor="_Toc241164161" w:history="1">
         <w:r>
           <w:rPr>
             <w:rStyle w:val="Hipervnculo"/>
@@ -3871,7 +3871,7 @@
             <w:noProof/>
             <w:webHidden/>
           </w:rPr>
-          <w:instrText xml:space="preserve"> PAGEREF _Toc241143375 \h </w:instrText>
+          <w:instrText xml:space="preserve"> PAGEREF _Toc241164161 \h </w:instrText>
         </w:r>
         <w:r>
           <w:rPr>
@@ -3916,7 +3916,7 @@
           <w:lang w:bidi="ar-SA"/>
         </w:rPr>
       </w:pPr>
-      <w:hyperlink w:anchor="_Toc241143376" w:history="1">
+      <w:hyperlink w:anchor="_Toc241164162" w:history="1">
         <w:r>
           <w:rPr>
             <w:rStyle w:val="Hipervnculo"/>
@@ -3943,7 +3943,7 @@
             <w:noProof/>
             <w:webHidden/>
           </w:rPr>
-          <w:instrText xml:space="preserve"> PAGEREF _Toc241143376 \h </w:instrText>
+          <w:instrText xml:space="preserve"> PAGEREF _Toc241164162 \h </w:instrText>
         </w:r>
         <w:r>
           <w:rPr>
@@ -3988,7 +3988,7 @@
           <w:lang w:bidi="ar-SA"/>
         </w:rPr>
       </w:pPr>
-      <w:hyperlink w:anchor="_Toc241143377" w:history="1">
+      <w:hyperlink w:anchor="_Toc241164163" w:history="1">
         <w:r>
           <w:rPr>
             <w:rStyle w:val="Hipervnculo"/>
@@ -4015,7 +4015,7 @@
             <w:noProof/>
             <w:webHidden/>
           </w:rPr>
-          <w:instrText xml:space="preserve"> PAGEREF _Toc241143377 \h </w:instrText>
+          <w:instrText xml:space="preserve"> PAGEREF _Toc241164163 \h </w:instrText>
         </w:r>
         <w:r>
           <w:rPr>
@@ -4060,7 +4060,7 @@
           <w:lang w:bidi="ar-SA"/>
         </w:rPr>
       </w:pPr>
-      <w:hyperlink w:anchor="_Toc241143378" w:history="1">
+      <w:hyperlink w:anchor="_Toc241164164" w:history="1">
         <w:r>
           <w:rPr>
             <w:rStyle w:val="Hipervnculo"/>
@@ -4087,7 +4087,7 @@
             <w:noProof/>
             <w:webHidden/>
           </w:rPr>
-          <w:instrText xml:space="preserve"> PAGEREF _Toc241143378 \h </w:instrText>
+          <w:instrText xml:space="preserve"> PAGEREF _Toc241164164 \h </w:instrText>
         </w:r>
         <w:r>
           <w:rPr>
@@ -4132,7 +4132,7 @@
           <w:lang w:bidi="ar-SA"/>
         </w:rPr>
       </w:pPr>
-      <w:hyperlink w:anchor="_Toc241143379" w:history="1">
+      <w:hyperlink w:anchor="_Toc241164165" w:history="1">
         <w:r>
           <w:rPr>
             <w:rStyle w:val="Hipervnculo"/>
@@ -4159,7 +4159,7 @@
             <w:noProof/>
             <w:webHidden/>
           </w:rPr>
-          <w:instrText xml:space="preserve"> PAGEREF _Toc241143379 \h </w:instrText>
+          <w:instrText xml:space="preserve"> PAGEREF _Toc241164165 \h </w:instrText>
         </w:r>
         <w:r>
           <w:rPr>
@@ -4204,7 +4204,7 @@
           <w:lang w:bidi="ar-SA"/>
         </w:rPr>
       </w:pPr>
-      <w:hyperlink w:anchor="_Toc241143380" w:history="1">
+      <w:hyperlink w:anchor="_Toc241164166" w:history="1">
         <w:r>
           <w:rPr>
             <w:rStyle w:val="Hipervnculo"/>
@@ -4231,7 +4231,7 @@
             <w:noProof/>
             <w:webHidden/>
           </w:rPr>
-          <w:instrText xml:space="preserve"> PAGEREF _Toc241143380 \h </w:instrText>
+          <w:instrText xml:space="preserve"> PAGEREF _Toc241164166 \h </w:instrText>
         </w:r>
         <w:r>
           <w:rPr>
@@ -4276,7 +4276,7 @@
           <w:lang w:bidi="ar-SA"/>
         </w:rPr>
       </w:pPr>
-      <w:hyperlink w:anchor="_Toc241143381" w:history="1">
+      <w:hyperlink w:anchor="_Toc241164167" w:history="1">
         <w:r>
           <w:rPr>
             <w:rStyle w:val="Hipervnculo"/>
@@ -4303,7 +4303,7 @@
             <w:noProof/>
             <w:webHidden/>
           </w:rPr>
-          <w:instrText xml:space="preserve"> PAGEREF _Toc241143381 \h </w:instrText>
+          <w:instrText xml:space="preserve"> PAGEREF _Toc241164167 \h </w:instrText>
         </w:r>
         <w:r>
           <w:rPr>
@@ -4348,7 +4348,7 @@
           <w:lang w:bidi="ar-SA"/>
         </w:rPr>
       </w:pPr>
-      <w:hyperlink w:anchor="_Toc241143382" w:history="1">
+      <w:hyperlink w:anchor="_Toc241164168" w:history="1">
         <w:r>
           <w:rPr>
             <w:rStyle w:val="Hipervnculo"/>
@@ -4375,7 +4375,7 @@
             <w:noProof/>
             <w:webHidden/>
           </w:rPr>
-          <w:instrText xml:space="preserve"> PAGEREF _Toc241143382 \h </w:instrText>
+          <w:instrText xml:space="preserve"> PAGEREF _Toc241164168 \h </w:instrText>
         </w:r>
         <w:r>
           <w:rPr>
@@ -4420,7 +4420,7 @@
           <w:lang w:bidi="ar-SA"/>
         </w:rPr>
       </w:pPr>
-      <w:hyperlink w:anchor="_Toc241143383" w:history="1">
+      <w:hyperlink w:anchor="_Toc241164169" w:history="1">
         <w:r>
           <w:rPr>
             <w:rStyle w:val="Hipervnculo"/>
@@ -4447,7 +4447,7 @@
             <w:noProof/>
             <w:webHidden/>
           </w:rPr>
-          <w:instrText xml:space="preserve"> PAGEREF _Toc241143383 \h </w:instrText>
+          <w:instrText xml:space="preserve"> PAGEREF _Toc241164169 \h </w:instrText>
         </w:r>
         <w:r>
           <w:rPr>
@@ -4492,7 +4492,7 @@
           <w:lang w:bidi="ar-SA"/>
         </w:rPr>
       </w:pPr>
-      <w:hyperlink w:anchor="_Toc241143384" w:history="1">
+      <w:hyperlink w:anchor="_Toc241164170" w:history="1">
         <w:r>
           <w:rPr>
             <w:rStyle w:val="Hipervnculo"/>
@@ -4519,7 +4519,7 @@
             <w:noProof/>
             <w:webHidden/>
           </w:rPr>
-          <w:instrText xml:space="preserve"> PAGEREF _Toc241143384 \h </w:instrText>
+          <w:instrText xml:space="preserve"> PAGEREF _Toc241164170 \h </w:instrText>
         </w:r>
         <w:r>
           <w:rPr>
@@ -4564,7 +4564,7 @@
           <w:lang w:bidi="ar-SA"/>
         </w:rPr>
       </w:pPr>
-      <w:hyperlink w:anchor="_Toc241143385" w:history="1">
+      <w:hyperlink w:anchor="_Toc241164171" w:history="1">
         <w:r>
           <w:rPr>
             <w:rStyle w:val="Hipervnculo"/>
@@ -4591,7 +4591,7 @@
             <w:noProof/>
             <w:webHidden/>
           </w:rPr>
-          <w:instrText xml:space="preserve"> PAGEREF _Toc241143385 \h </w:instrText>
+          <w:instrText xml:space="preserve"> PAGEREF _Toc241164171 \h </w:instrText>
         </w:r>
         <w:r>
           <w:rPr>
@@ -4636,7 +4636,7 @@
           <w:lang w:bidi="ar-SA"/>
         </w:rPr>
       </w:pPr>
-      <w:hyperlink w:anchor="_Toc241143386" w:history="1">
+      <w:hyperlink w:anchor="_Toc241164172" w:history="1">
         <w:r>
           <w:rPr>
             <w:rStyle w:val="Hipervnculo"/>
@@ -4663,7 +4663,7 @@
             <w:noProof/>
             <w:webHidden/>
           </w:rPr>
-          <w:instrText xml:space="preserve"> PAGEREF _Toc241143386 \h </w:instrText>
+          <w:instrText xml:space="preserve"> PAGEREF _Toc241164172 \h </w:instrText>
         </w:r>
         <w:r>
           <w:rPr>
@@ -4708,7 +4708,7 @@
           <w:lang w:bidi="ar-SA"/>
         </w:rPr>
       </w:pPr>
-      <w:hyperlink w:anchor="_Toc241143387" w:history="1">
+      <w:hyperlink w:anchor="_Toc241164173" w:history="1">
         <w:r>
           <w:rPr>
             <w:rStyle w:val="Hipervnculo"/>
@@ -4735,7 +4735,7 @@
             <w:noProof/>
             <w:webHidden/>
           </w:rPr>
-          <w:instrText xml:space="preserve"> PAGEREF _Toc241143387 \h </w:instrText>
+          <w:instrText xml:space="preserve"> PAGEREF _Toc241164173 \h </w:instrText>
         </w:r>
         <w:r>
           <w:rPr>
@@ -4780,7 +4780,7 @@
           <w:lang w:bidi="ar-SA"/>
         </w:rPr>
       </w:pPr>
-      <w:hyperlink w:anchor="_Toc241143388" w:history="1">
+      <w:hyperlink w:anchor="_Toc241164174" w:history="1">
         <w:r>
           <w:rPr>
             <w:rStyle w:val="Hipervnculo"/>
@@ -4807,7 +4807,7 @@
             <w:noProof/>
             <w:webHidden/>
           </w:rPr>
-          <w:instrText xml:space="preserve"> PAGEREF _Toc241143388 \h </w:instrText>
+          <w:instrText xml:space="preserve"> PAGEREF _Toc241164174 \h </w:instrText>
         </w:r>
         <w:r>
           <w:rPr>
@@ -4852,7 +4852,7 @@
           <w:lang w:bidi="ar-SA"/>
         </w:rPr>
       </w:pPr>
-      <w:hyperlink w:anchor="_Toc241143389" w:history="1">
+      <w:hyperlink w:anchor="_Toc241164175" w:history="1">
         <w:r>
           <w:rPr>
             <w:rStyle w:val="Hipervnculo"/>
@@ -4879,7 +4879,7 @@
             <w:noProof/>
             <w:webHidden/>
           </w:rPr>
-          <w:instrText xml:space="preserve"> PAGEREF _Toc241143389 \h </w:instrText>
+          <w:instrText xml:space="preserve"> PAGEREF _Toc241164175 \h </w:instrText>
         </w:r>
         <w:r>
           <w:rPr>
@@ -4924,7 +4924,7 @@
           <w:lang w:bidi="ar-SA"/>
         </w:rPr>
       </w:pPr>
-      <w:hyperlink w:anchor="_Toc241143390" w:history="1">
+      <w:hyperlink w:anchor="_Toc241164176" w:history="1">
         <w:r>
           <w:rPr>
             <w:rStyle w:val="Hipervnculo"/>
@@ -4951,7 +4951,7 @@
             <w:noProof/>
             <w:webHidden/>
           </w:rPr>
-          <w:instrText xml:space="preserve"> PAGEREF _Toc241143390 \h </w:instrText>
+          <w:instrText xml:space="preserve"> PAGEREF _Toc241164176 \h </w:instrText>
         </w:r>
         <w:r>
           <w:rPr>
@@ -4996,7 +4996,7 @@
           <w:lang w:bidi="ar-SA"/>
         </w:rPr>
       </w:pPr>
-      <w:hyperlink w:anchor="_Toc241143391" w:history="1">
+      <w:hyperlink w:anchor="_Toc241164177" w:history="1">
         <w:r>
           <w:rPr>
             <w:rStyle w:val="Hipervnculo"/>
@@ -5023,7 +5023,7 @@
             <w:noProof/>
             <w:webHidden/>
           </w:rPr>
-          <w:instrText xml:space="preserve"> PAGEREF _Toc241143391 \h </w:instrText>
+          <w:instrText xml:space="preserve"> PAGEREF _Toc241164177 \h </w:instrText>
         </w:r>
         <w:r>
           <w:rPr>
@@ -5069,7 +5069,7 @@
         <w:pStyle w:val="Ttulo1"/>
       </w:pPr>
       <w:bookmarkStart w:id="0" w:name="introducción"/>
-      <w:bookmarkStart w:id="1" w:name="_Toc241143329"/>
+      <w:bookmarkStart w:id="1" w:name="_Toc241164115"/>
       <w:r>
         <w:lastRenderedPageBreak/>
         <w:t>1. Introducción</w:t>
@@ -5081,7 +5081,7 @@
         <w:pStyle w:val="Ttulo2"/>
       </w:pPr>
       <w:bookmarkStart w:id="2" w:name="propósito-del-software"/>
-      <w:bookmarkStart w:id="3" w:name="_Toc241143330"/>
+      <w:bookmarkStart w:id="3" w:name="_Toc241164116"/>
       <w:r>
         <w:t>1.1. Propósito del software</w:t>
       </w:r>
@@ -5106,7 +5106,7 @@
         <w:pStyle w:val="Ttulo2"/>
       </w:pPr>
       <w:bookmarkStart w:id="4" w:name="contexto-de-desarrollo"/>
-      <w:bookmarkStart w:id="5" w:name="_Toc241143331"/>
+      <w:bookmarkStart w:id="5" w:name="_Toc241164117"/>
       <w:bookmarkEnd w:id="2"/>
       <w:r>
         <w:t>1.2. Contexto de desarrollo</w:t>
@@ -5136,10 +5136,10 @@
         <w:t>Model Predictive Control/Python/mpc_monza_Completo_barrido.py</w:t>
       </w:r>
       <w:r>
-        <w:t>, escrito para pruebas anteriores ajenas a ese estudio. Esas piezas se copiaron el 15 de septiembre de 2026, s</w:t>
-      </w:r>
-      <w:r>
-        <w:t xml:space="preserve">e adaptaron y se ampliaron, y la huella del archivo de origen queda registrada en </w:t>
+        <w:t>, escrito para pruebas anteriores ajenas a ese estudio. Esos módulos propios se integraron en Trial Steer el 1</w:t>
+      </w:r>
+      <w:r>
+        <w:t xml:space="preserve">5 de septiembre de 2026, donde se reorganizaron, adaptaron y ampliaron, y la huella del archivo de origen queda registrada en </w:t>
       </w:r>
       <w:r>
         <w:rPr>
@@ -5156,7 +5156,7 @@
         <w:pStyle w:val="Ttulo2"/>
       </w:pPr>
       <w:bookmarkStart w:id="6" w:name="alcance-del-documento"/>
-      <w:bookmarkStart w:id="7" w:name="_Toc241143332"/>
+      <w:bookmarkStart w:id="7" w:name="_Toc241164118"/>
       <w:bookmarkEnd w:id="4"/>
       <w:r>
         <w:t>1.3. Alcance del documento</w:t>
@@ -5168,22 +5168,25 @@
         <w:pStyle w:val="FirstParagraph"/>
       </w:pPr>
       <w:r>
-        <w:t>Este manual describe la arquitectura, los componentes, los modelos y ecuaciones implementados, los métodos numéricos, el</w:t>
-      </w:r>
-      <w:r>
-        <w:t xml:space="preserve"> lazo de tiempo real, la gestión de experimentos, el análisis, los formatos de almacenamiento, las limitaciones y el despliegue. Todo lo descrito corresponde al código de </w:t>
+        <w:t>Este manual describe la arquitectura, los componentes, los modelos y ecuacio</w:t>
+      </w:r>
+      <w:r>
+        <w:t>nes implementados, los métodos numéricos, el lazo de tiempo real, la gestión de experimentos, el análisis, los formatos de almacenamiento, las limitaciones y el despliegue. Todo lo descrito corresponde a la versión registrada, Trial Steer v1.0.1, cuyo códi</w:t>
+      </w:r>
+      <w:r>
+        <w:t xml:space="preserve">go fuente se congeló el 24 de septiembre de 2026. El directorio </w:t>
       </w:r>
       <w:r>
         <w:rPr>
           <w:rStyle w:val="VerbatimChar"/>
         </w:rPr>
-        <w:t>P00_control_lateral/</w:t>
-      </w:r>
-      <w:r>
-        <w:t xml:space="preserve"> verificado el 23 de septiembre de 2026. Los nombres de archivos,</w:t>
-      </w:r>
-      <w:r>
-        <w:t xml:space="preserve"> clases, funciones y parámetros son los del código. El uso de la interfaz se describe en el Manual de usuario.</w:t>
+        <w:t>P00_control_lateral</w:t>
+      </w:r>
+      <w:r>
+        <w:t xml:space="preserve"> conserva la denominación histórica usada durante el desarrollo, cuando el software se escribió para el estudio P00 de comparación de controladores laterales, y se mantiene </w:t>
+      </w:r>
+      <w:r>
+        <w:t>en la versión 1.0.1 por compatibilidad con la estructura del código, que calcula sus rutas a partir de ella. Los nombres de archivos, clases, funciones y parámetros son los del código. El uso de la interfaz se describe en el Manual de usuario.</w:t>
       </w:r>
     </w:p>
     <w:p>
@@ -5191,11 +5194,14 @@
         <w:pStyle w:val="Ttulo1"/>
       </w:pPr>
       <w:bookmarkStart w:id="8" w:name="arquitectura-del-sistema"/>
-      <w:bookmarkStart w:id="9" w:name="_Toc241143333"/>
+      <w:bookmarkStart w:id="9" w:name="_Toc241164119"/>
       <w:bookmarkEnd w:id="6"/>
       <w:bookmarkEnd w:id="0"/>
       <w:r>
-        <w:t>2. Arquitectura del sistema</w:t>
+        <w:t>2. Arquitect</w:t>
+      </w:r>
+      <w:r>
+        <w:t>ura del sistema</w:t>
       </w:r>
       <w:bookmarkEnd w:id="9"/>
     </w:p>
@@ -5204,7 +5210,7 @@
         <w:pStyle w:val="Ttulo2"/>
       </w:pPr>
       <w:bookmarkStart w:id="10" w:name="descripción-de-la-arquitectura"/>
-      <w:bookmarkStart w:id="11" w:name="_Toc241143334"/>
+      <w:bookmarkStart w:id="11" w:name="_Toc241164120"/>
       <w:r>
         <w:t>2.1. Descripción de la arquitectura</w:t>
       </w:r>
@@ -5215,34 +5221,35 @@
         <w:pStyle w:val="FirstParagraph"/>
       </w:pPr>
       <w:r>
-        <w:t>El software tiene dos procesos. El primero es la ventana del lanzador, escrita co</w:t>
-      </w:r>
-      <w:r>
-        <w:t xml:space="preserve">n tkinter, que gestiona planes, prepara el simulador y muestra resultados. El segundo es el proceso de corrida, </w:t>
+        <w:t xml:space="preserve">El software tiene dos procesos. El primero es la ventana del lanzador, escrita con tkinter, que gestiona planes, prepara el simulador y muestra resultados. El segundo es el proceso de corrida, </w:t>
       </w:r>
       <w:r>
         <w:rPr>
           <w:rStyle w:val="VerbatimChar"/>
         </w:rPr>
-        <w:t>ejecutar_corrida.py</w:t>
-      </w:r>
-      <w:r>
-        <w:t xml:space="preserve">, que contiene el ciclo de control. La ventana lanza el proceso de corrida con </w:t>
+        <w:t>ejecutar_co</w:t>
       </w:r>
       <w:r>
         <w:rPr>
           <w:rStyle w:val="VerbatimChar"/>
         </w:rPr>
+        <w:t>rrida.py</w:t>
+      </w:r>
+      <w:r>
+        <w:t xml:space="preserve">, que contiene el ciclo de control. La ventana lanza el proceso de corrida con </w:t>
+      </w:r>
+      <w:r>
+        <w:rPr>
+          <w:rStyle w:val="VerbatimChar"/>
+        </w:rPr>
+        <w:lastRenderedPageBreak/>
         <w:t>subprocess.Popen</w:t>
       </w:r>
       <w:r>
-        <w:t>, lee su salida estándar en un</w:t>
-      </w:r>
-      <w:r>
-        <w:t xml:space="preserve"> hilo aparte y la muestra en pantalla. Esa separación hace que el ciclo de control de 50 ms no comparta proceso ni intérprete con la interfaz gráfica, de modo que un redibujado de la ventana no retrasa un ciclo. La detención se pide creando un archivo de d</w:t>
-      </w:r>
-      <w:r>
-        <w:t>etención que el proceso de corrida revisa cada cinco ciclos, lo que permite cerrar la corrida guardando el registro.</w:t>
+        <w:t>, lee su salida estándar en un hilo aparte y la muestra en pantalla. Esa separación hace que el ciclo de control de 50 ms no comparta proceso ni intérpre</w:t>
+      </w:r>
+      <w:r>
+        <w:t>te con la interfaz gráfica, de modo que un redibujado de la ventana no retrasa un ciclo. La detención se pide creando un archivo de detención que el proceso de corrida revisa cada cinco ciclos, lo que permite cerrar la corrida guardando el registro.</w:t>
       </w:r>
     </w:p>
     <w:p>
@@ -5261,7 +5268,6 @@
         <w:rPr>
           <w:noProof/>
         </w:rPr>
-        <w:lastRenderedPageBreak/>
         <w:drawing>
           <wp:inline distT="0" distB="0" distL="0" distR="0">
             <wp:extent cx="5579999" cy="4241802"/>
@@ -5318,7 +5324,7 @@
         <w:pStyle w:val="Ttulo2"/>
       </w:pPr>
       <w:bookmarkStart w:id="12" w:name="componentes-funcionales"/>
-      <w:bookmarkStart w:id="13" w:name="_Toc241143335"/>
+      <w:bookmarkStart w:id="13" w:name="_Toc241164121"/>
       <w:bookmarkEnd w:id="10"/>
       <w:r>
         <w:t>2.2. Componentes funcionales</w:t>
@@ -5439,7 +5445,10 @@
         </w:numPr>
       </w:pPr>
       <w:r>
-        <w:t xml:space="preserve">Análisis y posprocesamiento, en </w:t>
+        <w:t>Análisis y</w:t>
+      </w:r>
+      <w:r>
+        <w:t xml:space="preserve"> posprocesamiento, en </w:t>
       </w:r>
       <w:r>
         <w:rPr>
@@ -5498,13 +5507,11 @@
         <w:pStyle w:val="Ttulo2"/>
       </w:pPr>
       <w:bookmarkStart w:id="14" w:name="estructura-del-proyecto"/>
-      <w:bookmarkStart w:id="15" w:name="_Toc241143336"/>
+      <w:bookmarkStart w:id="15" w:name="_Toc241164122"/>
       <w:bookmarkEnd w:id="12"/>
       <w:r>
-        <w:t>2.3. Estr</w:t>
-      </w:r>
-      <w:r>
-        <w:t>uctura del proyecto</w:t>
+        <w:lastRenderedPageBreak/>
+        <w:t>2.3. Estructura del proyecto</w:t>
       </w:r>
       <w:bookmarkEnd w:id="15"/>
     </w:p>
@@ -5565,7 +5572,13 @@
               <w:rPr>
                 <w:sz w:val="19"/>
               </w:rPr>
-              <w:t>Directorio o archivo</w:t>
+              <w:t>Directorio o arch</w:t>
+            </w:r>
+            <w:r>
+              <w:rPr>
+                <w:sz w:val="19"/>
+              </w:rPr>
+              <w:t>ivo</w:t>
             </w:r>
           </w:p>
         </w:tc>
@@ -5646,7 +5659,6 @@
                 <w:rStyle w:val="VerbatimChar"/>
                 <w:sz w:val="19"/>
               </w:rPr>
-              <w:lastRenderedPageBreak/>
               <w:t>ejecutar_corrida.py</w:t>
             </w:r>
           </w:p>
@@ -5767,14 +5779,7 @@
                 <w:rStyle w:val="VerbatimChar"/>
                 <w:sz w:val="19"/>
               </w:rPr>
-              <w:t>lanzador</w:t>
-            </w:r>
-            <w:r>
-              <w:rPr>
-                <w:rStyle w:val="VerbatimChar"/>
-                <w:sz w:val="19"/>
-              </w:rPr>
-              <w:t>/plan.py</w:t>
+              <w:t>lanzador/plan.py</w:t>
             </w:r>
           </w:p>
         </w:tc>
@@ -5831,7 +5836,13 @@
               <w:rPr>
                 <w:sz w:val="19"/>
               </w:rPr>
-              <w:t>Plan de sintonía por búsqueda aleatoria con semilla</w:t>
+              <w:t>Plan de sintonía por búsqueda al</w:t>
+            </w:r>
+            <w:r>
+              <w:rPr>
+                <w:sz w:val="19"/>
+              </w:rPr>
+              <w:t>eatoria con semilla</w:t>
             </w:r>
           </w:p>
         </w:tc>
@@ -5911,13 +5922,7 @@
               <w:rPr>
                 <w:sz w:val="19"/>
               </w:rPr>
-              <w:t>Ejecución con consola oculta y detención c</w:t>
-            </w:r>
-            <w:r>
-              <w:rPr>
-                <w:sz w:val="19"/>
-              </w:rPr>
-              <w:t>on Ctrl+C real para el script previo</w:t>
+              <w:t>Ejecución con consola oculta y detención con Ctrl+C real para el script previo</w:t>
             </w:r>
           </w:p>
         </w:tc>
@@ -6180,14 +6185,7 @@
                 <w:rStyle w:val="VerbatimChar"/>
                 <w:sz w:val="19"/>
               </w:rPr>
-              <w:t>plataforma/abandon</w:t>
-            </w:r>
-            <w:r>
-              <w:rPr>
-                <w:rStyle w:val="VerbatimChar"/>
-                <w:sz w:val="19"/>
-              </w:rPr>
-              <w:t>o.py</w:t>
+              <w:t>plataforma/abandono.py</w:t>
             </w:r>
           </w:p>
         </w:tc>
@@ -6387,7 +6385,14 @@
                 <w:rStyle w:val="VerbatimChar"/>
                 <w:sz w:val="19"/>
               </w:rPr>
-              <w:t>plataforma/angulos.py</w:t>
+              <w:t>plata</w:t>
+            </w:r>
+            <w:r>
+              <w:rPr>
+                <w:rStyle w:val="VerbatimChar"/>
+                <w:sz w:val="19"/>
+              </w:rPr>
+              <w:t>forma/angulos.py</w:t>
             </w:r>
           </w:p>
         </w:tc>
@@ -6670,13 +6675,7 @@
               <w:rPr>
                 <w:sz w:val="19"/>
               </w:rPr>
-              <w:t>Versiones de las librerí</w:t>
-            </w:r>
-            <w:r>
-              <w:rPr>
-                <w:sz w:val="19"/>
-              </w:rPr>
-              <w:t>as</w:t>
+              <w:t>Versiones de las librerías</w:t>
             </w:r>
           </w:p>
         </w:tc>
@@ -6699,7 +6698,14 @@
                 <w:rStyle w:val="VerbatimChar"/>
                 <w:sz w:val="19"/>
               </w:rPr>
-              <w:t>empaquetado/</w:t>
+              <w:t>empaqu</w:t>
+            </w:r>
+            <w:r>
+              <w:rPr>
+                <w:rStyle w:val="VerbatimChar"/>
+                <w:sz w:val="19"/>
+              </w:rPr>
+              <w:t>etado/</w:t>
             </w:r>
           </w:p>
         </w:tc>
@@ -6727,9 +6733,10 @@
         <w:pStyle w:val="Ttulo2"/>
       </w:pPr>
       <w:bookmarkStart w:id="16" w:name="flujo-general-de-ejecución"/>
-      <w:bookmarkStart w:id="17" w:name="_Toc241143337"/>
+      <w:bookmarkStart w:id="17" w:name="_Toc241164123"/>
       <w:bookmarkEnd w:id="14"/>
       <w:r>
+        <w:lastRenderedPageBreak/>
         <w:t>2.4. Flujo general de ejecución</w:t>
       </w:r>
       <w:bookmarkEnd w:id="17"/>
@@ -6748,10 +6755,10 @@
         <w:t>ejecutar_corrida.py</w:t>
       </w:r>
       <w:r>
-        <w:t xml:space="preserve">. En </w:t>
-      </w:r>
-      <w:r>
-        <w:t xml:space="preserve">un hilo aparte prepara el simulador con </w:t>
+        <w:t>. En un hilo ap</w:t>
+      </w:r>
+      <w:r>
+        <w:t xml:space="preserve">arte prepara el simulador con </w:t>
       </w:r>
       <w:r>
         <w:rPr>
@@ -6760,14 +6767,10 @@
         <w:t>juego_ac.preparar</w:t>
       </w:r>
       <w:r>
-        <w:t xml:space="preserve">, cuyo detalle se muestra en la Figura 2. La información de la preparación se escribe </w:t>
-      </w:r>
-      <w:r>
-        <w:lastRenderedPageBreak/>
-        <w:t>en un archivo JSON temporal. Después la ventana lanza el proceso de corrida con ese archivo como argumento, lee s</w:t>
-      </w:r>
-      <w:r>
-        <w:t>u salida línea por línea y, cuando el proceso imprime la marca de corrida guardada, lee el manifiesto y muestra el resumen.</w:t>
+        <w:t>, cuyo detalle se muestra en la Figura 2. La información de la preparación se escribe en un archivo JSON temporal. Después la ventana lanza el proceso de corrida con ese archivo como argumento, lee su salida l</w:t>
+      </w:r>
+      <w:r>
+        <w:t>ínea por línea y, cuando el proceso imprime la marca de corrida guardada, lee el manifiesto y muestra el resumen.</w:t>
       </w:r>
     </w:p>
     <w:p>
@@ -6834,7 +6837,7 @@
         <w:pStyle w:val="Ttulo1"/>
       </w:pPr>
       <w:bookmarkStart w:id="18" w:name="componentes-del-software"/>
-      <w:bookmarkStart w:id="19" w:name="_Toc241143338"/>
+      <w:bookmarkStart w:id="19" w:name="_Toc241164124"/>
       <w:bookmarkEnd w:id="16"/>
       <w:bookmarkEnd w:id="8"/>
       <w:r>
@@ -6847,7 +6850,7 @@
         <w:pStyle w:val="Ttulo2"/>
       </w:pPr>
       <w:bookmarkStart w:id="20" w:name="módulo-lanzador"/>
-      <w:bookmarkStart w:id="21" w:name="_Toc241143339"/>
+      <w:bookmarkStart w:id="21" w:name="_Toc241164125"/>
       <w:r>
         <w:t>3.1. Módulo lanzador</w:t>
       </w:r>
@@ -6858,7 +6861,7 @@
         <w:pStyle w:val="Ttulo3"/>
       </w:pPr>
       <w:bookmarkStart w:id="22" w:name="app.py"/>
-      <w:bookmarkStart w:id="23" w:name="_Toc241143340"/>
+      <w:bookmarkStart w:id="23" w:name="_Toc241164126"/>
       <w:r>
         <w:t>3.1.1. app.py</w:t>
       </w:r>
@@ -7043,7 +7046,7 @@
         <w:pStyle w:val="Ttulo3"/>
       </w:pPr>
       <w:bookmarkStart w:id="24" w:name="corridas.py"/>
-      <w:bookmarkStart w:id="25" w:name="_Toc241143341"/>
+      <w:bookmarkStart w:id="25" w:name="_Toc241164127"/>
       <w:bookmarkEnd w:id="22"/>
       <w:r>
         <w:t>3.1.2. corridas.py</w:t>
@@ -7102,9 +7105,10 @@
         <w:pStyle w:val="Ttulo3"/>
       </w:pPr>
       <w:bookmarkStart w:id="26" w:name="X610ba6065f5087099895f3ddff8190b24bae200"/>
-      <w:bookmarkStart w:id="27" w:name="_Toc241143342"/>
+      <w:bookmarkStart w:id="27" w:name="_Toc241164128"/>
       <w:bookmarkEnd w:id="24"/>
       <w:r>
+        <w:lastRenderedPageBreak/>
         <w:t>3.1.3. plan.py, plan_sinton</w:t>
       </w:r>
       <w:r>
@@ -7132,11 +7136,7 @@
         <w:t>configs/plan_campana.json</w:t>
       </w:r>
       <w:r>
-        <w:t xml:space="preserve"> </w:t>
-      </w:r>
-      <w:r>
-        <w:lastRenderedPageBreak/>
-        <w:t xml:space="preserve">y no se sobrescribe. </w:t>
+        <w:t xml:space="preserve"> y no se sobrescribe. </w:t>
       </w:r>
       <w:r>
         <w:rPr>
@@ -7198,7 +7198,7 @@
         <w:pStyle w:val="Ttulo3"/>
       </w:pPr>
       <w:bookmarkStart w:id="28" w:name="proceso_consola.py"/>
-      <w:bookmarkStart w:id="29" w:name="_Toc241143343"/>
+      <w:bookmarkStart w:id="29" w:name="_Toc241164129"/>
       <w:bookmarkEnd w:id="26"/>
       <w:r>
         <w:t>3.1.4. proceso_consola.py</w:t>
@@ -7231,7 +7231,7 @@
         <w:pStyle w:val="Ttulo2"/>
       </w:pPr>
       <w:bookmarkStart w:id="30" w:name="módulo-plataforma"/>
-      <w:bookmarkStart w:id="31" w:name="_Toc241143344"/>
+      <w:bookmarkStart w:id="31" w:name="_Toc241164130"/>
       <w:bookmarkEnd w:id="28"/>
       <w:bookmarkEnd w:id="20"/>
       <w:r>
@@ -7244,7 +7244,7 @@
         <w:pStyle w:val="Ttulo3"/>
       </w:pPr>
       <w:bookmarkStart w:id="32" w:name="memoria_ac.py"/>
-      <w:bookmarkStart w:id="33" w:name="_Toc241143345"/>
+      <w:bookmarkStart w:id="33" w:name="_Toc241164131"/>
       <w:r>
         <w:t>3.2.1. memoria_ac.py</w:t>
       </w:r>
@@ -7270,7 +7270,19 @@
         <w:t xml:space="preserve"> abre las páginas de memoria compartida de física, gráficos y datos estáticos del simulador. Intenta primero una estructura de física ampliada que añade los puntos de contacto de las llantas, la velocidad angular local y otros campos. La declar</w:t>
       </w:r>
       <w:r>
-        <w:t xml:space="preserve">ación de esos campos sigue la librería comunitaria mdjarv/assettocorsasharedmemory y el código la marca como no verificada para la versión 1.16.4 del simulador, por lo que cada lectura se comprueba antes de usarse. </w:t>
+        <w:t xml:space="preserve">ación de esos campos sigue el orden, los nombres y los tipos del archivo Physics.cs de la librería comunitaria mdjarv/assettocorsasharedmemory, distribuida con licencia MIT, sin copiar su código, y la atribución está en </w:t>
+      </w:r>
+      <w:r>
+        <w:rPr>
+          <w:rStyle w:val="VerbatimChar"/>
+        </w:rPr>
+        <w:t>TERCEROS.md</w:t>
+      </w:r>
+      <w:r>
+        <w:t>. El código la marca como</w:t>
+      </w:r>
+      <w:r>
+        <w:t xml:space="preserve"> no verificada para la versión 1.16.4 del simulador, por lo que cada lectura se comprueba antes de usarse. </w:t>
       </w:r>
       <w:r>
         <w:rPr>
@@ -7288,10 +7300,10 @@
         <w:t>EstadoVehiculo</w:t>
       </w:r>
       <w:r>
-        <w:t xml:space="preserve"> c</w:t>
-      </w:r>
-      <w:r>
-        <w:t>on la posición, la orientación de la carrocería, la velocidad, las posiciones de los ejes, la batalla medida y banderas de validez.</w:t>
+        <w:t xml:space="preserve"> con la posición, la orientación de la carrocería, la velocidad, las posiciones de los ejes, la batalla medida</w:t>
+      </w:r>
+      <w:r>
+        <w:t xml:space="preserve"> y banderas de validez.</w:t>
       </w:r>
     </w:p>
     <w:p>
@@ -7299,7 +7311,7 @@
         <w:pStyle w:val="Ttulo3"/>
       </w:pPr>
       <w:bookmarkStart w:id="34" w:name="trazada.py"/>
-      <w:bookmarkStart w:id="35" w:name="_Toc241143346"/>
+      <w:bookmarkStart w:id="35" w:name="_Toc241164132"/>
       <w:bookmarkEnd w:id="32"/>
       <w:r>
         <w:t>3.2.2. trazada.py</w:t>
@@ -7320,10 +7332,7 @@
         <w:t>Trazada</w:t>
       </w:r>
       <w:r>
-        <w:t xml:space="preserve"> carga el archivo CSV con las columnas x, z y longitud acumulada, calcula la orientación d</w:t>
-      </w:r>
-      <w:r>
-        <w:t xml:space="preserve">e cada cuerda, la tangente en cada vértice y la curvatura suavizada. </w:t>
+        <w:t xml:space="preserve"> carga el archivo CSV con las columnas x, z y longitud acumulada, calcula la orientación de cada cuerda, la tangente en cada vértice y la curvatura suavizada. </w:t>
       </w:r>
       <w:r>
         <w:rPr>
@@ -7332,10 +7341,10 @@
         <w:t>Proyector</w:t>
       </w:r>
       <w:r>
-        <w:t xml:space="preserve"> proyecta un punto sobre la trazada con búsqueda local alrededor de la última proyección y devuelve índice, abscisa, error lateral, orientación interpolada y curvatura. Hay un pr</w:t>
-      </w:r>
-      <w:r>
-        <w:t xml:space="preserve">oyector por cada punto del vehículo, posición del simulador, eje trasero y eje delantero. </w:t>
+        <w:t xml:space="preserve"> proyecta un punto sobre la tr</w:t>
+      </w:r>
+      <w:r>
+        <w:t xml:space="preserve">azada con búsqueda local alrededor de la última proyección y devuelve índice, abscisa, error lateral, orientación interpolada y curvatura. Hay un proyector por cada punto del vehículo, posición del simulador, eje trasero y eje delantero. </w:t>
       </w:r>
       <w:r>
         <w:rPr>
@@ -7344,7 +7353,10 @@
         <w:t>punto_a_distancia</w:t>
       </w:r>
       <w:r>
-        <w:t xml:space="preserve"> entrega el punto objetivo de Pure Pursuit.</w:t>
+        <w:t xml:space="preserve"> </w:t>
+      </w:r>
+      <w:r>
+        <w:t>entrega el punto objetivo de Pure Pursuit.</w:t>
       </w:r>
     </w:p>
     <w:p>
@@ -7352,7 +7364,7 @@
         <w:pStyle w:val="Ttulo3"/>
       </w:pPr>
       <w:bookmarkStart w:id="36" w:name="perfil.py"/>
-      <w:bookmarkStart w:id="37" w:name="_Toc241143347"/>
+      <w:bookmarkStart w:id="37" w:name="_Toc241164133"/>
       <w:bookmarkEnd w:id="34"/>
       <w:r>
         <w:t>3.2.3. perfil.py</w:t>
@@ -7376,16 +7388,13 @@
         <w:rPr>
           <w:rStyle w:val="VerbatimChar"/>
         </w:rPr>
-        <w:t>PerfilEsc</w:t>
-      </w:r>
-      <w:r>
-        <w:rPr>
-          <w:rStyle w:val="VerbatimChar"/>
-        </w:rPr>
-        <w:t>alado</w:t>
-      </w:r>
-      <w:r>
-        <w:t xml:space="preserve"> multiplica ese perfil por el factor del perfil elegido y entrega la velocidad objetivo con anticipación. </w:t>
+        <w:t>PerfilEscalado</w:t>
+      </w:r>
+      <w:r>
+        <w:t xml:space="preserve"> </w:t>
+      </w:r>
+      <w:r>
+        <w:t xml:space="preserve">multiplica ese perfil por el factor del perfil elegido y entrega la velocidad objetivo con anticipación. </w:t>
       </w:r>
       <w:r>
         <w:rPr>
@@ -7402,9 +7411,10 @@
         <w:pStyle w:val="Ttulo3"/>
       </w:pPr>
       <w:bookmarkStart w:id="38" w:name="longitudinal.py"/>
-      <w:bookmarkStart w:id="39" w:name="_Toc241143348"/>
+      <w:bookmarkStart w:id="39" w:name="_Toc241164134"/>
       <w:bookmarkEnd w:id="36"/>
       <w:r>
+        <w:lastRenderedPageBreak/>
         <w:t>3.2.4. longitudinal.py</w:t>
       </w:r>
       <w:bookmarkEnd w:id="39"/>
@@ -7420,10 +7430,10 @@
         <w:t>PIDLongitudinalController</w:t>
       </w:r>
       <w:r>
-        <w:t xml:space="preserve"> </w:t>
-      </w:r>
-      <w:r>
-        <w:t xml:space="preserve">calcula el comando de pedal entre menos uno y uno a partir del error de velocidad. </w:t>
+        <w:t xml:space="preserve"> calcula el comando de pedal entre menos uno y </w:t>
+      </w:r>
+      <w:r>
+        <w:t xml:space="preserve">uno a partir del error de velocidad. </w:t>
       </w:r>
       <w:r>
         <w:rPr>
@@ -7440,10 +7450,9 @@
         <w:pStyle w:val="Ttulo3"/>
       </w:pPr>
       <w:bookmarkStart w:id="40" w:name="actuador.py"/>
-      <w:bookmarkStart w:id="41" w:name="_Toc241143349"/>
+      <w:bookmarkStart w:id="41" w:name="_Toc241164135"/>
       <w:bookmarkEnd w:id="38"/>
       <w:r>
-        <w:lastRenderedPageBreak/>
         <w:t>3.2.5. actuador.py</w:t>
       </w:r>
       <w:bookmarkEnd w:id="41"/>
@@ -7459,10 +7468,10 @@
         <w:t>InterfazDireccion</w:t>
       </w:r>
       <w:r>
-        <w:t xml:space="preserve"> aplica los límites </w:t>
-      </w:r>
-      <w:r>
-        <w:t xml:space="preserve">de magnitud y tasa, iguales para los tres controladores. </w:t>
+        <w:t xml:space="preserve"> aplica los límites de magnitud y tasa, iguales para los tres cont</w:t>
+      </w:r>
+      <w:r>
+        <w:t xml:space="preserve">roladores. </w:t>
       </w:r>
       <w:r>
         <w:rPr>
@@ -7489,10 +7498,7 @@
         <w:t>SalidaSimulada</w:t>
       </w:r>
       <w:r>
-        <w:t xml:space="preserve"> tiene la misma interfaz sin dispos</w:t>
-      </w:r>
-      <w:r>
-        <w:t>itivo y se usa en las pruebas.</w:t>
+        <w:t xml:space="preserve"> tiene la misma interfaz sin dispositivo y se usa en las pruebas.</w:t>
       </w:r>
     </w:p>
     <w:p>
@@ -7500,10 +7506,13 @@
         <w:pStyle w:val="Ttulo3"/>
       </w:pPr>
       <w:bookmarkStart w:id="42" w:name="vuelta.py-y-abandono.py"/>
-      <w:bookmarkStart w:id="43" w:name="_Toc241143350"/>
+      <w:bookmarkStart w:id="43" w:name="_Toc241164136"/>
       <w:bookmarkEnd w:id="40"/>
       <w:r>
-        <w:t>3.2.6. vuelta.py y abandono.py</w:t>
+        <w:t>3.2.6. vuelta.p</w:t>
+      </w:r>
+      <w:r>
+        <w:t>y y abandono.py</w:t>
       </w:r>
       <w:bookmarkEnd w:id="43"/>
     </w:p>
@@ -7535,7 +7544,7 @@
         <w:pStyle w:val="Ttulo3"/>
       </w:pPr>
       <w:bookmarkStart w:id="44" w:name="regiones.py"/>
-      <w:bookmarkStart w:id="45" w:name="_Toc241143351"/>
+      <w:bookmarkStart w:id="45" w:name="_Toc241164137"/>
       <w:bookmarkEnd w:id="42"/>
       <w:r>
         <w:t>3.2.7. regiones.py</w:t>
@@ -7553,7 +7562,10 @@
         <w:t>asignar_region</w:t>
       </w:r>
       <w:r>
-        <w:t xml:space="preserve"> clasifica cada valor de curvatura en región baja, media o alta con los radios de la configuración.</w:t>
+        <w:t xml:space="preserve"> clasifica c</w:t>
+      </w:r>
+      <w:r>
+        <w:t>ada valor de curvatura en región baja, media o alta con los radios de la configuración.</w:t>
       </w:r>
     </w:p>
     <w:p>
@@ -7561,7 +7573,7 @@
         <w:pStyle w:val="Ttulo3"/>
       </w:pPr>
       <w:bookmarkStart w:id="46" w:name="registro.py-y-procedencia.py"/>
-      <w:bookmarkStart w:id="47" w:name="_Toc241143352"/>
+      <w:bookmarkStart w:id="47" w:name="_Toc241164138"/>
       <w:bookmarkEnd w:id="44"/>
       <w:r>
         <w:t>3.2.8. registro.py y procedencia.py</w:t>
@@ -7579,10 +7591,7 @@
         <w:t>RegistroCorrida</w:t>
       </w:r>
       <w:r>
-        <w:t xml:space="preserve"> acumula las filas de telemetría en memoria y al terminar escribe la ca</w:t>
-      </w:r>
-      <w:r>
-        <w:t xml:space="preserve">rpeta de la corrida. </w:t>
+        <w:t xml:space="preserve"> acumula las filas de telemetría en memoria y al terminar escribe la carpeta de la corrida. </w:t>
       </w:r>
       <w:r>
         <w:rPr>
@@ -7591,7 +7600,10 @@
         <w:t>procedencia.py</w:t>
       </w:r>
       <w:r>
-        <w:t xml:space="preserve"> calcula huellas SHA256 de los archivos de origen, de la trazada y de cada archivo de código del software.</w:t>
+        <w:t xml:space="preserve"> calcula hu</w:t>
+      </w:r>
+      <w:r>
+        <w:t>ellas SHA256 de los archivos de origen, de la trazada y de cada archivo de código del software.</w:t>
       </w:r>
     </w:p>
     <w:p>
@@ -7599,7 +7611,7 @@
         <w:pStyle w:val="Ttulo3"/>
       </w:pPr>
       <w:bookmarkStart w:id="48" w:name="juego_ac.py"/>
-      <w:bookmarkStart w:id="49" w:name="_Toc241143353"/>
+      <w:bookmarkStart w:id="49" w:name="_Toc241164139"/>
       <w:bookmarkEnd w:id="46"/>
       <w:r>
         <w:t>3.2.9. juego_ac.py</w:t>
@@ -7620,10 +7632,7 @@
         <w:t>resolver_rutas</w:t>
       </w:r>
       <w:r>
-        <w:t xml:space="preserve"> </w:t>
-      </w:r>
-      <w:r>
-        <w:t xml:space="preserve">ubica el juego al cargar la configuración. Si </w:t>
+        <w:t xml:space="preserve"> ubica el juego al cargar la configuración. Si </w:t>
       </w:r>
       <w:r>
         <w:rPr>
@@ -7641,10 +7650,7 @@
         <w:t>buscar_instalaciones</w:t>
       </w:r>
       <w:r>
-        <w:t xml:space="preserve"> encuentra una sola instalación en las bibliotecas de Steam, leídas del registro de Windows y de libraryfolders.vdf, usa esa. Con varias o ninguna deja la confi</w:t>
-      </w:r>
-      <w:r>
-        <w:t xml:space="preserve">gurada y </w:t>
+        <w:t xml:space="preserve"> encuentra una sola instalación en las bibliotecas de Steam, leídas del registro de Windows y de libraryfolders.vdf, usa esa. Con varias o ninguna deja la configurada y </w:t>
       </w:r>
       <w:r>
         <w:rPr>
@@ -7653,19 +7659,16 @@
         <w:t>comprobar_instalacion</w:t>
       </w:r>
       <w:r>
-        <w:t xml:space="preserve"> detiene la preparación con un mensaje que las lista. Si la carpeta cfg configurada no existe, la busca en la carpeta Documentos que reporta Windows con SHGetKnownFolderPath, lo que cubre Documentos en OneDrive. </w:t>
+        <w:t xml:space="preserve"> detiene la preparación con un mensaje que las</w:t>
+      </w:r>
+      <w:r>
+        <w:t xml:space="preserve"> lista. Si la carpeta cfg configurada no existe, la busca en la carpeta Documentos que reporta Windows con SHGetKnownFolderPath, lo que cubre Documentos en OneDrive. </w:t>
       </w:r>
       <w:r>
         <w:rPr>
           <w:rStyle w:val="VerbatimChar"/>
         </w:rPr>
-        <w:t>comprobar_inst</w:t>
-      </w:r>
-      <w:r>
-        <w:rPr>
-          <w:rStyle w:val="VerbatimChar"/>
-        </w:rPr>
-        <w:t>alacion</w:t>
+        <w:t>comprobar_instalacion</w:t>
       </w:r>
       <w:r>
         <w:t xml:space="preserve"> crea </w:t>
@@ -7677,7 +7680,10 @@
         <w:t>steam_appid.txt</w:t>
       </w:r>
       <w:r>
-        <w:t xml:space="preserve"> si falta y avisa si Windows no da permiso. La ruta usada y su origen quedan en el registro de cada preparación. </w:t>
+        <w:t xml:space="preserve"> si falta y avisa si Windows no da permiso. La r</w:t>
+      </w:r>
+      <w:r>
+        <w:t xml:space="preserve">uta usada y su origen quedan en el registro de cada preparación. </w:t>
       </w:r>
       <w:r>
         <w:rPr>
@@ -7695,10 +7701,7 @@
         <w:t>configs/sesion_ac</w:t>
       </w:r>
       <w:r>
-        <w:t xml:space="preserve"> con la carpeta de configuración del juego y, si algún a</w:t>
-      </w:r>
-      <w:r>
-        <w:t xml:space="preserve">rchivo difiere, respalda la carpeta completa antes de escribir. </w:t>
+        <w:t xml:space="preserve"> con la carpeta de configuración del juego y, si algún archivo difiere, respalda la carpeta completa antes de escribir. </w:t>
       </w:r>
       <w:r>
         <w:rPr>
@@ -7743,16 +7746,19 @@
         <w:t>probar_control</w:t>
       </w:r>
       <w:r>
-        <w:t xml:space="preserve"> envía un fre</w:t>
-      </w:r>
-      <w:r>
-        <w:t xml:space="preserve">no de prueba por vJoy y lo lee en la memoria compartida, y </w:t>
+        <w:t xml:space="preserve"> envía un freno de prueba por vJoy y lo lee en la memoria compartida, y </w:t>
       </w:r>
       <w:r>
         <w:rPr>
           <w:rStyle w:val="VerbatimChar"/>
         </w:rPr>
-        <w:t>restaurar_respaldo</w:t>
+        <w:t>restaurar_respald</w:t>
+      </w:r>
+      <w:r>
+        <w:rPr>
+          <w:rStyle w:val="VerbatimChar"/>
+        </w:rPr>
+        <w:t>o</w:t>
       </w:r>
       <w:r>
         <w:t xml:space="preserve"> copia de vuelta el último respaldo. </w:t>
@@ -7764,10 +7770,10 @@
         <w:t>preparar</w:t>
       </w:r>
       <w:r>
-        <w:t xml:space="preserve"> ejecuta la secuencia de la Figura 2 y devuelve la información que se copia al manifiesto. El módulo registra también si Custom Shader</w:t>
-      </w:r>
-      <w:r>
-        <w:t>s Patch está presente en la carpeta del juego, porque puede cambiar el clima y la temperatura de pista.</w:t>
+        <w:t xml:space="preserve"> ejecuta la secuencia de la Figura 2 y devuelve la información que se copia al manifiesto. El módulo registra también si Custom Shaders Patch está presente en la carpeta del juego, porque puede cambiar el clima</w:t>
+      </w:r>
+      <w:r>
+        <w:t xml:space="preserve"> y la temperatura de pista.</w:t>
       </w:r>
     </w:p>
     <w:p>
@@ -7775,10 +7781,11 @@
         <w:pStyle w:val="Ttulo2"/>
       </w:pPr>
       <w:bookmarkStart w:id="50" w:name="módulo-controladores"/>
-      <w:bookmarkStart w:id="51" w:name="_Toc241143354"/>
+      <w:bookmarkStart w:id="51" w:name="_Toc241164140"/>
       <w:bookmarkEnd w:id="48"/>
       <w:bookmarkEnd w:id="30"/>
       <w:r>
+        <w:lastRenderedPageBreak/>
         <w:t>3.3. Módulo controladores</w:t>
       </w:r>
       <w:bookmarkEnd w:id="51"/>
@@ -7830,10 +7837,7 @@
         <w:t>calcular(entrada)</w:t>
       </w:r>
       <w:r>
-        <w:t xml:space="preserve"> </w:t>
-      </w:r>
-      <w:r>
-        <w:t xml:space="preserve">y devuelve el ángulo de rueda pedido en radianes. </w:t>
+        <w:t xml:space="preserve"> y devuelve el ángulo de rueda pedido en radianes. </w:t>
       </w:r>
       <w:r>
         <w:rPr>
@@ -7848,17 +7852,16 @@
         <w:rPr>
           <w:rStyle w:val="VerbatimChar"/>
         </w:rPr>
-        <w:t>__init__.py</w:t>
-      </w:r>
-      <w:r>
-        <w:t xml:space="preserve"> crea el controlador por nombre, pure_pursuit, stanley o </w:t>
-      </w:r>
-      <w:r>
-        <w:lastRenderedPageBreak/>
-        <w:t>mpc_cinematico, con sus parámetros de la configuración. Pure Pursuit y el MPC usan los errores del eje trasero y Stan</w:t>
-      </w:r>
-      <w:r>
-        <w:t xml:space="preserve">ley los del eje delantero. Los campos </w:t>
+        <w:t>__ini</w:t>
+      </w:r>
+      <w:r>
+        <w:rPr>
+          <w:rStyle w:val="VerbatimChar"/>
+        </w:rPr>
+        <w:t>t__.py</w:t>
+      </w:r>
+      <w:r>
+        <w:t xml:space="preserve"> crea el controlador por nombre, pure_pursuit, stanley o mpc_cinematico, con sus parámetros de la configuración. Pure Pursuit y el MPC usan los errores del eje trasero y Stanley los del eje delantero. Los campos </w:t>
       </w:r>
       <w:r>
         <w:rPr>
@@ -7876,10 +7879,10 @@
         <w:t>extra2</w:t>
       </w:r>
       <w:r>
-        <w:t xml:space="preserve"> de la salida guardan diagnósticos propios de cada controlador, la distancia de anticipación y el ángulo al punto objetivo en Pure Pursuit, los términos de orientación y de error lateral en Stanley, y el</w:t>
-      </w:r>
-      <w:r>
-        <w:t xml:space="preserve"> tiempo del solucionador en milisegundos y el valor del costo en el MPC.</w:t>
+        <w:t xml:space="preserve"> de la salida guardan d</w:t>
+      </w:r>
+      <w:r>
+        <w:t>iagnósticos propios de cada controlador, la distancia de anticipación y el ángulo al punto objetivo en Pure Pursuit, los términos de orientación y de error lateral en Stanley, y el tiempo del solucionador en milisegundos y el valor del costo en el MPC.</w:t>
       </w:r>
     </w:p>
     <w:p>
@@ -7887,10 +7890,13 @@
         <w:pStyle w:val="Ttulo2"/>
       </w:pPr>
       <w:bookmarkStart w:id="52" w:name="módulo-analisis"/>
-      <w:bookmarkStart w:id="53" w:name="_Toc241143355"/>
+      <w:bookmarkStart w:id="53" w:name="_Toc241164141"/>
       <w:bookmarkEnd w:id="50"/>
       <w:r>
-        <w:t>3.4. Módulo analisis</w:t>
+        <w:t>3.4</w:t>
+      </w:r>
+      <w:r>
+        <w:t>. Módulo analisis</w:t>
       </w:r>
       <w:bookmarkEnd w:id="53"/>
     </w:p>
@@ -8214,13 +8220,7 @@
               <w:rPr>
                 <w:sz w:val="19"/>
               </w:rPr>
-              <w:t>Aplica el</w:t>
-            </w:r>
-            <w:r>
-              <w:rPr>
-                <w:sz w:val="19"/>
-              </w:rPr>
-              <w:t xml:space="preserve"> criterio de selección de la sintonía</w:t>
+              <w:t>Aplica el criterio de selección de la sintonía</w:t>
             </w:r>
           </w:p>
         </w:tc>
@@ -8278,7 +8278,13 @@
               <w:rPr>
                 <w:sz w:val="19"/>
               </w:rPr>
-              <w:t>Planta longitudinal por tramos y validación en lazo cerrado</w:t>
+              <w:t>Pla</w:t>
+            </w:r>
+            <w:r>
+              <w:rPr>
+                <w:sz w:val="19"/>
+              </w:rPr>
+              <w:t>nta longitudinal por tramos y validación en lazo cerrado</w:t>
             </w:r>
           </w:p>
         </w:tc>
@@ -8336,13 +8342,7 @@
               <w:rPr>
                 <w:sz w:val="19"/>
               </w:rPr>
-              <w:t xml:space="preserve">Planta lateral cinemática con ganancia y retardo, para acotar </w:t>
-            </w:r>
-            <w:r>
-              <w:rPr>
-                <w:sz w:val="19"/>
-              </w:rPr>
-              <w:t>rangos de sintonía</w:t>
+              <w:t>Planta lateral cinemática con ganancia y retardo, para acotar rangos de sintonía</w:t>
             </w:r>
           </w:p>
         </w:tc>
@@ -8487,7 +8487,7 @@
         <w:pStyle w:val="Ttulo1"/>
       </w:pPr>
       <w:bookmarkStart w:id="54" w:name="modelos-implementados"/>
-      <w:bookmarkStart w:id="55" w:name="_Toc241143356"/>
+      <w:bookmarkStart w:id="55" w:name="_Toc241164142"/>
       <w:bookmarkEnd w:id="52"/>
       <w:bookmarkEnd w:id="18"/>
       <w:r>
@@ -8500,9 +8500,12 @@
         <w:pStyle w:val="Ttulo2"/>
       </w:pPr>
       <w:bookmarkStart w:id="56" w:name="X96369a6eb2e9c0d8dc696b8936d6c8e4726e406"/>
-      <w:bookmarkStart w:id="57" w:name="_Toc241143357"/>
-      <w:r>
-        <w:t>4.1. Convención de signos y estado del vehículo</w:t>
+      <w:bookmarkStart w:id="57" w:name="_Toc241164143"/>
+      <w:r>
+        <w:t>4.1. Convención de signos y est</w:t>
+      </w:r>
+      <w:r>
+        <w:t>ado del vehículo</w:t>
       </w:r>
       <w:bookmarkEnd w:id="57"/>
     </w:p>
@@ -8511,10 +8514,10 @@
         <w:pStyle w:val="FirstParagraph"/>
       </w:pPr>
       <w:r>
-        <w:t>El plano de movimiento es el plano x z del simulador y los ángulos se miden con atan2 de z sobre x. La orientación de la</w:t>
-      </w:r>
-      <w:r>
-        <w:t xml:space="preserve"> carrocería ψ se obtiene sumando al heading del simulador un desfase de π/2 rad medido. Un ángulo de rueda δ positivo hace crecer ψ y corresponde a un comando positivo de vJoy. El error lateral </w:t>
+        <w:t>El plano de movimiento es el plano x z del simulador y los ángulos se miden con atan2 de z sobre x. La orientación de la carrocería ψ se obtiene sumando al heading del simulador un desfase de π/2 rad medido. Un ángulo de rueda δ positivo h</w:t>
+      </w:r>
+      <w:r>
+        <w:t xml:space="preserve">ace crecer ψ y corresponde a un comando positivo de vJoy. El error lateral </w:t>
       </w:r>
       <m:oMath>
         <m:sSub>
@@ -8544,10 +8547,7 @@
         </m:sSub>
       </m:oMath>
       <w:r>
-        <w:t xml:space="preserve"> es positivo cuando el punto está a la izquierda de la tra</w:t>
-      </w:r>
-      <w:r>
-        <w:t>zada y el error angular es la orientación del vehículo menos la orientación de la trazada.</w:t>
+        <w:t xml:space="preserve"> es positivo cuando el punto está a la izquierda de la trazada y el error angular es la orientación del vehículo menos la orientación de la trazada.</w:t>
       </w:r>
     </w:p>
     <w:p>
@@ -8555,17 +8555,16 @@
         <w:pStyle w:val="Textoindependiente"/>
       </w:pPr>
       <w:r>
-        <w:t>Las posiciones de los ejes salen del punto medio de los contactos de las llantas delanteras y traseras. La batalla medida es la distancia entre esos dos puntos. Si l</w:t>
-      </w:r>
-      <w:r>
-        <w:t xml:space="preserve">a batalla sale del rango de 2.0 a 3.5 m, si el centro </w:t>
-      </w:r>
-      <w:r>
-        <w:lastRenderedPageBreak/>
-        <w:t>de los ejes se aleja más de 3.0 m de la posición del simulador o si la línea entre ejes difiere de ψ en más de 10 grados, se usa un traslado de respaldo con batalla de 2.7 m y el punto del simulador a 0</w:t>
-      </w:r>
-      <w:r>
-        <w:t>.43 de la batalla desde el eje trasero. Esos valores de respaldo están marcados en la configuración como no verificados.</w:t>
+        <w:t>Las posiciones de los ejes s</w:t>
+      </w:r>
+      <w:r>
+        <w:t xml:space="preserve">alen del punto medio de los contactos de las llantas delanteras y traseras. La batalla medida es la distancia entre esos dos puntos. Si la batalla sale del rango de 2.0 a 3.5 m, si el centro de los ejes se aleja más de 3.0 m de la posición del simulador o </w:t>
+      </w:r>
+      <w:r>
+        <w:t>si la línea entre ejes difiere de ψ en más de 10 grados, se usa un traslado de respaldo con batalla de 2.7 m y el punto del simulador a 0.43 de la batalla desde el eje trasero. Esos valores de respaldo están marcados en la configuración como no verificados</w:t>
+      </w:r>
+      <w:r>
+        <w:t>.</w:t>
       </w:r>
     </w:p>
     <w:p>
@@ -8573,7 +8572,7 @@
         <w:pStyle w:val="Ttulo2"/>
       </w:pPr>
       <w:bookmarkStart w:id="58" w:name="Xf32196e4a1b62a1fea9f2d674258be841847818"/>
-      <w:bookmarkStart w:id="59" w:name="_Toc241143358"/>
+      <w:bookmarkStart w:id="59" w:name="_Toc241164144"/>
       <w:bookmarkEnd w:id="56"/>
       <w:r>
         <w:t>4.2. Trazada, errores de seguimiento y curvatura</w:t>
@@ -9473,7 +9472,7 @@
         <w:pStyle w:val="Ttulo2"/>
       </w:pPr>
       <w:bookmarkStart w:id="60" w:name="regiones-de-curvatura"/>
-      <w:bookmarkStart w:id="61" w:name="_Toc241143359"/>
+      <w:bookmarkStart w:id="61" w:name="_Toc241164145"/>
       <w:bookmarkEnd w:id="58"/>
       <w:r>
         <w:t>4.3. Regiones de curvatura</w:t>
@@ -9496,7 +9495,7 @@
         <w:pStyle w:val="Ttulo2"/>
       </w:pPr>
       <w:bookmarkStart w:id="62" w:name="perfil-de-velocidad"/>
-      <w:bookmarkStart w:id="63" w:name="_Toc241143360"/>
+      <w:bookmarkStart w:id="63" w:name="_Toc241164146"/>
       <w:bookmarkEnd w:id="60"/>
       <w:r>
         <w:t>4.4. Perfil de velocidad</w:t>
@@ -9844,6 +9843,7 @@
         <w:pStyle w:val="FirstParagraph"/>
       </w:pPr>
       <w:r>
+        <w:lastRenderedPageBreak/>
         <w:t xml:space="preserve">con </w:t>
       </w:r>
       <m:oMath>
@@ -10557,7 +10557,7 @@
         <w:pStyle w:val="Ttulo2"/>
       </w:pPr>
       <w:bookmarkStart w:id="64" w:name="lazo-longitudinal"/>
-      <w:bookmarkStart w:id="65" w:name="_Toc241143361"/>
+      <w:bookmarkStart w:id="65" w:name="_Toc241164147"/>
       <w:bookmarkEnd w:id="62"/>
       <w:r>
         <w:t>4.5. Lazo longitudinal</w:t>
@@ -11484,10 +11484,10 @@
         </m:sSub>
       </m:oMath>
       <w:r>
-        <w:t xml:space="preserve"> igual a 13.2. Se obtuvieron con la regla analíti</w:t>
-      </w:r>
-      <w:r>
-        <w:t xml:space="preserve">ca de Skogestad [1] sobre la rama de freno de una planta identificada con telemetría, con </w:t>
+        <w:t xml:space="preserve"> </w:t>
+      </w:r>
+      <w:r>
+        <w:t xml:space="preserve">igual a 13.2. Se obtuvieron con la regla analítica de Skogestad [1] sobre la rama de freno de una planta identificada con telemetría, con </w:t>
       </w:r>
       <m:oMath>
         <m:sSub>
@@ -11937,7 +11937,10 @@
         <w:pStyle w:val="FirstParagraph"/>
       </w:pPr>
       <w:r>
-        <w:t xml:space="preserve">donde a es la ganancia de la planta identificada. El valor positivo del comando es acelerador y el negativo es freno. El conformador de pedal limita el cambio por ciclo a </w:t>
+        <w:t xml:space="preserve">donde a </w:t>
+      </w:r>
+      <w:r>
+        <w:t xml:space="preserve">es la ganancia de la planta identificada. El valor positivo del comando es acelerador y el negativo es freno. El conformador de pedal limita el cambio por ciclo a </w:t>
       </w:r>
       <m:oMath>
         <m:sSub>
@@ -11967,10 +11970,10 @@
         </m:sSub>
       </m:oMath>
       <w:r>
-        <w:t xml:space="preserve"> dividido por la constante correspondiente, 0.6 s para subir el acelerador, 0.35 </w:t>
-      </w:r>
-      <w:r>
-        <w:t>s para bajarlo, 0.45 s para subir el freno y 0.3 s para soltarlo.</w:t>
+        <w:t xml:space="preserve"> dividido por la constante correspondiente, 0.6 s para subir el acelerador, 0.35 s para b</w:t>
+      </w:r>
+      <w:r>
+        <w:t>ajarlo, 0.45 s para subir el freno y 0.3 s para soltarlo.</w:t>
       </w:r>
     </w:p>
     <w:p>
@@ -11978,7 +11981,7 @@
         <w:pStyle w:val="Ttulo2"/>
       </w:pPr>
       <w:bookmarkStart w:id="66" w:name="pure-pursuit"/>
-      <w:bookmarkStart w:id="67" w:name="_Toc241143362"/>
+      <w:bookmarkStart w:id="67" w:name="_Toc241164148"/>
       <w:bookmarkEnd w:id="64"/>
       <w:r>
         <w:t>4.6. Pure Pursuit</w:t>
@@ -12145,10 +12148,10 @@
         <w:pStyle w:val="FirstParagraph"/>
       </w:pPr>
       <w:r>
-        <w:t>El punto objetivo es el primer punto de la trazada, avanzando desde la proyección del eje traser</w:t>
-      </w:r>
-      <w:r>
-        <w:t xml:space="preserve">o, a distancia euclidiana </w:t>
+        <w:t>El punto objetivo es el primer punto de la trazada, avanzando desde la proyección del eje trasero, a dis</w:t>
+      </w:r>
+      <w:r>
+        <w:t xml:space="preserve">tancia euclidiana </w:t>
       </w:r>
       <m:oMath>
         <m:sSub>
@@ -12325,10 +12328,10 @@
         <w:pStyle w:val="FirstParagraph"/>
       </w:pPr>
       <w:r>
-        <w:t>Los paráme</w:t>
-      </w:r>
-      <w:r>
-        <w:t xml:space="preserve">tros congelados son </w:t>
+        <w:t>Los parámetros con</w:t>
+      </w:r>
+      <w:r>
+        <w:t xml:space="preserve">gelados son </w:t>
       </w:r>
       <m:oMath>
         <m:sSub>
@@ -12396,9 +12399,10 @@
         <w:pStyle w:val="Ttulo2"/>
       </w:pPr>
       <w:bookmarkStart w:id="68" w:name="stanley"/>
-      <w:bookmarkStart w:id="69" w:name="_Toc241143363"/>
+      <w:bookmarkStart w:id="69" w:name="_Toc241164149"/>
       <w:bookmarkEnd w:id="66"/>
       <w:r>
+        <w:lastRenderedPageBreak/>
         <w:t>4.7. Stanley</w:t>
       </w:r>
       <w:bookmarkEnd w:id="69"/>
@@ -12408,10 +12412,10 @@
         <w:pStyle w:val="FirstParagraph"/>
       </w:pPr>
       <w:r>
-        <w:t>La ley de Stanley [2] se implementa sin anticipación de curvatura, con los errores del eje delantero. En la convención de signos del software, donde los errores son vehículo</w:t>
-      </w:r>
-      <w:r>
-        <w:t xml:space="preserve"> menos trazada, la ley queda</w:t>
+        <w:t>La ley de Stanley [2] se implementa sin anticipación de curvatura, con los errores del eje delantero. En la convención de signos del software, donde los errores son vehículo menos t</w:t>
+      </w:r>
+      <w:r>
+        <w:t>razada, la ley queda</w:t>
       </w:r>
     </w:p>
     <w:p>
@@ -12427,7 +12431,6 @@
             <w:rPr>
               <w:rFonts w:ascii="Cambria Math" w:hAnsi="Cambria Math"/>
             </w:rPr>
-            <w:lastRenderedPageBreak/>
             <m:t>δ</m:t>
           </m:r>
           <m:r>
@@ -12640,7 +12643,7 @@
         <w:pStyle w:val="Ttulo2"/>
       </w:pPr>
       <w:bookmarkStart w:id="70" w:name="mpc-con-modelo-bicicleta-cinemático"/>
-      <w:bookmarkStart w:id="71" w:name="_Toc241143364"/>
+      <w:bookmarkStart w:id="71" w:name="_Toc241164150"/>
       <w:bookmarkEnd w:id="68"/>
       <w:r>
         <w:t>4.8. MPC con modelo bicicleta cinemático</w:t>
@@ -14644,7 +14647,7 @@
         <w:pStyle w:val="Ttulo2"/>
       </w:pPr>
       <w:bookmarkStart w:id="72" w:name="X6e64e89baff480fc79e07549646f2cb9c8078a7"/>
-      <w:bookmarkStart w:id="73" w:name="_Toc241143365"/>
+      <w:bookmarkStart w:id="73" w:name="_Toc241164151"/>
       <w:bookmarkEnd w:id="70"/>
       <w:r>
         <w:t>4.9. Entrada progresiva y límites de dirección</w:t>
@@ -14993,7 +14996,7 @@
         <w:pStyle w:val="Ttulo2"/>
       </w:pPr>
       <w:bookmarkStart w:id="74" w:name="conversión-al-eje-de-vjoy"/>
-      <w:bookmarkStart w:id="75" w:name="_Toc241143366"/>
+      <w:bookmarkStart w:id="75" w:name="_Toc241164152"/>
       <w:bookmarkEnd w:id="72"/>
       <w:r>
         <w:lastRenderedPageBreak/>
@@ -15347,7 +15350,7 @@
         <w:pStyle w:val="Ttulo1"/>
       </w:pPr>
       <w:bookmarkStart w:id="76" w:name="métodos-numéricos"/>
-      <w:bookmarkStart w:id="77" w:name="_Toc241143367"/>
+      <w:bookmarkStart w:id="77" w:name="_Toc241164153"/>
       <w:bookmarkEnd w:id="74"/>
       <w:bookmarkEnd w:id="54"/>
       <w:r>
@@ -15360,7 +15363,7 @@
         <w:pStyle w:val="Ttulo2"/>
       </w:pPr>
       <w:bookmarkStart w:id="78" w:name="discretización-y-periodo-de-muestreo"/>
-      <w:bookmarkStart w:id="79" w:name="_Toc241143368"/>
+      <w:bookmarkStart w:id="79" w:name="_Toc241164154"/>
       <w:r>
         <w:t>5.1. Discretización y periodo de muestreo</w:t>
       </w:r>
@@ -15454,7 +15457,7 @@
         <w:pStyle w:val="Ttulo2"/>
       </w:pPr>
       <w:bookmarkStart w:id="80" w:name="solución-del-problema-cuadrático-del-mpc"/>
-      <w:bookmarkStart w:id="81" w:name="_Toc241143369"/>
+      <w:bookmarkStart w:id="81" w:name="_Toc241164155"/>
       <w:bookmarkEnd w:id="78"/>
       <w:r>
         <w:t>5.2. Solución del problema cuadrático del MPC</w:t>
@@ -15880,7 +15883,7 @@
         <w:pStyle w:val="Ttulo2"/>
       </w:pPr>
       <w:bookmarkStart w:id="82" w:name="respaldo-ante-falla-del-solucionador"/>
-      <w:bookmarkStart w:id="83" w:name="_Toc241143370"/>
+      <w:bookmarkStart w:id="83" w:name="_Toc241164156"/>
       <w:bookmarkEnd w:id="80"/>
       <w:r>
         <w:t>5.3. Respaldo ante falla del solucionador</w:t>
@@ -15912,7 +15915,7 @@
         <w:pStyle w:val="Ttulo2"/>
       </w:pPr>
       <w:bookmarkStart w:id="84" w:name="suavizados-y-proyección"/>
-      <w:bookmarkStart w:id="85" w:name="_Toc241143371"/>
+      <w:bookmarkStart w:id="85" w:name="_Toc241164157"/>
       <w:bookmarkEnd w:id="82"/>
       <w:r>
         <w:t>5.4. Suavizados y proyección</w:t>
@@ -15938,7 +15941,7 @@
         <w:pStyle w:val="Ttulo2"/>
       </w:pPr>
       <w:bookmarkStart w:id="86" w:name="fin-de-vuelta-tiempo-límite-y-abandono"/>
-      <w:bookmarkStart w:id="87" w:name="_Toc241143372"/>
+      <w:bookmarkStart w:id="87" w:name="_Toc241164158"/>
       <w:bookmarkEnd w:id="84"/>
       <w:r>
         <w:lastRenderedPageBreak/>
@@ -15968,7 +15971,7 @@
         <w:pStyle w:val="Ttulo1"/>
       </w:pPr>
       <w:bookmarkStart w:id="88" w:name="lazo-de-control-en-tiempo-real"/>
-      <w:bookmarkStart w:id="89" w:name="_Toc241143373"/>
+      <w:bookmarkStart w:id="89" w:name="_Toc241164159"/>
       <w:bookmarkEnd w:id="86"/>
       <w:bookmarkEnd w:id="76"/>
       <w:r>
@@ -16118,7 +16121,7 @@
         <w:pStyle w:val="Ttulo1"/>
       </w:pPr>
       <w:bookmarkStart w:id="90" w:name="gestión-de-experimentos"/>
-      <w:bookmarkStart w:id="91" w:name="_Toc241143374"/>
+      <w:bookmarkStart w:id="91" w:name="_Toc241164160"/>
       <w:bookmarkEnd w:id="88"/>
       <w:r>
         <w:t>7. Gestión de experimentos</w:t>
@@ -16130,7 +16133,7 @@
         <w:pStyle w:val="Ttulo2"/>
       </w:pPr>
       <w:bookmarkStart w:id="92" w:name="fases-y-corridas"/>
-      <w:bookmarkStart w:id="93" w:name="_Toc241143375"/>
+      <w:bookmarkStart w:id="93" w:name="_Toc241164161"/>
       <w:r>
         <w:t>7.1. Fases y corridas</w:t>
       </w:r>
@@ -16152,7 +16155,7 @@
         <w:pStyle w:val="Ttulo2"/>
       </w:pPr>
       <w:bookmarkStart w:id="94" w:name="planes-con-semilla"/>
-      <w:bookmarkStart w:id="95" w:name="_Toc241143376"/>
+      <w:bookmarkStart w:id="95" w:name="_Toc241164162"/>
       <w:bookmarkEnd w:id="92"/>
       <w:r>
         <w:t>7.2. Planes con semilla</w:t>
@@ -16374,7 +16377,7 @@
         <w:pStyle w:val="Ttulo2"/>
       </w:pPr>
       <w:bookmarkStart w:id="96" w:name="tandas-encadenadas"/>
-      <w:bookmarkStart w:id="97" w:name="_Toc241143377"/>
+      <w:bookmarkStart w:id="97" w:name="_Toc241164163"/>
       <w:bookmarkEnd w:id="94"/>
       <w:r>
         <w:t>7.3. Tandas encadenadas</w:t>
@@ -16408,10 +16411,10 @@
         <w:t>Sesiones seguidas</w:t>
       </w:r>
       <w:r>
-        <w:t xml:space="preserve"> permite encadenar hasta diez. Cuando se encadenan varias sesiones el lanzador lo advierte y lo deja registrado, porque las sesiones </w:t>
-      </w:r>
-      <w:r>
-        <w:t>quedan sin separación en el tiempo.</w:t>
+        <w:t xml:space="preserve"> </w:t>
+      </w:r>
+      <w:r>
+        <w:t>permite encadenar hasta diez. Cuando se encadenan varias sesiones el lanzador lo advierte y lo deja registrado, porque las sesiones quedan sin separación en el tiempo.</w:t>
       </w:r>
     </w:p>
     <w:p>
@@ -16419,7 +16422,7 @@
         <w:pStyle w:val="Ttulo2"/>
       </w:pPr>
       <w:bookmarkStart w:id="98" w:name="correr-fuera-de-orden-o-repetir"/>
-      <w:bookmarkStart w:id="99" w:name="_Toc241143378"/>
+      <w:bookmarkStart w:id="99" w:name="_Toc241164164"/>
       <w:bookmarkEnd w:id="96"/>
       <w:r>
         <w:t>7.4. Correr fuera de orden o repetir</w:t>
@@ -16431,7 +16434,10 @@
         <w:pStyle w:val="FirstParagraph"/>
       </w:pPr>
       <w:r>
-        <w:t>Cargar una corrida del plan que no es la siguiente, o repetir una ya hecha, pide confirmación. Una vuelta fallida cuenta como hecha y no se repite en silencio.</w:t>
+        <w:t>Cargar una corrida del plan que no es la siguiente,</w:t>
+      </w:r>
+      <w:r>
+        <w:t xml:space="preserve"> o repetir una ya hecha, pide confirmación. Una vuelta fallida cuenta como hecha y no se repite en silencio.</w:t>
       </w:r>
     </w:p>
     <w:p>
@@ -16439,7 +16445,7 @@
         <w:pStyle w:val="Ttulo1"/>
       </w:pPr>
       <w:bookmarkStart w:id="100" w:name="análisis-y-posprocesamiento"/>
-      <w:bookmarkStart w:id="101" w:name="_Toc241143379"/>
+      <w:bookmarkStart w:id="101" w:name="_Toc241164165"/>
       <w:bookmarkEnd w:id="98"/>
       <w:bookmarkEnd w:id="90"/>
       <w:r>
@@ -16453,7 +16459,7 @@
         <w:pStyle w:val="Ttulo2"/>
       </w:pPr>
       <w:bookmarkStart w:id="102" w:name="métricas-por-vuelta-y-región"/>
-      <w:bookmarkStart w:id="103" w:name="_Toc241143380"/>
+      <w:bookmarkStart w:id="103" w:name="_Toc241164166"/>
       <w:r>
         <w:t>8.1. Métricas por vuelta y región</w:t>
       </w:r>
@@ -16470,10 +16476,10 @@
         <w:t>metricas_vuelta.py</w:t>
       </w:r>
       <w:r>
-        <w:t xml:space="preserve"> usa solo los</w:t>
-      </w:r>
-      <w:r>
-        <w:t xml:space="preserve"> ciclos de la fase medida. La región de cada ciclo sale de la curvatura en la proyección de la posición del simulador. Para la vuelta completa y para cada región calcula, entre otras, las métricas de la Tabla 4.</w:t>
+        <w:t xml:space="preserve"> usa solo los ciclos de la fase medida. La región de cada ciclo </w:t>
+      </w:r>
+      <w:r>
+        <w:t>sale de la curvatura en la proyección de la posición del simulador. Para la vuelta completa y para cada región calcula, entre otras, las métricas de la Tabla 4.</w:t>
       </w:r>
     </w:p>
     <w:p>
@@ -16487,13 +16493,7 @@
         <w:rPr>
           <w:rStyle w:val="VerbatimChar"/>
         </w:rPr>
-        <w:t>metricas_vu</w:t>
-      </w:r>
-      <w:r>
-        <w:rPr>
-          <w:rStyle w:val="VerbatimChar"/>
-        </w:rPr>
-        <w:t>elta.py</w:t>
+        <w:t>metricas_vuelta.py</w:t>
       </w:r>
       <w:r>
         <w:t>.</w:t>
@@ -16776,7 +16776,13 @@
               <w:rPr>
                 <w:sz w:val="19"/>
               </w:rPr>
-              <w:t>Esfuerzo de dirección</w:t>
+              <w:t>Esfuerz</w:t>
+            </w:r>
+            <w:r>
+              <w:rPr>
+                <w:sz w:val="19"/>
+              </w:rPr>
+              <w:t>o de dirección</w:t>
             </w:r>
           </w:p>
         </w:tc>
@@ -17254,10 +17260,10 @@
         <w:pStyle w:val="FirstParagraph"/>
       </w:pPr>
       <w:r>
-        <w:t>y la tasa de dirección se calcula com</w:t>
-      </w:r>
-      <w:r>
-        <w:t>o la diferencia de ángulos aplicados entre ciclos dividida por la diferencia de tiempos medida.</w:t>
+        <w:t>y la tasa de dirección se calcula como la diferencia de ángulos aplicados entre ciclos dividida por la difer</w:t>
+      </w:r>
+      <w:r>
+        <w:t>encia de tiempos medida.</w:t>
       </w:r>
     </w:p>
     <w:p>
@@ -17265,7 +17271,7 @@
         <w:pStyle w:val="Ttulo2"/>
       </w:pPr>
       <w:bookmarkStart w:id="104" w:name="mapa-de-campaña-y-pruebas-estadísticas"/>
-      <w:bookmarkStart w:id="105" w:name="_Toc241143381"/>
+      <w:bookmarkStart w:id="105" w:name="_Toc241164167"/>
       <w:bookmarkEnd w:id="102"/>
       <w:r>
         <w:t>8.2. Mapa de campaña y pruebas estadísticas</w:t>
@@ -17292,10 +17298,17 @@
         <w:t xml:space="preserve"> la corrección de Holm en dos familias de nueve celdas y un intervalo bootstrap del 95 por ciento de la diferencia que remuestrea sesiones completas. Como tamaño del efecto de cada contraste de Wilcoxon calcula la correlación biserial de rangos para pares </w:t>
       </w:r>
       <w:r>
-        <w:t>emparejados. El criterio del mapa tiene tres capas, factibilidad, decisión de mejora con el umbral leído del piloto y esfuerzo reportado con bandas de 1.5 y 3 para la razón de tasas de dirección. Ningún umbral se decide en el código, todos se leen de la co</w:t>
-      </w:r>
-      <w:r>
-        <w:t>nfiguración y de la salida del piloto.</w:t>
+        <w:t>emparejados. Cada comparación queda etiquetada como mejora práctica, calificada por el esfuerzo de dirección, como equivalencia práctica cuando la diferencia queda dentro del umbral en los dos sentidos, como degradación práctica cuando la diferencia advers</w:t>
+      </w:r>
+      <w:r>
+        <w:t xml:space="preserve">a supera el umbral, o como no evaluable. El criterio del mapa tiene tres capas, factibilidad, decisión de mejora con el umbral leído del </w:t>
+      </w:r>
+      <w:r>
+        <w:lastRenderedPageBreak/>
+        <w:t>piloto y esfuerzo reportado con bandas de 1.5 y 3 para la razón de tasas de dirección. Ningún umbral se decide en el có</w:t>
+      </w:r>
+      <w:r>
+        <w:t>digo, todos se leen de la configuración y de la salida del piloto.</w:t>
       </w:r>
     </w:p>
     <w:p>
@@ -17303,10 +17316,9 @@
         <w:pStyle w:val="Ttulo2"/>
       </w:pPr>
       <w:bookmarkStart w:id="106" w:name="gráficas"/>
-      <w:bookmarkStart w:id="107" w:name="_Toc241143382"/>
+      <w:bookmarkStart w:id="107" w:name="_Toc241164168"/>
       <w:bookmarkEnd w:id="104"/>
       <w:r>
-        <w:lastRenderedPageBreak/>
         <w:t>8.3. Gráficas</w:t>
       </w:r>
       <w:bookmarkEnd w:id="107"/>
@@ -17334,21 +17346,17 @@
         <w:t>scripts/17_p00_tablas.py</w:t>
       </w:r>
       <w:r>
-        <w:t xml:space="preserve">, que leen las salidas del análisis y escriben figuras a 600 dpi. El botón </w:t>
+        <w:t>, que leen las salidas del análisis y escriben f</w:t>
+      </w:r>
+      <w:r>
+        <w:t xml:space="preserve">iguras a 600 dpi. El botón </w:t>
       </w:r>
       <w:r>
         <w:rPr>
           <w:i/>
           <w:iCs/>
         </w:rPr>
-        <w:t>G</w:t>
-      </w:r>
-      <w:r>
-        <w:rPr>
-          <w:i/>
-          <w:iCs/>
-        </w:rPr>
-        <w:t>enerar gráficas</w:t>
+        <w:t>Generar gráficas</w:t>
       </w:r>
       <w:r>
         <w:t xml:space="preserve"> de la pestaña </w:t>
@@ -17378,7 +17386,7 @@
         <w:pStyle w:val="Ttulo1"/>
       </w:pPr>
       <w:bookmarkStart w:id="108" w:name="almacenamiento-y-formatos"/>
-      <w:bookmarkStart w:id="109" w:name="_Toc241143383"/>
+      <w:bookmarkStart w:id="109" w:name="_Toc241164169"/>
       <w:bookmarkEnd w:id="106"/>
       <w:bookmarkEnd w:id="100"/>
       <w:r>
@@ -17418,7 +17426,10 @@
         <w:t>perfil.csv</w:t>
       </w:r>
       <w:r>
-        <w:t xml:space="preserve"> tiene una fila por punto de la trazada con índice, abscisa, coordenadas, orientación, curvatura suavizada, velocidad límite y velocidad del perfil en km/h. </w:t>
+        <w:t xml:space="preserve"> tiene una fila por punto de la trazada con índice, abscisa, coordenadas, orientación, curvatura suavizada, velocida</w:t>
+      </w:r>
+      <w:r>
+        <w:t xml:space="preserve">d límite y velocidad del perfil en km/h. </w:t>
       </w:r>
       <w:r>
         <w:rPr>
@@ -17427,10 +17438,10 @@
         <w:t>manifiesto.json</w:t>
       </w:r>
       <w:r>
-        <w:t xml:space="preserve"> guarda el identificador, las marcas de inicio y fin, el número de ciclos, los metadatos de la corrida, la configuración completa, la ruta y huella de la configuración, las versiones de Python y de las librerías, el estado de los archivos de</w:t>
-      </w:r>
-      <w:r>
-        <w:t xml:space="preserve"> origen, las huellas del código, los datos estáticos del simulador, el resumen y las notas. </w:t>
+        <w:t xml:space="preserve"> guarda el identificador, las marcas de inicio y fin, el número de ciclos, los metadatos de la corrida, la configuración completa, la ruta y huella de la configuración, las versiones de Python y de la</w:t>
+      </w:r>
+      <w:r>
+        <w:t xml:space="preserve">s librerías, el estado de los archivos de origen, las huellas del código, los datos estáticos del simulador, el resumen y las notas. </w:t>
       </w:r>
       <w:r>
         <w:rPr>
@@ -17557,13 +17568,13 @@
               <w:rPr>
                 <w:sz w:val="19"/>
               </w:rPr>
-              <w:t>ciclo, t_s, periodo_ms, tc_ms, retardo_ms, pac</w:t>
-            </w:r>
-            <w:r>
-              <w:rPr>
-                <w:sz w:val="19"/>
-              </w:rPr>
-              <w:t>ket_graficos, packet_fisica, packets_repetidos</w:t>
+              <w:t>ciclo</w:t>
+            </w:r>
+            <w:r>
+              <w:rPr>
+                <w:sz w:val="19"/>
+              </w:rPr>
+              <w:t>, t_s, periodo_ms, tc_ms, retardo_ms, packet_graficos, packet_fisica, packets_repetidos</w:t>
             </w:r>
           </w:p>
         </w:tc>
@@ -17898,6 +17909,7 @@
         <w:pStyle w:val="Textoindependiente"/>
       </w:pPr>
       <w:r>
+        <w:lastRenderedPageBreak/>
         <w:t xml:space="preserve">Los planes se guardan en </w:t>
       </w:r>
       <w:r>
@@ -17940,7 +17952,6 @@
         <w:rPr>
           <w:rStyle w:val="VerbatimChar"/>
         </w:rPr>
-        <w:lastRenderedPageBreak/>
         <w:t>data/raw/p00/respaldos_cfg_ac</w:t>
       </w:r>
       <w:r>
@@ -17961,7 +17972,7 @@
         <w:pStyle w:val="Ttulo1"/>
       </w:pPr>
       <w:bookmarkStart w:id="110" w:name="parámetros-de-configuración"/>
-      <w:bookmarkStart w:id="111" w:name="_Toc241143384"/>
+      <w:bookmarkStart w:id="111" w:name="_Toc241164170"/>
       <w:bookmarkEnd w:id="108"/>
       <w:r>
         <w:t>10. Parámetros de configuración</w:t>
@@ -17991,10 +18002,7 @@
         <w:t>configs/juego_ac.json</w:t>
       </w:r>
       <w:r>
-        <w:t>, con el valor vigente en la versión 1.0.1. Los valores se</w:t>
-      </w:r>
-      <w:r>
-        <w:t xml:space="preserve"> leen de los archivos al generar este documento con </w:t>
+        <w:t xml:space="preserve">, con el valor vigente en la versión 1.0.1. Los valores se leen de los archivos al generar este documento con </w:t>
       </w:r>
       <w:r>
         <w:rPr>
@@ -18003,10 +18011,10 @@
         <w:t>documentacion/tabla_parametros.py</w:t>
       </w:r>
       <w:r>
-        <w:t>, que falla si algún parámetro no tiene nombre y descripción. Los campos de la interfaz que cambian una corrida sin editar estos archivos se describen en el Manual de usua</w:t>
-      </w:r>
-      <w:r>
-        <w:t>rio.</w:t>
+        <w:t>, que falla si algún parámetro no tiene nombre y descripción. Los campos de la interfaz que cambian una corrida s</w:t>
+      </w:r>
+      <w:r>
+        <w:t>in editar estos archivos se describen en el Manual de usuario.</w:t>
       </w:r>
     </w:p>
     <w:p>
@@ -18940,6 +18948,7 @@
                 <w:rStyle w:val="VerbatimChar"/>
                 <w:sz w:val="19"/>
               </w:rPr>
+              <w:lastRenderedPageBreak/>
               <w:t>vehiculo.distancia_max_centro_m</w:t>
             </w:r>
           </w:p>
@@ -19088,7 +19097,6 @@
                 <w:rStyle w:val="VerbatimChar"/>
                 <w:sz w:val="19"/>
               </w:rPr>
-              <w:lastRenderedPageBreak/>
               <w:t>vehiculo.forzar_respaldo</w:t>
             </w:r>
           </w:p>
@@ -20459,6 +20467,7 @@
                 <w:rStyle w:val="VerbatimChar"/>
                 <w:sz w:val="19"/>
               </w:rPr>
+              <w:lastRenderedPageBreak/>
               <w:t>perfil.factores.rapido</w:t>
             </w:r>
           </w:p>
@@ -20601,7 +20610,6 @@
                 <w:rStyle w:val="VerbatimChar"/>
                 <w:sz w:val="19"/>
               </w:rPr>
-              <w:lastRenderedPageBreak/>
               <w:t>longitudinal.ki</w:t>
             </w:r>
           </w:p>
@@ -21910,6 +21918,7 @@
                 <w:rStyle w:val="VerbatimChar"/>
                 <w:sz w:val="19"/>
               </w:rPr>
+              <w:lastRenderedPageBreak/>
               <w:t>abandono.tiempo_quieto_s</w:t>
             </w:r>
           </w:p>
@@ -22058,7 +22067,6 @@
                 <w:rStyle w:val="VerbatimChar"/>
                 <w:sz w:val="19"/>
               </w:rPr>
-              <w:lastRenderedPageBreak/>
               <w:t>abandono.tiempo_ruedas_fuera_s</w:t>
             </w:r>
           </w:p>
@@ -23044,7 +23052,13 @@
               <w:rPr>
                 <w:sz w:val="19"/>
               </w:rPr>
-              <w:t>Razón de esfuerzo hasta la cual la mejora es de bajo costo</w:t>
+              <w:t xml:space="preserve">Razón de esfuerzo hasta la cual la </w:t>
+            </w:r>
+            <w:r>
+              <w:rPr>
+                <w:sz w:val="19"/>
+              </w:rPr>
+              <w:t>mejora es de bajo costo</w:t>
             </w:r>
           </w:p>
         </w:tc>
@@ -23638,7 +23652,13 @@
               <w:rPr>
                 <w:sz w:val="19"/>
               </w:rPr>
-              <w:t>Carpeta de los respaldos de la configuración del juego</w:t>
+              <w:t xml:space="preserve">Carpeta de los respaldos de la configuración del </w:t>
+            </w:r>
+            <w:r>
+              <w:rPr>
+                <w:sz w:val="19"/>
+              </w:rPr>
+              <w:t>juego</w:t>
             </w:r>
           </w:p>
         </w:tc>
@@ -25009,7 +25029,7 @@
         <w:pStyle w:val="Ttulo1"/>
       </w:pPr>
       <w:bookmarkStart w:id="112" w:name="restricciones-y-limitaciones"/>
-      <w:bookmarkStart w:id="113" w:name="_Toc241143385"/>
+      <w:bookmarkStart w:id="113" w:name="_Toc241164171"/>
       <w:bookmarkEnd w:id="110"/>
       <w:r>
         <w:t>11. Restricciones y limitaciones</w:t>
@@ -25118,10 +25138,43 @@
         </w:numPr>
       </w:pPr>
       <w:r>
-        <w:t>La presencia de Custom Shaders Patch puede cambiar el clima y la te</w:t>
-      </w:r>
-      <w:r>
-        <w:t>mperatura de pista fijados por la plantilla. El software lo registra pero no lo impide.</w:t>
+        <w:t>Assetto Corsa, Steam, vJoy y las librerías de Python son de tercero</w:t>
+      </w:r>
+      <w:r>
+        <w:t xml:space="preserve">s y no forman parte de la obra. La trazada de Monza deriva del archivo </w:t>
+      </w:r>
+      <w:r>
+        <w:rPr>
+          <w:rStyle w:val="VerbatimChar"/>
+        </w:rPr>
+        <w:t>fast_lane.ai</w:t>
+      </w:r>
+      <w:r>
+        <w:t xml:space="preserve"> del juego. Ver </w:t>
+      </w:r>
+      <w:r>
+        <w:rPr>
+          <w:rStyle w:val="VerbatimChar"/>
+        </w:rPr>
+        <w:t>TERCEROS.md</w:t>
+      </w:r>
+      <w:r>
+        <w:t>.</w:t>
+      </w:r>
+    </w:p>
+    <w:p>
+      <w:pPr>
+        <w:pStyle w:val="Compact"/>
+        <w:numPr>
+          <w:ilvl w:val="0"/>
+          <w:numId w:val="3"/>
+        </w:numPr>
+      </w:pPr>
+      <w:r>
+        <w:t xml:space="preserve">La presencia de Custom Shaders Patch puede cambiar el clima y la temperatura de pista fijados por la plantilla. El software lo registra pero no </w:t>
+      </w:r>
+      <w:r>
+        <w:t>lo impide.</w:t>
       </w:r>
     </w:p>
     <w:p>
@@ -25129,7 +25182,7 @@
         <w:pStyle w:val="Ttulo1"/>
       </w:pPr>
       <w:bookmarkStart w:id="114" w:name="despliegue"/>
-      <w:bookmarkStart w:id="115" w:name="_Toc241143386"/>
+      <w:bookmarkStart w:id="115" w:name="_Toc241164172"/>
       <w:bookmarkEnd w:id="112"/>
       <w:r>
         <w:t>12. Despliegue</w:t>
@@ -25141,10 +25194,7 @@
         <w:pStyle w:val="FirstParagraph"/>
       </w:pPr>
       <w:r>
-        <w:t xml:space="preserve">La instalación desde el código fuente sigue estos pasos. Para usar el ejecutable basta con los pasos 1, 3, 4 y 5, aplicados a la carpeta del ejecutable, </w:t>
-      </w:r>
-      <w:r>
-        <w:t xml:space="preserve">y abrir </w:t>
+        <w:t xml:space="preserve">La instalación desde el código fuente sigue estos pasos. Para usar el ejecutable basta con los pasos 1, 3, 4 y 5, aplicados a la carpeta del ejecutable, y abrir </w:t>
       </w:r>
       <w:r>
         <w:rPr>
@@ -25165,7 +25215,10 @@
         </w:numPr>
       </w:pPr>
       <w:r>
-        <w:t>Instalar Steam, Assetto Corsa y vJoy, y configurar vJoy como dispositivo 1.</w:t>
+        <w:t>Instalar Steam, Assetto Corsa y vJoy, y configurar v</w:t>
+      </w:r>
+      <w:r>
+        <w:t>Joy como dispositivo 1.</w:t>
       </w:r>
     </w:p>
     <w:p>
@@ -25204,16 +25257,13 @@
         <w:rPr>
           <w:rStyle w:val="VerbatimChar"/>
         </w:rPr>
-        <w:t>configs/jue</w:t>
-      </w:r>
-      <w:r>
-        <w:rPr>
-          <w:rStyle w:val="VerbatimChar"/>
-        </w:rPr>
-        <w:t>go_ac.json</w:t>
-      </w:r>
-      <w:r>
-        <w:t xml:space="preserve"> solo si hay varias instalaciones del simulador. Con una sola, el programa la encuentra y usa sin editar el archivo.</w:t>
+        <w:t>configs/juego_ac.json</w:t>
+      </w:r>
+      <w:r>
+        <w:t xml:space="preserve"> solo si hay varias instalaciones del simulador. Con una sola, el p</w:t>
+      </w:r>
+      <w:r>
+        <w:t>rograma la encuentra y usa sin editar el archivo.</w:t>
       </w:r>
     </w:p>
     <w:p>
@@ -25234,10 +25284,7 @@
         <w:t>steam_appid.txt</w:t>
       </w:r>
       <w:r>
-        <w:t xml:space="preserve"> con el número 244210 en la carpeta del juego. Lo crea solo, y si Windows no </w:t>
-      </w:r>
-      <w:r>
-        <w:t xml:space="preserve">da permiso hay que crearlo a mano. Sin ese archivo </w:t>
+        <w:t xml:space="preserve"> con el número 244210 en la carpeta del juego. Lo crea solo, y si Windows no da permiso hay que crearlo a mano. Sin ese archivo </w:t>
       </w:r>
       <w:r>
         <w:rPr>
@@ -25246,7 +25293,10 @@
         <w:t>acs.exe</w:t>
       </w:r>
       <w:r>
-        <w:t xml:space="preserve"> no abre directo y Steam abre el lanzador oficial, que reescribe la carpeta de configuración.</w:t>
+        <w:t xml:space="preserve"> no abre directo y </w:t>
+      </w:r>
+      <w:r>
+        <w:t>Steam abre el lanzador oficial, que reescribe la carpeta de configuración.</w:t>
       </w:r>
     </w:p>
     <w:p>
@@ -25258,6 +25308,7 @@
         </w:numPr>
       </w:pPr>
       <w:r>
+        <w:lastRenderedPageBreak/>
         <w:t xml:space="preserve">Verificar que la plantilla de </w:t>
       </w:r>
       <w:r>
@@ -25267,10 +25318,7 @@
         <w:t>configs/sesion_ac</w:t>
       </w:r>
       <w:r>
-        <w:t xml:space="preserve"> asigna vJoy como control, con Monza, el Giulietta QV y s</w:t>
-      </w:r>
-      <w:r>
-        <w:t>esión de vuelta rápida.</w:t>
+        <w:t xml:space="preserve"> asigna vJoy como control, con Monza, el Giulietta QV y sesión de vuelta rápida.</w:t>
       </w:r>
     </w:p>
     <w:p>
@@ -25282,14 +25330,19 @@
         </w:numPr>
       </w:pPr>
       <w:r>
-        <w:lastRenderedPageBreak/>
         <w:t xml:space="preserve">Ejecutar las pruebas automáticas, por ejemplo </w:t>
       </w:r>
       <w:r>
         <w:rPr>
           <w:rStyle w:val="VerbatimChar"/>
         </w:rPr>
-        <w:t>python P00_control_lateral/pruebas/prueba_humo.py</w:t>
+        <w:t xml:space="preserve">python </w:t>
+      </w:r>
+      <w:r>
+        <w:rPr>
+          <w:rStyle w:val="VerbatimChar"/>
+        </w:rPr>
+        <w:t>P00_control_lateral/pruebas/prueba_humo.py</w:t>
       </w:r>
       <w:r>
         <w:t>.</w:t>
@@ -25321,7 +25374,7 @@
         <w:pStyle w:val="Ttulo2"/>
       </w:pPr>
       <w:bookmarkStart w:id="116" w:name="ejecutable-para-windows"/>
-      <w:bookmarkStart w:id="117" w:name="_Toc241143387"/>
+      <w:bookmarkStart w:id="117" w:name="_Toc241164173"/>
       <w:r>
         <w:t>12.1. Ejecutable para Windows</w:t>
       </w:r>
@@ -25332,16 +25385,19 @@
         <w:pStyle w:val="FirstParagraph"/>
       </w:pPr>
       <w:r>
-        <w:t>El ejec</w:t>
-      </w:r>
-      <w:r>
-        <w:t xml:space="preserve">utable se construye con PyInstaller mediante </w:t>
+        <w:t xml:space="preserve">El ejecutable se construye con PyInstaller mediante </w:t>
       </w:r>
       <w:r>
         <w:rPr>
           <w:rStyle w:val="VerbatimChar"/>
         </w:rPr>
-        <w:t>python P00_control_lateral/empaquetado/construir_exe.py</w:t>
+        <w:t>python P00_control_lateral/empaq</w:t>
+      </w:r>
+      <w:r>
+        <w:rPr>
+          <w:rStyle w:val="VerbatimChar"/>
+        </w:rPr>
+        <w:t>uetado/construir_exe.py</w:t>
       </w:r>
       <w:r>
         <w:t xml:space="preserve">, que usa la especificación </w:t>
@@ -25368,13 +25424,7 @@
         <w:rPr>
           <w:rStyle w:val="VerbatimChar"/>
         </w:rPr>
-        <w:t>_intern</w:t>
-      </w:r>
-      <w:r>
-        <w:rPr>
-          <w:rStyle w:val="VerbatimChar"/>
-        </w:rPr>
-        <w:t>al</w:t>
+        <w:t>_internal</w:t>
       </w:r>
       <w:r>
         <w:t xml:space="preserve">. </w:t>
@@ -25395,10 +25445,10 @@
         <w:t>Trial_Steer_consola.exe</w:t>
       </w:r>
       <w:r>
-        <w:t xml:space="preserve"> ejecuta los procesos hijos, las corridas, el script del MPC completo y el guion de gráficas, porque esos procesos escriben en consola y el MPC completo solo guarda al recibir Ctrl+C d</w:t>
-      </w:r>
-      <w:r>
-        <w:t xml:space="preserve">e consola. Junto a los ejecutables se copian los archivos .py y las configuraciones con la estructura del repositorio, porque el código calcula sus rutas a partir de su ubicación y así las corridas quedan guardadas en </w:t>
+        <w:t xml:space="preserve"> ejecuta los procesos hijos, las corridas, el script del MPC completo y el guion de gráficas, porque esos procesos escriben en consola y el MPC completo solo guarda al recibir Ctrl+C de consola. Junto a los ejecutables se copian los </w:t>
+      </w:r>
+      <w:r>
+        <w:t xml:space="preserve">archivos .py y las configuraciones con la estructura del repositorio, porque el código calcula sus rutas a partir de su ubicación y así las corridas quedan guardadas en </w:t>
       </w:r>
       <w:r>
         <w:rPr>
@@ -25407,10 +25457,7 @@
         <w:t>data/raw/p00/corridas</w:t>
       </w:r>
       <w:r>
-        <w:t xml:space="preserve"> dentro de la mis</w:t>
-      </w:r>
-      <w:r>
-        <w:t>ma carpeta.</w:t>
+        <w:t xml:space="preserve"> dentro de la misma carpeta.</w:t>
       </w:r>
     </w:p>
     <w:p>
@@ -25424,13 +25471,19 @@
         <w:rPr>
           <w:rStyle w:val="VerbatimChar"/>
         </w:rPr>
-        <w:t>empaquetado/trial_steer.py</w:t>
-      </w:r>
-      <w:r>
-        <w:t>, hace que el ejecutable cumpla el papel del intérprete de Python. Sin argumentos abre el lanzador, con un archivo .py lo ejecuta y con la opción -c ejecuta el código indicado. También fija la sali</w:t>
-      </w:r>
-      <w:r>
-        <w:t>da en UTF-8, porque el ejecutable ignora la variable PYTHONIOENCODING y sin ese ajuste la corrida se detenía al escribir la letra δ en consola, falla que se encontró al probar el ejecutable el 24 de septiembre de 2026.</w:t>
+        <w:t>empaquetado/tria</w:t>
+      </w:r>
+      <w:r>
+        <w:rPr>
+          <w:rStyle w:val="VerbatimChar"/>
+        </w:rPr>
+        <w:t>l_steer.py</w:t>
+      </w:r>
+      <w:r>
+        <w:t>, hace que el ejecutable cumpla el papel del intérprete de Python. Sin argumentos abre el lanzador, con un archivo .py lo ejecuta y con la opción -c ejecuta el código indicado. También fija la salida en UTF-8, porque el ejecutable ignora la varia</w:t>
+      </w:r>
+      <w:r>
+        <w:t>ble PYTHONIOENCODING y sin ese ajuste la corrida se detenía al escribir la letra δ en consola, falla que se encontró al probar el ejecutable el 24 de septiembre de 2026.</w:t>
       </w:r>
     </w:p>
     <w:p>
@@ -25438,13 +25491,10 @@
         <w:pStyle w:val="Ttulo2"/>
       </w:pPr>
       <w:bookmarkStart w:id="118" w:name="ejecución-desde-el-código-fuente"/>
-      <w:bookmarkStart w:id="119" w:name="_Toc241143388"/>
+      <w:bookmarkStart w:id="119" w:name="_Toc241164174"/>
       <w:bookmarkEnd w:id="116"/>
       <w:r>
-        <w:t>12.2. Ejecución desde el código fuent</w:t>
-      </w:r>
-      <w:r>
-        <w:t>e</w:t>
+        <w:t>12.2. Ejecución desde el código fuente</w:t>
       </w:r>
       <w:bookmarkEnd w:id="119"/>
     </w:p>
@@ -25453,7 +25503,10 @@
         <w:pStyle w:val="FirstParagraph"/>
       </w:pPr>
       <w:r>
-        <w:t xml:space="preserve">Una corrida también puede ejecutarse sin la ventana, con el simulador abierto y el vehículo en pista, con </w:t>
+        <w:t>Una corrida también puede ejecutarse sin la ven</w:t>
+      </w:r>
+      <w:r>
+        <w:t xml:space="preserve">tana, con el simulador abierto y el vehículo en pista, con </w:t>
       </w:r>
       <w:r>
         <w:rPr>
@@ -25470,7 +25523,7 @@
         <w:pStyle w:val="Ttulo1"/>
       </w:pPr>
       <w:bookmarkStart w:id="120" w:name="tecnologías-utilizadas"/>
-      <w:bookmarkStart w:id="121" w:name="_Toc241143389"/>
+      <w:bookmarkStart w:id="121" w:name="_Toc241164175"/>
       <w:bookmarkEnd w:id="118"/>
       <w:bookmarkEnd w:id="114"/>
       <w:r>
@@ -25546,7 +25599,13 @@
               <w:rPr>
                 <w:sz w:val="19"/>
               </w:rPr>
-              <w:t>Versión verificada</w:t>
+              <w:t>Versión ve</w:t>
+            </w:r>
+            <w:r>
+              <w:rPr>
+                <w:sz w:val="19"/>
+              </w:rPr>
+              <w:t>rificada</w:t>
             </w:r>
           </w:p>
         </w:tc>
@@ -25866,6 +25925,7 @@
               <w:rPr>
                 <w:sz w:val="19"/>
               </w:rPr>
+              <w:lastRenderedPageBreak/>
               <w:t>pyvjoy</w:t>
             </w:r>
           </w:p>
@@ -25922,7 +25982,6 @@
               <w:rPr>
                 <w:sz w:val="19"/>
               </w:rPr>
-              <w:lastRenderedPageBreak/>
               <w:t>PyInstaller</w:t>
             </w:r>
           </w:p>
@@ -26136,7 +26195,7 @@
         <w:pStyle w:val="Ttulo1"/>
       </w:pPr>
       <w:bookmarkStart w:id="122" w:name="glosario"/>
-      <w:bookmarkStart w:id="123" w:name="_Toc241143390"/>
+      <w:bookmarkStart w:id="123" w:name="_Toc241164176"/>
       <w:bookmarkEnd w:id="120"/>
       <w:r>
         <w:t>14. Glosario</w:t>
@@ -26156,10 +26215,10 @@
         <w:pStyle w:val="Textoindependiente"/>
       </w:pPr>
       <w:r>
-        <w:t>Constante de la cadena de dirección. Ángulo de rueda que toma el vehículo con el eje de vJoy en su extr</w:t>
-      </w:r>
-      <w:r>
-        <w:t>emo.</w:t>
+        <w:t xml:space="preserve">Constante de la cadena de dirección. Ángulo </w:t>
+      </w:r>
+      <w:r>
+        <w:t>de rueda que toma el vehículo con el eje de vJoy en su extremo.</w:t>
       </w:r>
     </w:p>
     <w:p>
@@ -26175,7 +26234,10 @@
         <w:pStyle w:val="Textoindependiente"/>
       </w:pPr>
       <w:r>
-        <w:t>Error angular. Diferencia entre la orientación del vehículo y la de la trazada en el punto proyectado.</w:t>
+        <w:t xml:space="preserve">Error angular. Diferencia entre la orientación del vehículo y la de la trazada en el punto </w:t>
+      </w:r>
+      <w:r>
+        <w:t>proyectado.</w:t>
       </w:r>
     </w:p>
     <w:p>
@@ -26183,10 +26245,7 @@
         <w:pStyle w:val="Textoindependiente"/>
       </w:pPr>
       <w:r>
-        <w:t>Error lateral. Distancia con signo entre un pun</w:t>
-      </w:r>
-      <w:r>
-        <w:t>to del vehículo y la trazada.</w:t>
+        <w:t>Error lateral. Distancia con signo entre un punto del vehículo y la trazada.</w:t>
       </w:r>
     </w:p>
     <w:p>
@@ -26210,10 +26269,7 @@
         <w:pStyle w:val="Textoindependiente"/>
       </w:pPr>
       <w:r>
-        <w:t xml:space="preserve">Memoria compartida. Mecanismo de Windows por el que Assetto Corsa publica </w:t>
-      </w:r>
-      <w:r>
-        <w:t>el estado del vehículo.</w:t>
+        <w:t>Memoria compartida. Mecanismo de Windows por el que Assetto Corsa publica el estado del vehículo.</w:t>
       </w:r>
     </w:p>
     <w:p>
@@ -26229,7 +26285,10 @@
         <w:pStyle w:val="Textoindependiente"/>
       </w:pPr>
       <w:r>
-        <w:t>Posición normalizada. Fracción de la vuelta recorrida según el simulador, entre 0 y 1.</w:t>
+        <w:t>Posición normalizada.</w:t>
+      </w:r>
+      <w:r>
+        <w:t xml:space="preserve"> Fracción de la vuelta recorrida según el simulador, entre 0 y 1.</w:t>
       </w:r>
     </w:p>
     <w:p>
@@ -26269,7 +26328,7 @@
         <w:pStyle w:val="Ttulo1"/>
       </w:pPr>
       <w:bookmarkStart w:id="124" w:name="referencias"/>
-      <w:bookmarkStart w:id="125" w:name="_Toc241143391"/>
+      <w:bookmarkStart w:id="125" w:name="_Toc241164177"/>
       <w:bookmarkEnd w:id="122"/>
       <w:r>
         <w:t>Referencias</w:t>
@@ -26281,10 +26340,10 @@
         <w:pStyle w:val="FirstParagraph"/>
       </w:pPr>
       <w:r>
-        <w:t>[1] S. Skogestad, Simple analytic rules for model reduction and PID c</w:t>
-      </w:r>
-      <w:r>
-        <w:t>ontroller tuning, Journal of Process Control, vol. 13, no. 4, pp. 291 a 309, 2003. doi 10.1016/S0959-1524(02)00062-8</w:t>
+        <w:t>[1] S. Skog</w:t>
+      </w:r>
+      <w:r>
+        <w:t>estad, Simple analytic rules for model reduction and PID controller tuning, Journal of Process Control, vol. 13, no. 4, pp. 291 a 309, 2003. doi 10.1016/S0959-1524(02)00062-8</w:t>
       </w:r>
     </w:p>
     <w:p>
@@ -26292,10 +26351,10 @@
         <w:pStyle w:val="Textoindependiente"/>
       </w:pPr>
       <w:r>
-        <w:t>[2] G. Hoffmann, C. Tomlin, M. Montemerlo y S. Thrun, Autonomous Automobile Trajectory Tracking for Off Road Driving, Controller Design, Ex</w:t>
-      </w:r>
-      <w:r>
-        <w:t>perimental Validation and Racing, en 2007 American Control Conference, 2007, pp. 2296 a 2301. doi 10.1109/ACC.2007.4282788</w:t>
+        <w:t>[2] G. Hoffmann, C. Tomlin, M. Montemerlo y S. Thrun, Autonomous Automobile Traje</w:t>
+      </w:r>
+      <w:r>
+        <w:t>ctory Tracking for Off Road Driving, Controller Design, Experimental Validation and Racing, en 2007 American Control Conference, 2007, pp. 2296 a 2301. doi 10.1109/ACC.2007.4282788</w:t>
       </w:r>
     </w:p>
     <w:p>
@@ -26304,10 +26363,10 @@
       </w:pPr>
       <w:r>
         <w:lastRenderedPageBreak/>
-        <w:t>[3] J. Kong, M. Pfeiffer, G. Schildbach y F. Borrelli, Kinematic and dynamic vehicle models for autonomous driving control design, en</w:t>
-      </w:r>
-      <w:r>
-        <w:t xml:space="preserve"> 2015 IEEE Intelligent Vehicles Symposium, 2015, pp. 1094 a 1099. doi 10.1109/IVS.2015.7225830</w:t>
+        <w:t>[3] J. Kong, M. Pfeiffer, G. Schildbach y F. Borrelli, Kinematic and dynami</w:t>
+      </w:r>
+      <w:r>
+        <w:t>c vehicle models for autonomous driving control design, en 2015 IEEE Intelligent Vehicles Symposium, 2015, pp. 1094 a 1099. doi 10.1109/IVS.2015.7225830</w:t>
       </w:r>
     </w:p>
     <w:p>
@@ -26315,10 +26374,10 @@
         <w:pStyle w:val="Textoindependiente"/>
       </w:pPr>
       <w:r>
-        <w:t>[4] B. Stellato, G. Banjac, P. Goulart, A. Bemporad y S. Boyd, OSQP, an operator splitting solver for quadratic programs, Mathematical Programming Computation, v</w:t>
-      </w:r>
-      <w:r>
-        <w:t>ol. 12, no. 4, pp. 637 a 672, 2020. doi 10.1007/s12532-020-00179-2</w:t>
+        <w:t>[4] B. Stellato, G. Banjac, P. Goulart, A. Bemporad y S. Boyd, OSQP, an operator splitting solver for q</w:t>
+      </w:r>
+      <w:r>
+        <w:t>uadratic programs, Mathematical Programming Computation, vol. 12, no. 4, pp. 637 a 672, 2020. doi 10.1007/s12532-020-00179-2</w:t>
       </w:r>
     </w:p>
     <w:bookmarkEnd w:id="124"/>
@@ -26440,7 +26499,7 @@
   <w:abstractNum w:abstractNumId="0" w15:restartNumberingAfterBreak="0">
     <w:nsid w:val="0000A990"/>
     <w:multiLevelType w:val="multilevel"/>
-    <w:tmpl w:val="32BE064E"/>
+    <w:tmpl w:val="2E9674C8"/>
     <w:lvl w:ilvl="0">
       <w:numFmt w:val="bullet"/>
       <w:lvlText w:val=" "/>
@@ -26517,7 +26576,7 @@
   <w:abstractNum w:abstractNumId="1" w15:restartNumberingAfterBreak="0">
     <w:nsid w:val="0000A991"/>
     <w:multiLevelType w:val="multilevel"/>
-    <w:tmpl w:val="3BC0A808"/>
+    <w:tmpl w:val="87EAA924"/>
     <w:lvl w:ilvl="0">
       <w:numFmt w:val="bullet"/>
       <w:lvlText w:val=""/>
@@ -26621,7 +26680,7 @@
   <w:abstractNum w:abstractNumId="2" w15:restartNumberingAfterBreak="0">
     <w:nsid w:val="00A99411"/>
     <w:multiLevelType w:val="multilevel"/>
-    <w:tmpl w:val="C9766BE4"/>
+    <w:tmpl w:val="5EC2A9D4"/>
     <w:lvl w:ilvl="0">
       <w:start w:val="1"/>
       <w:numFmt w:val="decimal"/>
@@ -28081,7 +28140,7 @@
     <w:autoRedefine/>
     <w:uiPriority w:val="39"/>
     <w:unhideWhenUsed/>
-    <w:rsid w:val="00511833"/>
+    <w:rsid w:val="0004710F"/>
     <w:pPr>
       <w:spacing w:after="100"/>
     </w:pPr>
@@ -28093,7 +28152,7 @@
     <w:autoRedefine/>
     <w:uiPriority w:val="39"/>
     <w:unhideWhenUsed/>
-    <w:rsid w:val="00511833"/>
+    <w:rsid w:val="0004710F"/>
     <w:pPr>
       <w:spacing w:after="100"/>
       <w:ind w:left="220"/>
@@ -28106,7 +28165,7 @@
     <w:autoRedefine/>
     <w:uiPriority w:val="39"/>
     <w:unhideWhenUsed/>
-    <w:rsid w:val="00511833"/>
+    <w:rsid w:val="0004710F"/>
     <w:pPr>
       <w:spacing w:after="100"/>
       <w:ind w:left="440"/>

--- a/P00_control_lateral/documentacion/Manual_Tecnico_Trial_Steer.docx
+++ b/P00_control_lateral/documentacion/Manual_Tecnico_Trial_Steer.docx
@@ -151,7 +151,7 @@
               <w:spacing w:after="0"/>
             </w:pPr>
             <w:r>
-              <w:t>Jesus Alberto Lastra Robles</w:t>
+              <w:t>Jesús Alberto Lastra Robles</w:t>
             </w:r>
           </w:p>
         </w:tc>
@@ -532,7 +532,7 @@
       <w:r>
         <w:fldChar w:fldCharType="separate"/>
       </w:r>
-      <w:hyperlink w:anchor="_Toc241164115" w:history="1">
+      <w:hyperlink w:anchor="_Toc241165998" w:history="1">
         <w:r>
           <w:rPr>
             <w:rStyle w:val="Hipervnculo"/>
@@ -559,7 +559,7 @@
             <w:noProof/>
             <w:webHidden/>
           </w:rPr>
-          <w:instrText xml:space="preserve"> PAGEREF _Toc241164115 \h </w:instrText>
+          <w:instrText xml:space="preserve"> PAGEREF _Toc241165998 \h </w:instrText>
         </w:r>
         <w:r>
           <w:rPr>
@@ -604,7 +604,7 @@
           <w:lang w:bidi="ar-SA"/>
         </w:rPr>
       </w:pPr>
-      <w:hyperlink w:anchor="_Toc241164116" w:history="1">
+      <w:hyperlink w:anchor="_Toc241165999" w:history="1">
         <w:r>
           <w:rPr>
             <w:rStyle w:val="Hipervnculo"/>
@@ -631,7 +631,7 @@
             <w:noProof/>
             <w:webHidden/>
           </w:rPr>
-          <w:instrText xml:space="preserve"> PAGEREF _Toc241164116 \h </w:instrText>
+          <w:instrText xml:space="preserve"> PAGEREF _Toc241165999 \h </w:instrText>
         </w:r>
         <w:r>
           <w:rPr>
@@ -676,7 +676,7 @@
           <w:lang w:bidi="ar-SA"/>
         </w:rPr>
       </w:pPr>
-      <w:hyperlink w:anchor="_Toc241164117" w:history="1">
+      <w:hyperlink w:anchor="_Toc241166000" w:history="1">
         <w:r>
           <w:rPr>
             <w:rStyle w:val="Hipervnculo"/>
@@ -703,7 +703,7 @@
             <w:noProof/>
             <w:webHidden/>
           </w:rPr>
-          <w:instrText xml:space="preserve"> PAGEREF _Toc241164117 \h </w:instrText>
+          <w:instrText xml:space="preserve"> PAGEREF _Toc241166000 \h </w:instrText>
         </w:r>
         <w:r>
           <w:rPr>
@@ -748,7 +748,7 @@
           <w:lang w:bidi="ar-SA"/>
         </w:rPr>
       </w:pPr>
-      <w:hyperlink w:anchor="_Toc241164118" w:history="1">
+      <w:hyperlink w:anchor="_Toc241166001" w:history="1">
         <w:r>
           <w:rPr>
             <w:rStyle w:val="Hipervnculo"/>
@@ -775,7 +775,7 @@
             <w:noProof/>
             <w:webHidden/>
           </w:rPr>
-          <w:instrText xml:space="preserve"> PAGEREF _Toc241164118 \h </w:instrText>
+          <w:instrText xml:space="preserve"> PAGEREF _Toc241166001 \h </w:instrText>
         </w:r>
         <w:r>
           <w:rPr>
@@ -820,7 +820,7 @@
           <w:lang w:bidi="ar-SA"/>
         </w:rPr>
       </w:pPr>
-      <w:hyperlink w:anchor="_Toc241164119" w:history="1">
+      <w:hyperlink w:anchor="_Toc241166002" w:history="1">
         <w:r>
           <w:rPr>
             <w:rStyle w:val="Hipervnculo"/>
@@ -847,7 +847,7 @@
             <w:noProof/>
             <w:webHidden/>
           </w:rPr>
-          <w:instrText xml:space="preserve"> PAGEREF _Toc241164119 \h </w:instrText>
+          <w:instrText xml:space="preserve"> PAGEREF _Toc241166002 \h </w:instrText>
         </w:r>
         <w:r>
           <w:rPr>
@@ -892,7 +892,7 @@
           <w:lang w:bidi="ar-SA"/>
         </w:rPr>
       </w:pPr>
-      <w:hyperlink w:anchor="_Toc241164120" w:history="1">
+      <w:hyperlink w:anchor="_Toc241166003" w:history="1">
         <w:r>
           <w:rPr>
             <w:rStyle w:val="Hipervnculo"/>
@@ -919,7 +919,7 @@
             <w:noProof/>
             <w:webHidden/>
           </w:rPr>
-          <w:instrText xml:space="preserve"> PAGEREF _Toc241164120 \h </w:instrText>
+          <w:instrText xml:space="preserve"> PAGEREF _Toc241166003 \h </w:instrText>
         </w:r>
         <w:r>
           <w:rPr>
@@ -964,7 +964,7 @@
           <w:lang w:bidi="ar-SA"/>
         </w:rPr>
       </w:pPr>
-      <w:hyperlink w:anchor="_Toc241164121" w:history="1">
+      <w:hyperlink w:anchor="_Toc241166004" w:history="1">
         <w:r>
           <w:rPr>
             <w:rStyle w:val="Hipervnculo"/>
@@ -991,7 +991,7 @@
             <w:noProof/>
             <w:webHidden/>
           </w:rPr>
-          <w:instrText xml:space="preserve"> PAGEREF _Toc241164121 \h </w:instrText>
+          <w:instrText xml:space="preserve"> PAGEREF _Toc241166004 \h </w:instrText>
         </w:r>
         <w:r>
           <w:rPr>
@@ -1036,7 +1036,7 @@
           <w:lang w:bidi="ar-SA"/>
         </w:rPr>
       </w:pPr>
-      <w:hyperlink w:anchor="_Toc241164122" w:history="1">
+      <w:hyperlink w:anchor="_Toc241166005" w:history="1">
         <w:r>
           <w:rPr>
             <w:rStyle w:val="Hipervnculo"/>
@@ -1063,7 +1063,7 @@
             <w:noProof/>
             <w:webHidden/>
           </w:rPr>
-          <w:instrText xml:space="preserve"> PAGEREF _Toc241164122 \h </w:instrText>
+          <w:instrText xml:space="preserve"> PAGEREF _Toc241166005 \h </w:instrText>
         </w:r>
         <w:r>
           <w:rPr>
@@ -1108,7 +1108,7 @@
           <w:lang w:bidi="ar-SA"/>
         </w:rPr>
       </w:pPr>
-      <w:hyperlink w:anchor="_Toc241164123" w:history="1">
+      <w:hyperlink w:anchor="_Toc241166006" w:history="1">
         <w:r>
           <w:rPr>
             <w:rStyle w:val="Hipervnculo"/>
@@ -1135,7 +1135,7 @@
             <w:noProof/>
             <w:webHidden/>
           </w:rPr>
-          <w:instrText xml:space="preserve"> PAGEREF _Toc241164123 \h </w:instrText>
+          <w:instrText xml:space="preserve"> PAGEREF _Toc241166006 \h </w:instrText>
         </w:r>
         <w:r>
           <w:rPr>
@@ -1180,7 +1180,7 @@
           <w:lang w:bidi="ar-SA"/>
         </w:rPr>
       </w:pPr>
-      <w:hyperlink w:anchor="_Toc241164124" w:history="1">
+      <w:hyperlink w:anchor="_Toc241166007" w:history="1">
         <w:r>
           <w:rPr>
             <w:rStyle w:val="Hipervnculo"/>
@@ -1207,7 +1207,7 @@
             <w:noProof/>
             <w:webHidden/>
           </w:rPr>
-          <w:instrText xml:space="preserve"> PAGEREF _Toc241164124 \h </w:instrText>
+          <w:instrText xml:space="preserve"> PAGEREF _Toc241166007 \h </w:instrText>
         </w:r>
         <w:r>
           <w:rPr>
@@ -1252,7 +1252,7 @@
           <w:lang w:bidi="ar-SA"/>
         </w:rPr>
       </w:pPr>
-      <w:hyperlink w:anchor="_Toc241164125" w:history="1">
+      <w:hyperlink w:anchor="_Toc241166008" w:history="1">
         <w:r>
           <w:rPr>
             <w:rStyle w:val="Hipervnculo"/>
@@ -1279,7 +1279,7 @@
             <w:noProof/>
             <w:webHidden/>
           </w:rPr>
-          <w:instrText xml:space="preserve"> PAGEREF _Toc241164125 \h </w:instrText>
+          <w:instrText xml:space="preserve"> PAGEREF _Toc241166008 \h </w:instrText>
         </w:r>
         <w:r>
           <w:rPr>
@@ -1324,7 +1324,7 @@
           <w:lang w:bidi="ar-SA"/>
         </w:rPr>
       </w:pPr>
-      <w:hyperlink w:anchor="_Toc241164126" w:history="1">
+      <w:hyperlink w:anchor="_Toc241166009" w:history="1">
         <w:r>
           <w:rPr>
             <w:rStyle w:val="Hipervnculo"/>
@@ -1351,7 +1351,7 @@
             <w:noProof/>
             <w:webHidden/>
           </w:rPr>
-          <w:instrText xml:space="preserve"> PAGEREF _Toc241164126 \h </w:instrText>
+          <w:instrText xml:space="preserve"> PAGEREF _Toc241166009 \h </w:instrText>
         </w:r>
         <w:r>
           <w:rPr>
@@ -1396,7 +1396,7 @@
           <w:lang w:bidi="ar-SA"/>
         </w:rPr>
       </w:pPr>
-      <w:hyperlink w:anchor="_Toc241164127" w:history="1">
+      <w:hyperlink w:anchor="_Toc241166010" w:history="1">
         <w:r>
           <w:rPr>
             <w:rStyle w:val="Hipervnculo"/>
@@ -1423,7 +1423,7 @@
             <w:noProof/>
             <w:webHidden/>
           </w:rPr>
-          <w:instrText xml:space="preserve"> PAGEREF _Toc241164127 \h </w:instrText>
+          <w:instrText xml:space="preserve"> PAGEREF _Toc241166010 \h </w:instrText>
         </w:r>
         <w:r>
           <w:rPr>
@@ -1468,7 +1468,7 @@
           <w:lang w:bidi="ar-SA"/>
         </w:rPr>
       </w:pPr>
-      <w:hyperlink w:anchor="_Toc241164128" w:history="1">
+      <w:hyperlink w:anchor="_Toc241166011" w:history="1">
         <w:r>
           <w:rPr>
             <w:rStyle w:val="Hipervnculo"/>
@@ -1495,7 +1495,7 @@
             <w:noProof/>
             <w:webHidden/>
           </w:rPr>
-          <w:instrText xml:space="preserve"> PAGEREF _Toc241164128 \h </w:instrText>
+          <w:instrText xml:space="preserve"> PAGEREF _Toc241166011 \h </w:instrText>
         </w:r>
         <w:r>
           <w:rPr>
@@ -1540,7 +1540,7 @@
           <w:lang w:bidi="ar-SA"/>
         </w:rPr>
       </w:pPr>
-      <w:hyperlink w:anchor="_Toc241164129" w:history="1">
+      <w:hyperlink w:anchor="_Toc241166012" w:history="1">
         <w:r>
           <w:rPr>
             <w:rStyle w:val="Hipervnculo"/>
@@ -1567,7 +1567,7 @@
             <w:noProof/>
             <w:webHidden/>
           </w:rPr>
-          <w:instrText xml:space="preserve"> PAGEREF _Toc241164129 \h </w:instrText>
+          <w:instrText xml:space="preserve"> PAGEREF _Toc241166012 \h </w:instrText>
         </w:r>
         <w:r>
           <w:rPr>
@@ -1612,7 +1612,7 @@
           <w:lang w:bidi="ar-SA"/>
         </w:rPr>
       </w:pPr>
-      <w:hyperlink w:anchor="_Toc241164130" w:history="1">
+      <w:hyperlink w:anchor="_Toc241166013" w:history="1">
         <w:r>
           <w:rPr>
             <w:rStyle w:val="Hipervnculo"/>
@@ -1639,7 +1639,7 @@
             <w:noProof/>
             <w:webHidden/>
           </w:rPr>
-          <w:instrText xml:space="preserve"> PAGEREF _Toc241164130 \h </w:instrText>
+          <w:instrText xml:space="preserve"> PAGEREF _Toc241166013 \h </w:instrText>
         </w:r>
         <w:r>
           <w:rPr>
@@ -1684,7 +1684,7 @@
           <w:lang w:bidi="ar-SA"/>
         </w:rPr>
       </w:pPr>
-      <w:hyperlink w:anchor="_Toc241164131" w:history="1">
+      <w:hyperlink w:anchor="_Toc241166014" w:history="1">
         <w:r>
           <w:rPr>
             <w:rStyle w:val="Hipervnculo"/>
@@ -1711,7 +1711,7 @@
             <w:noProof/>
             <w:webHidden/>
           </w:rPr>
-          <w:instrText xml:space="preserve"> PAGEREF _Toc241164131 \h </w:instrText>
+          <w:instrText xml:space="preserve"> PAGEREF _Toc241166014 \h </w:instrText>
         </w:r>
         <w:r>
           <w:rPr>
@@ -1756,7 +1756,7 @@
           <w:lang w:bidi="ar-SA"/>
         </w:rPr>
       </w:pPr>
-      <w:hyperlink w:anchor="_Toc241164132" w:history="1">
+      <w:hyperlink w:anchor="_Toc241166015" w:history="1">
         <w:r>
           <w:rPr>
             <w:rStyle w:val="Hipervnculo"/>
@@ -1783,7 +1783,7 @@
             <w:noProof/>
             <w:webHidden/>
           </w:rPr>
-          <w:instrText xml:space="preserve"> PAGEREF _Toc241164132 \h </w:instrText>
+          <w:instrText xml:space="preserve"> PAGEREF _Toc241166015 \h </w:instrText>
         </w:r>
         <w:r>
           <w:rPr>
@@ -1828,7 +1828,7 @@
           <w:lang w:bidi="ar-SA"/>
         </w:rPr>
       </w:pPr>
-      <w:hyperlink w:anchor="_Toc241164133" w:history="1">
+      <w:hyperlink w:anchor="_Toc241166016" w:history="1">
         <w:r>
           <w:rPr>
             <w:rStyle w:val="Hipervnculo"/>
@@ -1855,7 +1855,7 @@
             <w:noProof/>
             <w:webHidden/>
           </w:rPr>
-          <w:instrText xml:space="preserve"> PAGEREF _Toc241164133 \h </w:instrText>
+          <w:instrText xml:space="preserve"> PAGEREF _Toc241166016 \h </w:instrText>
         </w:r>
         <w:r>
           <w:rPr>
@@ -1900,7 +1900,7 @@
           <w:lang w:bidi="ar-SA"/>
         </w:rPr>
       </w:pPr>
-      <w:hyperlink w:anchor="_Toc241164134" w:history="1">
+      <w:hyperlink w:anchor="_Toc241166017" w:history="1">
         <w:r>
           <w:rPr>
             <w:rStyle w:val="Hipervnculo"/>
@@ -1927,7 +1927,7 @@
             <w:noProof/>
             <w:webHidden/>
           </w:rPr>
-          <w:instrText xml:space="preserve"> PAGEREF _Toc241164134 \h </w:instrText>
+          <w:instrText xml:space="preserve"> PAGEREF _Toc241166017 \h </w:instrText>
         </w:r>
         <w:r>
           <w:rPr>
@@ -1972,7 +1972,7 @@
           <w:lang w:bidi="ar-SA"/>
         </w:rPr>
       </w:pPr>
-      <w:hyperlink w:anchor="_Toc241164135" w:history="1">
+      <w:hyperlink w:anchor="_Toc241166018" w:history="1">
         <w:r>
           <w:rPr>
             <w:rStyle w:val="Hipervnculo"/>
@@ -1999,7 +1999,7 @@
             <w:noProof/>
             <w:webHidden/>
           </w:rPr>
-          <w:instrText xml:space="preserve"> PAGEREF _Toc241164135 \h </w:instrText>
+          <w:instrText xml:space="preserve"> PAGEREF _Toc241166018 \h </w:instrText>
         </w:r>
         <w:r>
           <w:rPr>
@@ -2044,7 +2044,7 @@
           <w:lang w:bidi="ar-SA"/>
         </w:rPr>
       </w:pPr>
-      <w:hyperlink w:anchor="_Toc241164136" w:history="1">
+      <w:hyperlink w:anchor="_Toc241166019" w:history="1">
         <w:r>
           <w:rPr>
             <w:rStyle w:val="Hipervnculo"/>
@@ -2071,7 +2071,7 @@
             <w:noProof/>
             <w:webHidden/>
           </w:rPr>
-          <w:instrText xml:space="preserve"> PAGEREF _Toc241164136 \h </w:instrText>
+          <w:instrText xml:space="preserve"> PAGEREF _Toc241166019 \h </w:instrText>
         </w:r>
         <w:r>
           <w:rPr>
@@ -2116,7 +2116,7 @@
           <w:lang w:bidi="ar-SA"/>
         </w:rPr>
       </w:pPr>
-      <w:hyperlink w:anchor="_Toc241164137" w:history="1">
+      <w:hyperlink w:anchor="_Toc241166020" w:history="1">
         <w:r>
           <w:rPr>
             <w:rStyle w:val="Hipervnculo"/>
@@ -2143,7 +2143,7 @@
             <w:noProof/>
             <w:webHidden/>
           </w:rPr>
-          <w:instrText xml:space="preserve"> PAGEREF _Toc241164137 \h </w:instrText>
+          <w:instrText xml:space="preserve"> PAGEREF _Toc241166020 \h </w:instrText>
         </w:r>
         <w:r>
           <w:rPr>
@@ -2188,7 +2188,7 @@
           <w:lang w:bidi="ar-SA"/>
         </w:rPr>
       </w:pPr>
-      <w:hyperlink w:anchor="_Toc241164138" w:history="1">
+      <w:hyperlink w:anchor="_Toc241166021" w:history="1">
         <w:r>
           <w:rPr>
             <w:rStyle w:val="Hipervnculo"/>
@@ -2215,7 +2215,7 @@
             <w:noProof/>
             <w:webHidden/>
           </w:rPr>
-          <w:instrText xml:space="preserve"> PAGEREF _Toc241164138 \h </w:instrText>
+          <w:instrText xml:space="preserve"> PAGEREF _Toc241166021 \h </w:instrText>
         </w:r>
         <w:r>
           <w:rPr>
@@ -2260,7 +2260,7 @@
           <w:lang w:bidi="ar-SA"/>
         </w:rPr>
       </w:pPr>
-      <w:hyperlink w:anchor="_Toc241164139" w:history="1">
+      <w:hyperlink w:anchor="_Toc241166022" w:history="1">
         <w:r>
           <w:rPr>
             <w:rStyle w:val="Hipervnculo"/>
@@ -2287,7 +2287,7 @@
             <w:noProof/>
             <w:webHidden/>
           </w:rPr>
-          <w:instrText xml:space="preserve"> PAGEREF _Toc241164139 \h </w:instrText>
+          <w:instrText xml:space="preserve"> PAGEREF _Toc241166022 \h </w:instrText>
         </w:r>
         <w:r>
           <w:rPr>
@@ -2332,7 +2332,7 @@
           <w:lang w:bidi="ar-SA"/>
         </w:rPr>
       </w:pPr>
-      <w:hyperlink w:anchor="_Toc241164140" w:history="1">
+      <w:hyperlink w:anchor="_Toc241166023" w:history="1">
         <w:r>
           <w:rPr>
             <w:rStyle w:val="Hipervnculo"/>
@@ -2359,7 +2359,7 @@
             <w:noProof/>
             <w:webHidden/>
           </w:rPr>
-          <w:instrText xml:space="preserve"> PAGEREF _Toc241164140 \h </w:instrText>
+          <w:instrText xml:space="preserve"> PAGEREF _Toc241166023 \h </w:instrText>
         </w:r>
         <w:r>
           <w:rPr>
@@ -2404,7 +2404,7 @@
           <w:lang w:bidi="ar-SA"/>
         </w:rPr>
       </w:pPr>
-      <w:hyperlink w:anchor="_Toc241164141" w:history="1">
+      <w:hyperlink w:anchor="_Toc241166024" w:history="1">
         <w:r>
           <w:rPr>
             <w:rStyle w:val="Hipervnculo"/>
@@ -2431,7 +2431,7 @@
             <w:noProof/>
             <w:webHidden/>
           </w:rPr>
-          <w:instrText xml:space="preserve"> PAGEREF _Toc241164141 \h </w:instrText>
+          <w:instrText xml:space="preserve"> PAGEREF _Toc241166024 \h </w:instrText>
         </w:r>
         <w:r>
           <w:rPr>
@@ -2476,7 +2476,7 @@
           <w:lang w:bidi="ar-SA"/>
         </w:rPr>
       </w:pPr>
-      <w:hyperlink w:anchor="_Toc241164142" w:history="1">
+      <w:hyperlink w:anchor="_Toc241166025" w:history="1">
         <w:r>
           <w:rPr>
             <w:rStyle w:val="Hipervnculo"/>
@@ -2503,7 +2503,7 @@
             <w:noProof/>
             <w:webHidden/>
           </w:rPr>
-          <w:instrText xml:space="preserve"> PAGEREF _Toc241164142 \h </w:instrText>
+          <w:instrText xml:space="preserve"> PAGEREF _Toc241166025 \h </w:instrText>
         </w:r>
         <w:r>
           <w:rPr>
@@ -2548,7 +2548,7 @@
           <w:lang w:bidi="ar-SA"/>
         </w:rPr>
       </w:pPr>
-      <w:hyperlink w:anchor="_Toc241164143" w:history="1">
+      <w:hyperlink w:anchor="_Toc241166026" w:history="1">
         <w:r>
           <w:rPr>
             <w:rStyle w:val="Hipervnculo"/>
@@ -2575,7 +2575,7 @@
             <w:noProof/>
             <w:webHidden/>
           </w:rPr>
-          <w:instrText xml:space="preserve"> PAGEREF _Toc241164143 \h </w:instrText>
+          <w:instrText xml:space="preserve"> PAGEREF _Toc241166026 \h </w:instrText>
         </w:r>
         <w:r>
           <w:rPr>
@@ -2620,7 +2620,7 @@
           <w:lang w:bidi="ar-SA"/>
         </w:rPr>
       </w:pPr>
-      <w:hyperlink w:anchor="_Toc241164144" w:history="1">
+      <w:hyperlink w:anchor="_Toc241166027" w:history="1">
         <w:r>
           <w:rPr>
             <w:rStyle w:val="Hipervnculo"/>
@@ -2647,7 +2647,7 @@
             <w:noProof/>
             <w:webHidden/>
           </w:rPr>
-          <w:instrText xml:space="preserve"> PAGEREF _Toc241164144 \h </w:instrText>
+          <w:instrText xml:space="preserve"> PAGEREF _Toc241166027 \h </w:instrText>
         </w:r>
         <w:r>
           <w:rPr>
@@ -2692,7 +2692,7 @@
           <w:lang w:bidi="ar-SA"/>
         </w:rPr>
       </w:pPr>
-      <w:hyperlink w:anchor="_Toc241164145" w:history="1">
+      <w:hyperlink w:anchor="_Toc241166028" w:history="1">
         <w:r>
           <w:rPr>
             <w:rStyle w:val="Hipervnculo"/>
@@ -2719,7 +2719,7 @@
             <w:noProof/>
             <w:webHidden/>
           </w:rPr>
-          <w:instrText xml:space="preserve"> PAGEREF _Toc241164145 \h </w:instrText>
+          <w:instrText xml:space="preserve"> PAGEREF _Toc241166028 \h </w:instrText>
         </w:r>
         <w:r>
           <w:rPr>
@@ -2764,7 +2764,7 @@
           <w:lang w:bidi="ar-SA"/>
         </w:rPr>
       </w:pPr>
-      <w:hyperlink w:anchor="_Toc241164146" w:history="1">
+      <w:hyperlink w:anchor="_Toc241166029" w:history="1">
         <w:r>
           <w:rPr>
             <w:rStyle w:val="Hipervnculo"/>
@@ -2791,7 +2791,7 @@
             <w:noProof/>
             <w:webHidden/>
           </w:rPr>
-          <w:instrText xml:space="preserve"> PAGEREF _Toc241164146 \h </w:instrText>
+          <w:instrText xml:space="preserve"> PAGEREF _Toc241166029 \h </w:instrText>
         </w:r>
         <w:r>
           <w:rPr>
@@ -2836,7 +2836,7 @@
           <w:lang w:bidi="ar-SA"/>
         </w:rPr>
       </w:pPr>
-      <w:hyperlink w:anchor="_Toc241164147" w:history="1">
+      <w:hyperlink w:anchor="_Toc241166030" w:history="1">
         <w:r>
           <w:rPr>
             <w:rStyle w:val="Hipervnculo"/>
@@ -2863,7 +2863,7 @@
             <w:noProof/>
             <w:webHidden/>
           </w:rPr>
-          <w:instrText xml:space="preserve"> PAGEREF _Toc241164147 \h </w:instrText>
+          <w:instrText xml:space="preserve"> PAGEREF _Toc241166030 \h </w:instrText>
         </w:r>
         <w:r>
           <w:rPr>
@@ -2908,7 +2908,7 @@
           <w:lang w:bidi="ar-SA"/>
         </w:rPr>
       </w:pPr>
-      <w:hyperlink w:anchor="_Toc241164148" w:history="1">
+      <w:hyperlink w:anchor="_Toc241166031" w:history="1">
         <w:r>
           <w:rPr>
             <w:rStyle w:val="Hipervnculo"/>
@@ -2935,7 +2935,7 @@
             <w:noProof/>
             <w:webHidden/>
           </w:rPr>
-          <w:instrText xml:space="preserve"> PAGEREF _Toc241164148 \h </w:instrText>
+          <w:instrText xml:space="preserve"> PAGEREF _Toc241166031 \h </w:instrText>
         </w:r>
         <w:r>
           <w:rPr>
@@ -2980,7 +2980,7 @@
           <w:lang w:bidi="ar-SA"/>
         </w:rPr>
       </w:pPr>
-      <w:hyperlink w:anchor="_Toc241164149" w:history="1">
+      <w:hyperlink w:anchor="_Toc241166032" w:history="1">
         <w:r>
           <w:rPr>
             <w:rStyle w:val="Hipervnculo"/>
@@ -3007,7 +3007,7 @@
             <w:noProof/>
             <w:webHidden/>
           </w:rPr>
-          <w:instrText xml:space="preserve"> PAGEREF _Toc241164149 \h </w:instrText>
+          <w:instrText xml:space="preserve"> PAGEREF _Toc241166032 \h </w:instrText>
         </w:r>
         <w:r>
           <w:rPr>
@@ -3052,7 +3052,7 @@
           <w:lang w:bidi="ar-SA"/>
         </w:rPr>
       </w:pPr>
-      <w:hyperlink w:anchor="_Toc241164150" w:history="1">
+      <w:hyperlink w:anchor="_Toc241166033" w:history="1">
         <w:r>
           <w:rPr>
             <w:rStyle w:val="Hipervnculo"/>
@@ -3079,7 +3079,7 @@
             <w:noProof/>
             <w:webHidden/>
           </w:rPr>
-          <w:instrText xml:space="preserve"> PAGEREF _Toc241164150 \h </w:instrText>
+          <w:instrText xml:space="preserve"> PAGEREF _Toc241166033 \h </w:instrText>
         </w:r>
         <w:r>
           <w:rPr>
@@ -3124,7 +3124,7 @@
           <w:lang w:bidi="ar-SA"/>
         </w:rPr>
       </w:pPr>
-      <w:hyperlink w:anchor="_Toc241164151" w:history="1">
+      <w:hyperlink w:anchor="_Toc241166034" w:history="1">
         <w:r>
           <w:rPr>
             <w:rStyle w:val="Hipervnculo"/>
@@ -3151,7 +3151,7 @@
             <w:noProof/>
             <w:webHidden/>
           </w:rPr>
-          <w:instrText xml:space="preserve"> PAGEREF _Toc241164151 \h </w:instrText>
+          <w:instrText xml:space="preserve"> PAGEREF _Toc241166034 \h </w:instrText>
         </w:r>
         <w:r>
           <w:rPr>
@@ -3196,7 +3196,7 @@
           <w:lang w:bidi="ar-SA"/>
         </w:rPr>
       </w:pPr>
-      <w:hyperlink w:anchor="_Toc241164152" w:history="1">
+      <w:hyperlink w:anchor="_Toc241166035" w:history="1">
         <w:r>
           <w:rPr>
             <w:rStyle w:val="Hipervnculo"/>
@@ -3223,7 +3223,7 @@
             <w:noProof/>
             <w:webHidden/>
           </w:rPr>
-          <w:instrText xml:space="preserve"> PAGEREF _Toc241164152 \h </w:instrText>
+          <w:instrText xml:space="preserve"> PAGEREF _Toc241166035 \h </w:instrText>
         </w:r>
         <w:r>
           <w:rPr>
@@ -3268,7 +3268,7 @@
           <w:lang w:bidi="ar-SA"/>
         </w:rPr>
       </w:pPr>
-      <w:hyperlink w:anchor="_Toc241164153" w:history="1">
+      <w:hyperlink w:anchor="_Toc241166036" w:history="1">
         <w:r>
           <w:rPr>
             <w:rStyle w:val="Hipervnculo"/>
@@ -3295,7 +3295,7 @@
             <w:noProof/>
             <w:webHidden/>
           </w:rPr>
-          <w:instrText xml:space="preserve"> PAGEREF _Toc241164153 \h </w:instrText>
+          <w:instrText xml:space="preserve"> PAGEREF _Toc241166036 \h </w:instrText>
         </w:r>
         <w:r>
           <w:rPr>
@@ -3340,7 +3340,7 @@
           <w:lang w:bidi="ar-SA"/>
         </w:rPr>
       </w:pPr>
-      <w:hyperlink w:anchor="_Toc241164154" w:history="1">
+      <w:hyperlink w:anchor="_Toc241166037" w:history="1">
         <w:r>
           <w:rPr>
             <w:rStyle w:val="Hipervnculo"/>
@@ -3367,7 +3367,7 @@
             <w:noProof/>
             <w:webHidden/>
           </w:rPr>
-          <w:instrText xml:space="preserve"> PAGEREF _Toc241164154 \h </w:instrText>
+          <w:instrText xml:space="preserve"> PAGEREF _Toc241166037 \h </w:instrText>
         </w:r>
         <w:r>
           <w:rPr>
@@ -3412,7 +3412,7 @@
           <w:lang w:bidi="ar-SA"/>
         </w:rPr>
       </w:pPr>
-      <w:hyperlink w:anchor="_Toc241164155" w:history="1">
+      <w:hyperlink w:anchor="_Toc241166038" w:history="1">
         <w:r>
           <w:rPr>
             <w:rStyle w:val="Hipervnculo"/>
@@ -3439,7 +3439,7 @@
             <w:noProof/>
             <w:webHidden/>
           </w:rPr>
-          <w:instrText xml:space="preserve"> PAGEREF _Toc241164155 \h </w:instrText>
+          <w:instrText xml:space="preserve"> PAGEREF _Toc241166038 \h </w:instrText>
         </w:r>
         <w:r>
           <w:rPr>
@@ -3484,7 +3484,7 @@
           <w:lang w:bidi="ar-SA"/>
         </w:rPr>
       </w:pPr>
-      <w:hyperlink w:anchor="_Toc241164156" w:history="1">
+      <w:hyperlink w:anchor="_Toc241166039" w:history="1">
         <w:r>
           <w:rPr>
             <w:rStyle w:val="Hipervnculo"/>
@@ -3511,7 +3511,7 @@
             <w:noProof/>
             <w:webHidden/>
           </w:rPr>
-          <w:instrText xml:space="preserve"> PAGEREF _Toc241164156 \h </w:instrText>
+          <w:instrText xml:space="preserve"> PAGEREF _Toc241166039 \h </w:instrText>
         </w:r>
         <w:r>
           <w:rPr>
@@ -3556,7 +3556,7 @@
           <w:lang w:bidi="ar-SA"/>
         </w:rPr>
       </w:pPr>
-      <w:hyperlink w:anchor="_Toc241164157" w:history="1">
+      <w:hyperlink w:anchor="_Toc241166040" w:history="1">
         <w:r>
           <w:rPr>
             <w:rStyle w:val="Hipervnculo"/>
@@ -3583,7 +3583,7 @@
             <w:noProof/>
             <w:webHidden/>
           </w:rPr>
-          <w:instrText xml:space="preserve"> PAGEREF _Toc241164157 \h </w:instrText>
+          <w:instrText xml:space="preserve"> PAGEREF _Toc241166040 \h </w:instrText>
         </w:r>
         <w:r>
           <w:rPr>
@@ -3628,7 +3628,7 @@
           <w:lang w:bidi="ar-SA"/>
         </w:rPr>
       </w:pPr>
-      <w:hyperlink w:anchor="_Toc241164158" w:history="1">
+      <w:hyperlink w:anchor="_Toc241166041" w:history="1">
         <w:r>
           <w:rPr>
             <w:rStyle w:val="Hipervnculo"/>
@@ -3655,7 +3655,7 @@
             <w:noProof/>
             <w:webHidden/>
           </w:rPr>
-          <w:instrText xml:space="preserve"> PAGEREF _Toc241164158 \h </w:instrText>
+          <w:instrText xml:space="preserve"> PAGEREF _Toc241166041 \h </w:instrText>
         </w:r>
         <w:r>
           <w:rPr>
@@ -3700,7 +3700,7 @@
           <w:lang w:bidi="ar-SA"/>
         </w:rPr>
       </w:pPr>
-      <w:hyperlink w:anchor="_Toc241164159" w:history="1">
+      <w:hyperlink w:anchor="_Toc241166042" w:history="1">
         <w:r>
           <w:rPr>
             <w:rStyle w:val="Hipervnculo"/>
@@ -3727,7 +3727,7 @@
             <w:noProof/>
             <w:webHidden/>
           </w:rPr>
-          <w:instrText xml:space="preserve"> PAGEREF _Toc241164159 \h </w:instrText>
+          <w:instrText xml:space="preserve"> PAGEREF _Toc241166042 \h </w:instrText>
         </w:r>
         <w:r>
           <w:rPr>
@@ -3772,7 +3772,7 @@
           <w:lang w:bidi="ar-SA"/>
         </w:rPr>
       </w:pPr>
-      <w:hyperlink w:anchor="_Toc241164160" w:history="1">
+      <w:hyperlink w:anchor="_Toc241166043" w:history="1">
         <w:r>
           <w:rPr>
             <w:rStyle w:val="Hipervnculo"/>
@@ -3799,7 +3799,7 @@
             <w:noProof/>
             <w:webHidden/>
           </w:rPr>
-          <w:instrText xml:space="preserve"> PAGEREF _Toc241164160 \h </w:instrText>
+          <w:instrText xml:space="preserve"> PAGEREF _Toc241166043 \h </w:instrText>
         </w:r>
         <w:r>
           <w:rPr>
@@ -3844,7 +3844,7 @@
           <w:lang w:bidi="ar-SA"/>
         </w:rPr>
       </w:pPr>
-      <w:hyperlink w:anchor="_Toc241164161" w:history="1">
+      <w:hyperlink w:anchor="_Toc241166044" w:history="1">
         <w:r>
           <w:rPr>
             <w:rStyle w:val="Hipervnculo"/>
@@ -3871,7 +3871,7 @@
             <w:noProof/>
             <w:webHidden/>
           </w:rPr>
-          <w:instrText xml:space="preserve"> PAGEREF _Toc241164161 \h </w:instrText>
+          <w:instrText xml:space="preserve"> PAGEREF _Toc241166044 \h </w:instrText>
         </w:r>
         <w:r>
           <w:rPr>
@@ -3916,7 +3916,7 @@
           <w:lang w:bidi="ar-SA"/>
         </w:rPr>
       </w:pPr>
-      <w:hyperlink w:anchor="_Toc241164162" w:history="1">
+      <w:hyperlink w:anchor="_Toc241166045" w:history="1">
         <w:r>
           <w:rPr>
             <w:rStyle w:val="Hipervnculo"/>
@@ -3943,7 +3943,7 @@
             <w:noProof/>
             <w:webHidden/>
           </w:rPr>
-          <w:instrText xml:space="preserve"> PAGEREF _Toc241164162 \h </w:instrText>
+          <w:instrText xml:space="preserve"> PAGEREF _Toc241166045 \h </w:instrText>
         </w:r>
         <w:r>
           <w:rPr>
@@ -3988,7 +3988,7 @@
           <w:lang w:bidi="ar-SA"/>
         </w:rPr>
       </w:pPr>
-      <w:hyperlink w:anchor="_Toc241164163" w:history="1">
+      <w:hyperlink w:anchor="_Toc241166046" w:history="1">
         <w:r>
           <w:rPr>
             <w:rStyle w:val="Hipervnculo"/>
@@ -4015,7 +4015,7 @@
             <w:noProof/>
             <w:webHidden/>
           </w:rPr>
-          <w:instrText xml:space="preserve"> PAGEREF _Toc241164163 \h </w:instrText>
+          <w:instrText xml:space="preserve"> PAGEREF _Toc241166046 \h </w:instrText>
         </w:r>
         <w:r>
           <w:rPr>
@@ -4060,7 +4060,7 @@
           <w:lang w:bidi="ar-SA"/>
         </w:rPr>
       </w:pPr>
-      <w:hyperlink w:anchor="_Toc241164164" w:history="1">
+      <w:hyperlink w:anchor="_Toc241166047" w:history="1">
         <w:r>
           <w:rPr>
             <w:rStyle w:val="Hipervnculo"/>
@@ -4087,7 +4087,7 @@
             <w:noProof/>
             <w:webHidden/>
           </w:rPr>
-          <w:instrText xml:space="preserve"> PAGEREF _Toc241164164 \h </w:instrText>
+          <w:instrText xml:space="preserve"> PAGEREF _Toc241166047 \h </w:instrText>
         </w:r>
         <w:r>
           <w:rPr>
@@ -4132,7 +4132,7 @@
           <w:lang w:bidi="ar-SA"/>
         </w:rPr>
       </w:pPr>
-      <w:hyperlink w:anchor="_Toc241164165" w:history="1">
+      <w:hyperlink w:anchor="_Toc241166048" w:history="1">
         <w:r>
           <w:rPr>
             <w:rStyle w:val="Hipervnculo"/>
@@ -4159,7 +4159,7 @@
             <w:noProof/>
             <w:webHidden/>
           </w:rPr>
-          <w:instrText xml:space="preserve"> PAGEREF _Toc241164165 \h </w:instrText>
+          <w:instrText xml:space="preserve"> PAGEREF _Toc241166048 \h </w:instrText>
         </w:r>
         <w:r>
           <w:rPr>
@@ -4204,7 +4204,7 @@
           <w:lang w:bidi="ar-SA"/>
         </w:rPr>
       </w:pPr>
-      <w:hyperlink w:anchor="_Toc241164166" w:history="1">
+      <w:hyperlink w:anchor="_Toc241166049" w:history="1">
         <w:r>
           <w:rPr>
             <w:rStyle w:val="Hipervnculo"/>
@@ -4231,7 +4231,7 @@
             <w:noProof/>
             <w:webHidden/>
           </w:rPr>
-          <w:instrText xml:space="preserve"> PAGEREF _Toc241164166 \h </w:instrText>
+          <w:instrText xml:space="preserve"> PAGEREF _Toc241166049 \h </w:instrText>
         </w:r>
         <w:r>
           <w:rPr>
@@ -4276,7 +4276,7 @@
           <w:lang w:bidi="ar-SA"/>
         </w:rPr>
       </w:pPr>
-      <w:hyperlink w:anchor="_Toc241164167" w:history="1">
+      <w:hyperlink w:anchor="_Toc241166050" w:history="1">
         <w:r>
           <w:rPr>
             <w:rStyle w:val="Hipervnculo"/>
@@ -4303,7 +4303,7 @@
             <w:noProof/>
             <w:webHidden/>
           </w:rPr>
-          <w:instrText xml:space="preserve"> PAGEREF _Toc241164167 \h </w:instrText>
+          <w:instrText xml:space="preserve"> PAGEREF _Toc241166050 \h </w:instrText>
         </w:r>
         <w:r>
           <w:rPr>
@@ -4348,7 +4348,7 @@
           <w:lang w:bidi="ar-SA"/>
         </w:rPr>
       </w:pPr>
-      <w:hyperlink w:anchor="_Toc241164168" w:history="1">
+      <w:hyperlink w:anchor="_Toc241166051" w:history="1">
         <w:r>
           <w:rPr>
             <w:rStyle w:val="Hipervnculo"/>
@@ -4375,7 +4375,7 @@
             <w:noProof/>
             <w:webHidden/>
           </w:rPr>
-          <w:instrText xml:space="preserve"> PAGEREF _Toc241164168 \h </w:instrText>
+          <w:instrText xml:space="preserve"> PAGEREF _Toc241166051 \h </w:instrText>
         </w:r>
         <w:r>
           <w:rPr>
@@ -4420,7 +4420,7 @@
           <w:lang w:bidi="ar-SA"/>
         </w:rPr>
       </w:pPr>
-      <w:hyperlink w:anchor="_Toc241164169" w:history="1">
+      <w:hyperlink w:anchor="_Toc241166052" w:history="1">
         <w:r>
           <w:rPr>
             <w:rStyle w:val="Hipervnculo"/>
@@ -4447,7 +4447,7 @@
             <w:noProof/>
             <w:webHidden/>
           </w:rPr>
-          <w:instrText xml:space="preserve"> PAGEREF _Toc241164169 \h </w:instrText>
+          <w:instrText xml:space="preserve"> PAGEREF _Toc241166052 \h </w:instrText>
         </w:r>
         <w:r>
           <w:rPr>
@@ -4492,7 +4492,7 @@
           <w:lang w:bidi="ar-SA"/>
         </w:rPr>
       </w:pPr>
-      <w:hyperlink w:anchor="_Toc241164170" w:history="1">
+      <w:hyperlink w:anchor="_Toc241166053" w:history="1">
         <w:r>
           <w:rPr>
             <w:rStyle w:val="Hipervnculo"/>
@@ -4519,7 +4519,7 @@
             <w:noProof/>
             <w:webHidden/>
           </w:rPr>
-          <w:instrText xml:space="preserve"> PAGEREF _Toc241164170 \h </w:instrText>
+          <w:instrText xml:space="preserve"> PAGEREF _Toc241166053 \h </w:instrText>
         </w:r>
         <w:r>
           <w:rPr>
@@ -4564,7 +4564,7 @@
           <w:lang w:bidi="ar-SA"/>
         </w:rPr>
       </w:pPr>
-      <w:hyperlink w:anchor="_Toc241164171" w:history="1">
+      <w:hyperlink w:anchor="_Toc241166054" w:history="1">
         <w:r>
           <w:rPr>
             <w:rStyle w:val="Hipervnculo"/>
@@ -4591,7 +4591,7 @@
             <w:noProof/>
             <w:webHidden/>
           </w:rPr>
-          <w:instrText xml:space="preserve"> PAGEREF _Toc241164171 \h </w:instrText>
+          <w:instrText xml:space="preserve"> PAGEREF _Toc241166054 \h </w:instrText>
         </w:r>
         <w:r>
           <w:rPr>
@@ -4636,7 +4636,7 @@
           <w:lang w:bidi="ar-SA"/>
         </w:rPr>
       </w:pPr>
-      <w:hyperlink w:anchor="_Toc241164172" w:history="1">
+      <w:hyperlink w:anchor="_Toc241166055" w:history="1">
         <w:r>
           <w:rPr>
             <w:rStyle w:val="Hipervnculo"/>
@@ -4663,7 +4663,7 @@
             <w:noProof/>
             <w:webHidden/>
           </w:rPr>
-          <w:instrText xml:space="preserve"> PAGEREF _Toc241164172 \h </w:instrText>
+          <w:instrText xml:space="preserve"> PAGEREF _Toc241166055 \h </w:instrText>
         </w:r>
         <w:r>
           <w:rPr>
@@ -4708,7 +4708,7 @@
           <w:lang w:bidi="ar-SA"/>
         </w:rPr>
       </w:pPr>
-      <w:hyperlink w:anchor="_Toc241164173" w:history="1">
+      <w:hyperlink w:anchor="_Toc241166056" w:history="1">
         <w:r>
           <w:rPr>
             <w:rStyle w:val="Hipervnculo"/>
@@ -4735,7 +4735,7 @@
             <w:noProof/>
             <w:webHidden/>
           </w:rPr>
-          <w:instrText xml:space="preserve"> PAGEREF _Toc241164173 \h </w:instrText>
+          <w:instrText xml:space="preserve"> PAGEREF _Toc241166056 \h </w:instrText>
         </w:r>
         <w:r>
           <w:rPr>
@@ -4780,7 +4780,7 @@
           <w:lang w:bidi="ar-SA"/>
         </w:rPr>
       </w:pPr>
-      <w:hyperlink w:anchor="_Toc241164174" w:history="1">
+      <w:hyperlink w:anchor="_Toc241166057" w:history="1">
         <w:r>
           <w:rPr>
             <w:rStyle w:val="Hipervnculo"/>
@@ -4807,7 +4807,7 @@
             <w:noProof/>
             <w:webHidden/>
           </w:rPr>
-          <w:instrText xml:space="preserve"> PAGEREF _Toc241164174 \h </w:instrText>
+          <w:instrText xml:space="preserve"> PAGEREF _Toc241166057 \h </w:instrText>
         </w:r>
         <w:r>
           <w:rPr>
@@ -4852,7 +4852,7 @@
           <w:lang w:bidi="ar-SA"/>
         </w:rPr>
       </w:pPr>
-      <w:hyperlink w:anchor="_Toc241164175" w:history="1">
+      <w:hyperlink w:anchor="_Toc241166058" w:history="1">
         <w:r>
           <w:rPr>
             <w:rStyle w:val="Hipervnculo"/>
@@ -4879,7 +4879,7 @@
             <w:noProof/>
             <w:webHidden/>
           </w:rPr>
-          <w:instrText xml:space="preserve"> PAGEREF _Toc241164175 \h </w:instrText>
+          <w:instrText xml:space="preserve"> PAGEREF _Toc241166058 \h </w:instrText>
         </w:r>
         <w:r>
           <w:rPr>
@@ -4924,7 +4924,7 @@
           <w:lang w:bidi="ar-SA"/>
         </w:rPr>
       </w:pPr>
-      <w:hyperlink w:anchor="_Toc241164176" w:history="1">
+      <w:hyperlink w:anchor="_Toc241166059" w:history="1">
         <w:r>
           <w:rPr>
             <w:rStyle w:val="Hipervnculo"/>
@@ -4951,7 +4951,7 @@
             <w:noProof/>
             <w:webHidden/>
           </w:rPr>
-          <w:instrText xml:space="preserve"> PAGEREF _Toc241164176 \h </w:instrText>
+          <w:instrText xml:space="preserve"> PAGEREF _Toc241166059 \h </w:instrText>
         </w:r>
         <w:r>
           <w:rPr>
@@ -4996,7 +4996,7 @@
           <w:lang w:bidi="ar-SA"/>
         </w:rPr>
       </w:pPr>
-      <w:hyperlink w:anchor="_Toc241164177" w:history="1">
+      <w:hyperlink w:anchor="_Toc241166060" w:history="1">
         <w:r>
           <w:rPr>
             <w:rStyle w:val="Hipervnculo"/>
@@ -5023,7 +5023,7 @@
             <w:noProof/>
             <w:webHidden/>
           </w:rPr>
-          <w:instrText xml:space="preserve"> PAGEREF _Toc241164177 \h </w:instrText>
+          <w:instrText xml:space="preserve"> PAGEREF _Toc241166060 \h </w:instrText>
         </w:r>
         <w:r>
           <w:rPr>
@@ -5069,7 +5069,7 @@
         <w:pStyle w:val="Ttulo1"/>
       </w:pPr>
       <w:bookmarkStart w:id="0" w:name="introducción"/>
-      <w:bookmarkStart w:id="1" w:name="_Toc241164115"/>
+      <w:bookmarkStart w:id="1" w:name="_Toc241165998"/>
       <w:r>
         <w:lastRenderedPageBreak/>
         <w:t>1. Introducción</w:t>
@@ -5081,7 +5081,7 @@
         <w:pStyle w:val="Ttulo2"/>
       </w:pPr>
       <w:bookmarkStart w:id="2" w:name="propósito-del-software"/>
-      <w:bookmarkStart w:id="3" w:name="_Toc241164116"/>
+      <w:bookmarkStart w:id="3" w:name="_Toc241165999"/>
       <w:r>
         <w:t>1.1. Propósito del software</w:t>
       </w:r>
@@ -5106,7 +5106,7 @@
         <w:pStyle w:val="Ttulo2"/>
       </w:pPr>
       <w:bookmarkStart w:id="4" w:name="contexto-de-desarrollo"/>
-      <w:bookmarkStart w:id="5" w:name="_Toc241164117"/>
+      <w:bookmarkStart w:id="5" w:name="_Toc241166000"/>
       <w:bookmarkEnd w:id="2"/>
       <w:r>
         <w:t>1.2. Contexto de desarrollo</w:t>
@@ -5156,7 +5156,7 @@
         <w:pStyle w:val="Ttulo2"/>
       </w:pPr>
       <w:bookmarkStart w:id="6" w:name="alcance-del-documento"/>
-      <w:bookmarkStart w:id="7" w:name="_Toc241164118"/>
+      <w:bookmarkStart w:id="7" w:name="_Toc241166001"/>
       <w:bookmarkEnd w:id="4"/>
       <w:r>
         <w:t>1.3. Alcance del documento</w:t>
@@ -5194,7 +5194,7 @@
         <w:pStyle w:val="Ttulo1"/>
       </w:pPr>
       <w:bookmarkStart w:id="8" w:name="arquitectura-del-sistema"/>
-      <w:bookmarkStart w:id="9" w:name="_Toc241164119"/>
+      <w:bookmarkStart w:id="9" w:name="_Toc241166002"/>
       <w:bookmarkEnd w:id="6"/>
       <w:bookmarkEnd w:id="0"/>
       <w:r>
@@ -5210,7 +5210,7 @@
         <w:pStyle w:val="Ttulo2"/>
       </w:pPr>
       <w:bookmarkStart w:id="10" w:name="descripción-de-la-arquitectura"/>
-      <w:bookmarkStart w:id="11" w:name="_Toc241164120"/>
+      <w:bookmarkStart w:id="11" w:name="_Toc241166003"/>
       <w:r>
         <w:t>2.1. Descripción de la arquitectura</w:t>
       </w:r>
@@ -5324,7 +5324,7 @@
         <w:pStyle w:val="Ttulo2"/>
       </w:pPr>
       <w:bookmarkStart w:id="12" w:name="componentes-funcionales"/>
-      <w:bookmarkStart w:id="13" w:name="_Toc241164121"/>
+      <w:bookmarkStart w:id="13" w:name="_Toc241166004"/>
       <w:bookmarkEnd w:id="10"/>
       <w:r>
         <w:t>2.2. Componentes funcionales</w:t>
@@ -5507,7 +5507,7 @@
         <w:pStyle w:val="Ttulo2"/>
       </w:pPr>
       <w:bookmarkStart w:id="14" w:name="estructura-del-proyecto"/>
-      <w:bookmarkStart w:id="15" w:name="_Toc241164122"/>
+      <w:bookmarkStart w:id="15" w:name="_Toc241166005"/>
       <w:bookmarkEnd w:id="12"/>
       <w:r>
         <w:lastRenderedPageBreak/>
@@ -6733,7 +6733,7 @@
         <w:pStyle w:val="Ttulo2"/>
       </w:pPr>
       <w:bookmarkStart w:id="16" w:name="flujo-general-de-ejecución"/>
-      <w:bookmarkStart w:id="17" w:name="_Toc241164123"/>
+      <w:bookmarkStart w:id="17" w:name="_Toc241166006"/>
       <w:bookmarkEnd w:id="14"/>
       <w:r>
         <w:lastRenderedPageBreak/>
@@ -6837,7 +6837,7 @@
         <w:pStyle w:val="Ttulo1"/>
       </w:pPr>
       <w:bookmarkStart w:id="18" w:name="componentes-del-software"/>
-      <w:bookmarkStart w:id="19" w:name="_Toc241164124"/>
+      <w:bookmarkStart w:id="19" w:name="_Toc241166007"/>
       <w:bookmarkEnd w:id="16"/>
       <w:bookmarkEnd w:id="8"/>
       <w:r>
@@ -6850,7 +6850,7 @@
         <w:pStyle w:val="Ttulo2"/>
       </w:pPr>
       <w:bookmarkStart w:id="20" w:name="módulo-lanzador"/>
-      <w:bookmarkStart w:id="21" w:name="_Toc241164125"/>
+      <w:bookmarkStart w:id="21" w:name="_Toc241166008"/>
       <w:r>
         <w:t>3.1. Módulo lanzador</w:t>
       </w:r>
@@ -6861,7 +6861,7 @@
         <w:pStyle w:val="Ttulo3"/>
       </w:pPr>
       <w:bookmarkStart w:id="22" w:name="app.py"/>
-      <w:bookmarkStart w:id="23" w:name="_Toc241164126"/>
+      <w:bookmarkStart w:id="23" w:name="_Toc241166009"/>
       <w:r>
         <w:t>3.1.1. app.py</w:t>
       </w:r>
@@ -7046,7 +7046,7 @@
         <w:pStyle w:val="Ttulo3"/>
       </w:pPr>
       <w:bookmarkStart w:id="24" w:name="corridas.py"/>
-      <w:bookmarkStart w:id="25" w:name="_Toc241164127"/>
+      <w:bookmarkStart w:id="25" w:name="_Toc241166010"/>
       <w:bookmarkEnd w:id="22"/>
       <w:r>
         <w:t>3.1.2. corridas.py</w:t>
@@ -7105,7 +7105,7 @@
         <w:pStyle w:val="Ttulo3"/>
       </w:pPr>
       <w:bookmarkStart w:id="26" w:name="X610ba6065f5087099895f3ddff8190b24bae200"/>
-      <w:bookmarkStart w:id="27" w:name="_Toc241164128"/>
+      <w:bookmarkStart w:id="27" w:name="_Toc241166011"/>
       <w:bookmarkEnd w:id="24"/>
       <w:r>
         <w:lastRenderedPageBreak/>
@@ -7198,7 +7198,7 @@
         <w:pStyle w:val="Ttulo3"/>
       </w:pPr>
       <w:bookmarkStart w:id="28" w:name="proceso_consola.py"/>
-      <w:bookmarkStart w:id="29" w:name="_Toc241164129"/>
+      <w:bookmarkStart w:id="29" w:name="_Toc241166012"/>
       <w:bookmarkEnd w:id="26"/>
       <w:r>
         <w:t>3.1.4. proceso_consola.py</w:t>
@@ -7231,7 +7231,7 @@
         <w:pStyle w:val="Ttulo2"/>
       </w:pPr>
       <w:bookmarkStart w:id="30" w:name="módulo-plataforma"/>
-      <w:bookmarkStart w:id="31" w:name="_Toc241164130"/>
+      <w:bookmarkStart w:id="31" w:name="_Toc241166013"/>
       <w:bookmarkEnd w:id="28"/>
       <w:bookmarkEnd w:id="20"/>
       <w:r>
@@ -7244,7 +7244,7 @@
         <w:pStyle w:val="Ttulo3"/>
       </w:pPr>
       <w:bookmarkStart w:id="32" w:name="memoria_ac.py"/>
-      <w:bookmarkStart w:id="33" w:name="_Toc241164131"/>
+      <w:bookmarkStart w:id="33" w:name="_Toc241166014"/>
       <w:r>
         <w:t>3.2.1. memoria_ac.py</w:t>
       </w:r>
@@ -7311,7 +7311,7 @@
         <w:pStyle w:val="Ttulo3"/>
       </w:pPr>
       <w:bookmarkStart w:id="34" w:name="trazada.py"/>
-      <w:bookmarkStart w:id="35" w:name="_Toc241164132"/>
+      <w:bookmarkStart w:id="35" w:name="_Toc241166015"/>
       <w:bookmarkEnd w:id="32"/>
       <w:r>
         <w:t>3.2.2. trazada.py</w:t>
@@ -7364,7 +7364,7 @@
         <w:pStyle w:val="Ttulo3"/>
       </w:pPr>
       <w:bookmarkStart w:id="36" w:name="perfil.py"/>
-      <w:bookmarkStart w:id="37" w:name="_Toc241164133"/>
+      <w:bookmarkStart w:id="37" w:name="_Toc241166016"/>
       <w:bookmarkEnd w:id="34"/>
       <w:r>
         <w:t>3.2.3. perfil.py</w:t>
@@ -7411,7 +7411,7 @@
         <w:pStyle w:val="Ttulo3"/>
       </w:pPr>
       <w:bookmarkStart w:id="38" w:name="longitudinal.py"/>
-      <w:bookmarkStart w:id="39" w:name="_Toc241164134"/>
+      <w:bookmarkStart w:id="39" w:name="_Toc241166017"/>
       <w:bookmarkEnd w:id="36"/>
       <w:r>
         <w:lastRenderedPageBreak/>
@@ -7450,7 +7450,7 @@
         <w:pStyle w:val="Ttulo3"/>
       </w:pPr>
       <w:bookmarkStart w:id="40" w:name="actuador.py"/>
-      <w:bookmarkStart w:id="41" w:name="_Toc241164135"/>
+      <w:bookmarkStart w:id="41" w:name="_Toc241166018"/>
       <w:bookmarkEnd w:id="38"/>
       <w:r>
         <w:t>3.2.5. actuador.py</w:t>
@@ -7506,7 +7506,7 @@
         <w:pStyle w:val="Ttulo3"/>
       </w:pPr>
       <w:bookmarkStart w:id="42" w:name="vuelta.py-y-abandono.py"/>
-      <w:bookmarkStart w:id="43" w:name="_Toc241164136"/>
+      <w:bookmarkStart w:id="43" w:name="_Toc241166019"/>
       <w:bookmarkEnd w:id="40"/>
       <w:r>
         <w:t>3.2.6. vuelta.p</w:t>
@@ -7544,7 +7544,7 @@
         <w:pStyle w:val="Ttulo3"/>
       </w:pPr>
       <w:bookmarkStart w:id="44" w:name="regiones.py"/>
-      <w:bookmarkStart w:id="45" w:name="_Toc241164137"/>
+      <w:bookmarkStart w:id="45" w:name="_Toc241166020"/>
       <w:bookmarkEnd w:id="42"/>
       <w:r>
         <w:t>3.2.7. regiones.py</w:t>
@@ -7573,7 +7573,7 @@
         <w:pStyle w:val="Ttulo3"/>
       </w:pPr>
       <w:bookmarkStart w:id="46" w:name="registro.py-y-procedencia.py"/>
-      <w:bookmarkStart w:id="47" w:name="_Toc241164138"/>
+      <w:bookmarkStart w:id="47" w:name="_Toc241166021"/>
       <w:bookmarkEnd w:id="44"/>
       <w:r>
         <w:t>3.2.8. registro.py y procedencia.py</w:t>
@@ -7611,7 +7611,7 @@
         <w:pStyle w:val="Ttulo3"/>
       </w:pPr>
       <w:bookmarkStart w:id="48" w:name="juego_ac.py"/>
-      <w:bookmarkStart w:id="49" w:name="_Toc241164139"/>
+      <w:bookmarkStart w:id="49" w:name="_Toc241166022"/>
       <w:bookmarkEnd w:id="46"/>
       <w:r>
         <w:t>3.2.9. juego_ac.py</w:t>
@@ -7781,7 +7781,7 @@
         <w:pStyle w:val="Ttulo2"/>
       </w:pPr>
       <w:bookmarkStart w:id="50" w:name="módulo-controladores"/>
-      <w:bookmarkStart w:id="51" w:name="_Toc241164140"/>
+      <w:bookmarkStart w:id="51" w:name="_Toc241166023"/>
       <w:bookmarkEnd w:id="48"/>
       <w:bookmarkEnd w:id="30"/>
       <w:r>
@@ -7890,7 +7890,7 @@
         <w:pStyle w:val="Ttulo2"/>
       </w:pPr>
       <w:bookmarkStart w:id="52" w:name="módulo-analisis"/>
-      <w:bookmarkStart w:id="53" w:name="_Toc241164141"/>
+      <w:bookmarkStart w:id="53" w:name="_Toc241166024"/>
       <w:bookmarkEnd w:id="50"/>
       <w:r>
         <w:t>3.4</w:t>
@@ -8487,7 +8487,7 @@
         <w:pStyle w:val="Ttulo1"/>
       </w:pPr>
       <w:bookmarkStart w:id="54" w:name="modelos-implementados"/>
-      <w:bookmarkStart w:id="55" w:name="_Toc241164142"/>
+      <w:bookmarkStart w:id="55" w:name="_Toc241166025"/>
       <w:bookmarkEnd w:id="52"/>
       <w:bookmarkEnd w:id="18"/>
       <w:r>
@@ -8500,7 +8500,7 @@
         <w:pStyle w:val="Ttulo2"/>
       </w:pPr>
       <w:bookmarkStart w:id="56" w:name="X96369a6eb2e9c0d8dc696b8936d6c8e4726e406"/>
-      <w:bookmarkStart w:id="57" w:name="_Toc241164143"/>
+      <w:bookmarkStart w:id="57" w:name="_Toc241166026"/>
       <w:r>
         <w:t>4.1. Convención de signos y est</w:t>
       </w:r>
@@ -8572,7 +8572,7 @@
         <w:pStyle w:val="Ttulo2"/>
       </w:pPr>
       <w:bookmarkStart w:id="58" w:name="Xf32196e4a1b62a1fea9f2d674258be841847818"/>
-      <w:bookmarkStart w:id="59" w:name="_Toc241164144"/>
+      <w:bookmarkStart w:id="59" w:name="_Toc241166027"/>
       <w:bookmarkEnd w:id="56"/>
       <w:r>
         <w:t>4.2. Trazada, errores de seguimiento y curvatura</w:t>
@@ -9472,7 +9472,7 @@
         <w:pStyle w:val="Ttulo2"/>
       </w:pPr>
       <w:bookmarkStart w:id="60" w:name="regiones-de-curvatura"/>
-      <w:bookmarkStart w:id="61" w:name="_Toc241164145"/>
+      <w:bookmarkStart w:id="61" w:name="_Toc241166028"/>
       <w:bookmarkEnd w:id="58"/>
       <w:r>
         <w:t>4.3. Regiones de curvatura</w:t>
@@ -9495,7 +9495,7 @@
         <w:pStyle w:val="Ttulo2"/>
       </w:pPr>
       <w:bookmarkStart w:id="62" w:name="perfil-de-velocidad"/>
-      <w:bookmarkStart w:id="63" w:name="_Toc241164146"/>
+      <w:bookmarkStart w:id="63" w:name="_Toc241166029"/>
       <w:bookmarkEnd w:id="60"/>
       <w:r>
         <w:t>4.4. Perfil de velocidad</w:t>
@@ -10557,7 +10557,7 @@
         <w:pStyle w:val="Ttulo2"/>
       </w:pPr>
       <w:bookmarkStart w:id="64" w:name="lazo-longitudinal"/>
-      <w:bookmarkStart w:id="65" w:name="_Toc241164147"/>
+      <w:bookmarkStart w:id="65" w:name="_Toc241166030"/>
       <w:bookmarkEnd w:id="62"/>
       <w:r>
         <w:t>4.5. Lazo longitudinal</w:t>
@@ -11981,7 +11981,7 @@
         <w:pStyle w:val="Ttulo2"/>
       </w:pPr>
       <w:bookmarkStart w:id="66" w:name="pure-pursuit"/>
-      <w:bookmarkStart w:id="67" w:name="_Toc241164148"/>
+      <w:bookmarkStart w:id="67" w:name="_Toc241166031"/>
       <w:bookmarkEnd w:id="64"/>
       <w:r>
         <w:t>4.6. Pure Pursuit</w:t>
@@ -12399,7 +12399,7 @@
         <w:pStyle w:val="Ttulo2"/>
       </w:pPr>
       <w:bookmarkStart w:id="68" w:name="stanley"/>
-      <w:bookmarkStart w:id="69" w:name="_Toc241164149"/>
+      <w:bookmarkStart w:id="69" w:name="_Toc241166032"/>
       <w:bookmarkEnd w:id="66"/>
       <w:r>
         <w:lastRenderedPageBreak/>
@@ -12643,7 +12643,7 @@
         <w:pStyle w:val="Ttulo2"/>
       </w:pPr>
       <w:bookmarkStart w:id="70" w:name="mpc-con-modelo-bicicleta-cinemático"/>
-      <w:bookmarkStart w:id="71" w:name="_Toc241164150"/>
+      <w:bookmarkStart w:id="71" w:name="_Toc241166033"/>
       <w:bookmarkEnd w:id="68"/>
       <w:r>
         <w:t>4.8. MPC con modelo bicicleta cinemático</w:t>
@@ -14647,7 +14647,7 @@
         <w:pStyle w:val="Ttulo2"/>
       </w:pPr>
       <w:bookmarkStart w:id="72" w:name="X6e64e89baff480fc79e07549646f2cb9c8078a7"/>
-      <w:bookmarkStart w:id="73" w:name="_Toc241164151"/>
+      <w:bookmarkStart w:id="73" w:name="_Toc241166034"/>
       <w:bookmarkEnd w:id="70"/>
       <w:r>
         <w:t>4.9. Entrada progresiva y límites de dirección</w:t>
@@ -14996,7 +14996,7 @@
         <w:pStyle w:val="Ttulo2"/>
       </w:pPr>
       <w:bookmarkStart w:id="74" w:name="conversión-al-eje-de-vjoy"/>
-      <w:bookmarkStart w:id="75" w:name="_Toc241164152"/>
+      <w:bookmarkStart w:id="75" w:name="_Toc241166035"/>
       <w:bookmarkEnd w:id="72"/>
       <w:r>
         <w:lastRenderedPageBreak/>
@@ -15350,7 +15350,7 @@
         <w:pStyle w:val="Ttulo1"/>
       </w:pPr>
       <w:bookmarkStart w:id="76" w:name="métodos-numéricos"/>
-      <w:bookmarkStart w:id="77" w:name="_Toc241164153"/>
+      <w:bookmarkStart w:id="77" w:name="_Toc241166036"/>
       <w:bookmarkEnd w:id="74"/>
       <w:bookmarkEnd w:id="54"/>
       <w:r>
@@ -15363,7 +15363,7 @@
         <w:pStyle w:val="Ttulo2"/>
       </w:pPr>
       <w:bookmarkStart w:id="78" w:name="discretización-y-periodo-de-muestreo"/>
-      <w:bookmarkStart w:id="79" w:name="_Toc241164154"/>
+      <w:bookmarkStart w:id="79" w:name="_Toc241166037"/>
       <w:r>
         <w:t>5.1. Discretización y periodo de muestreo</w:t>
       </w:r>
@@ -15457,7 +15457,7 @@
         <w:pStyle w:val="Ttulo2"/>
       </w:pPr>
       <w:bookmarkStart w:id="80" w:name="solución-del-problema-cuadrático-del-mpc"/>
-      <w:bookmarkStart w:id="81" w:name="_Toc241164155"/>
+      <w:bookmarkStart w:id="81" w:name="_Toc241166038"/>
       <w:bookmarkEnd w:id="78"/>
       <w:r>
         <w:t>5.2. Solución del problema cuadrático del MPC</w:t>
@@ -15883,7 +15883,7 @@
         <w:pStyle w:val="Ttulo2"/>
       </w:pPr>
       <w:bookmarkStart w:id="82" w:name="respaldo-ante-falla-del-solucionador"/>
-      <w:bookmarkStart w:id="83" w:name="_Toc241164156"/>
+      <w:bookmarkStart w:id="83" w:name="_Toc241166039"/>
       <w:bookmarkEnd w:id="80"/>
       <w:r>
         <w:t>5.3. Respaldo ante falla del solucionador</w:t>
@@ -15915,7 +15915,7 @@
         <w:pStyle w:val="Ttulo2"/>
       </w:pPr>
       <w:bookmarkStart w:id="84" w:name="suavizados-y-proyección"/>
-      <w:bookmarkStart w:id="85" w:name="_Toc241164157"/>
+      <w:bookmarkStart w:id="85" w:name="_Toc241166040"/>
       <w:bookmarkEnd w:id="82"/>
       <w:r>
         <w:t>5.4. Suavizados y proyección</w:t>
@@ -15941,7 +15941,7 @@
         <w:pStyle w:val="Ttulo2"/>
       </w:pPr>
       <w:bookmarkStart w:id="86" w:name="fin-de-vuelta-tiempo-límite-y-abandono"/>
-      <w:bookmarkStart w:id="87" w:name="_Toc241164158"/>
+      <w:bookmarkStart w:id="87" w:name="_Toc241166041"/>
       <w:bookmarkEnd w:id="84"/>
       <w:r>
         <w:lastRenderedPageBreak/>
@@ -15971,7 +15971,7 @@
         <w:pStyle w:val="Ttulo1"/>
       </w:pPr>
       <w:bookmarkStart w:id="88" w:name="lazo-de-control-en-tiempo-real"/>
-      <w:bookmarkStart w:id="89" w:name="_Toc241164159"/>
+      <w:bookmarkStart w:id="89" w:name="_Toc241166042"/>
       <w:bookmarkEnd w:id="86"/>
       <w:bookmarkEnd w:id="76"/>
       <w:r>
@@ -16121,7 +16121,7 @@
         <w:pStyle w:val="Ttulo1"/>
       </w:pPr>
       <w:bookmarkStart w:id="90" w:name="gestión-de-experimentos"/>
-      <w:bookmarkStart w:id="91" w:name="_Toc241164160"/>
+      <w:bookmarkStart w:id="91" w:name="_Toc241166043"/>
       <w:bookmarkEnd w:id="88"/>
       <w:r>
         <w:t>7. Gestión de experimentos</w:t>
@@ -16133,7 +16133,7 @@
         <w:pStyle w:val="Ttulo2"/>
       </w:pPr>
       <w:bookmarkStart w:id="92" w:name="fases-y-corridas"/>
-      <w:bookmarkStart w:id="93" w:name="_Toc241164161"/>
+      <w:bookmarkStart w:id="93" w:name="_Toc241166044"/>
       <w:r>
         <w:t>7.1. Fases y corridas</w:t>
       </w:r>
@@ -16155,7 +16155,7 @@
         <w:pStyle w:val="Ttulo2"/>
       </w:pPr>
       <w:bookmarkStart w:id="94" w:name="planes-con-semilla"/>
-      <w:bookmarkStart w:id="95" w:name="_Toc241164162"/>
+      <w:bookmarkStart w:id="95" w:name="_Toc241166045"/>
       <w:bookmarkEnd w:id="92"/>
       <w:r>
         <w:t>7.2. Planes con semilla</w:t>
@@ -16377,7 +16377,7 @@
         <w:pStyle w:val="Ttulo2"/>
       </w:pPr>
       <w:bookmarkStart w:id="96" w:name="tandas-encadenadas"/>
-      <w:bookmarkStart w:id="97" w:name="_Toc241164163"/>
+      <w:bookmarkStart w:id="97" w:name="_Toc241166046"/>
       <w:bookmarkEnd w:id="94"/>
       <w:r>
         <w:t>7.3. Tandas encadenadas</w:t>
@@ -16422,7 +16422,7 @@
         <w:pStyle w:val="Ttulo2"/>
       </w:pPr>
       <w:bookmarkStart w:id="98" w:name="correr-fuera-de-orden-o-repetir"/>
-      <w:bookmarkStart w:id="99" w:name="_Toc241164164"/>
+      <w:bookmarkStart w:id="99" w:name="_Toc241166047"/>
       <w:bookmarkEnd w:id="96"/>
       <w:r>
         <w:t>7.4. Correr fuera de orden o repetir</w:t>
@@ -16445,7 +16445,7 @@
         <w:pStyle w:val="Ttulo1"/>
       </w:pPr>
       <w:bookmarkStart w:id="100" w:name="análisis-y-posprocesamiento"/>
-      <w:bookmarkStart w:id="101" w:name="_Toc241164165"/>
+      <w:bookmarkStart w:id="101" w:name="_Toc241166048"/>
       <w:bookmarkEnd w:id="98"/>
       <w:bookmarkEnd w:id="90"/>
       <w:r>
@@ -16459,7 +16459,7 @@
         <w:pStyle w:val="Ttulo2"/>
       </w:pPr>
       <w:bookmarkStart w:id="102" w:name="métricas-por-vuelta-y-región"/>
-      <w:bookmarkStart w:id="103" w:name="_Toc241164166"/>
+      <w:bookmarkStart w:id="103" w:name="_Toc241166049"/>
       <w:r>
         <w:t>8.1. Métricas por vuelta y región</w:t>
       </w:r>
@@ -17271,7 +17271,7 @@
         <w:pStyle w:val="Ttulo2"/>
       </w:pPr>
       <w:bookmarkStart w:id="104" w:name="mapa-de-campaña-y-pruebas-estadísticas"/>
-      <w:bookmarkStart w:id="105" w:name="_Toc241164167"/>
+      <w:bookmarkStart w:id="105" w:name="_Toc241166050"/>
       <w:bookmarkEnd w:id="102"/>
       <w:r>
         <w:t>8.2. Mapa de campaña y pruebas estadísticas</w:t>
@@ -17316,7 +17316,7 @@
         <w:pStyle w:val="Ttulo2"/>
       </w:pPr>
       <w:bookmarkStart w:id="106" w:name="gráficas"/>
-      <w:bookmarkStart w:id="107" w:name="_Toc241164168"/>
+      <w:bookmarkStart w:id="107" w:name="_Toc241166051"/>
       <w:bookmarkEnd w:id="104"/>
       <w:r>
         <w:t>8.3. Gráficas</w:t>
@@ -17386,7 +17386,7 @@
         <w:pStyle w:val="Ttulo1"/>
       </w:pPr>
       <w:bookmarkStart w:id="108" w:name="almacenamiento-y-formatos"/>
-      <w:bookmarkStart w:id="109" w:name="_Toc241164169"/>
+      <w:bookmarkStart w:id="109" w:name="_Toc241166052"/>
       <w:bookmarkEnd w:id="106"/>
       <w:bookmarkEnd w:id="100"/>
       <w:r>
@@ -17972,7 +17972,7 @@
         <w:pStyle w:val="Ttulo1"/>
       </w:pPr>
       <w:bookmarkStart w:id="110" w:name="parámetros-de-configuración"/>
-      <w:bookmarkStart w:id="111" w:name="_Toc241164170"/>
+      <w:bookmarkStart w:id="111" w:name="_Toc241166053"/>
       <w:bookmarkEnd w:id="108"/>
       <w:r>
         <w:t>10. Parámetros de configuración</w:t>
@@ -25029,7 +25029,7 @@
         <w:pStyle w:val="Ttulo1"/>
       </w:pPr>
       <w:bookmarkStart w:id="112" w:name="restricciones-y-limitaciones"/>
-      <w:bookmarkStart w:id="113" w:name="_Toc241164171"/>
+      <w:bookmarkStart w:id="113" w:name="_Toc241166054"/>
       <w:bookmarkEnd w:id="110"/>
       <w:r>
         <w:t>11. Restricciones y limitaciones</w:t>
@@ -25182,7 +25182,7 @@
         <w:pStyle w:val="Ttulo1"/>
       </w:pPr>
       <w:bookmarkStart w:id="114" w:name="despliegue"/>
-      <w:bookmarkStart w:id="115" w:name="_Toc241164172"/>
+      <w:bookmarkStart w:id="115" w:name="_Toc241166055"/>
       <w:bookmarkEnd w:id="112"/>
       <w:r>
         <w:t>12. Despliegue</w:t>
@@ -25374,7 +25374,7 @@
         <w:pStyle w:val="Ttulo2"/>
       </w:pPr>
       <w:bookmarkStart w:id="116" w:name="ejecutable-para-windows"/>
-      <w:bookmarkStart w:id="117" w:name="_Toc241164173"/>
+      <w:bookmarkStart w:id="117" w:name="_Toc241166056"/>
       <w:r>
         <w:t>12.1. Ejecutable para Windows</w:t>
       </w:r>
@@ -25491,7 +25491,7 @@
         <w:pStyle w:val="Ttulo2"/>
       </w:pPr>
       <w:bookmarkStart w:id="118" w:name="ejecución-desde-el-código-fuente"/>
-      <w:bookmarkStart w:id="119" w:name="_Toc241164174"/>
+      <w:bookmarkStart w:id="119" w:name="_Toc241166057"/>
       <w:bookmarkEnd w:id="116"/>
       <w:r>
         <w:t>12.2. Ejecución desde el código fuente</w:t>
@@ -25523,7 +25523,7 @@
         <w:pStyle w:val="Ttulo1"/>
       </w:pPr>
       <w:bookmarkStart w:id="120" w:name="tecnologías-utilizadas"/>
-      <w:bookmarkStart w:id="121" w:name="_Toc241164175"/>
+      <w:bookmarkStart w:id="121" w:name="_Toc241166058"/>
       <w:bookmarkEnd w:id="118"/>
       <w:bookmarkEnd w:id="114"/>
       <w:r>
@@ -26195,7 +26195,7 @@
         <w:pStyle w:val="Ttulo1"/>
       </w:pPr>
       <w:bookmarkStart w:id="122" w:name="glosario"/>
-      <w:bookmarkStart w:id="123" w:name="_Toc241164176"/>
+      <w:bookmarkStart w:id="123" w:name="_Toc241166059"/>
       <w:bookmarkEnd w:id="120"/>
       <w:r>
         <w:t>14. Glosario</w:t>
@@ -26328,7 +26328,7 @@
         <w:pStyle w:val="Ttulo1"/>
       </w:pPr>
       <w:bookmarkStart w:id="124" w:name="referencias"/>
-      <w:bookmarkStart w:id="125" w:name="_Toc241164177"/>
+      <w:bookmarkStart w:id="125" w:name="_Toc241166060"/>
       <w:bookmarkEnd w:id="122"/>
       <w:r>
         <w:t>Referencias</w:t>
@@ -26499,7 +26499,7 @@
   <w:abstractNum w:abstractNumId="0" w15:restartNumberingAfterBreak="0">
     <w:nsid w:val="0000A990"/>
     <w:multiLevelType w:val="multilevel"/>
-    <w:tmpl w:val="2E9674C8"/>
+    <w:tmpl w:val="3FF4C9B2"/>
     <w:lvl w:ilvl="0">
       <w:numFmt w:val="bullet"/>
       <w:lvlText w:val=" "/>
@@ -26576,7 +26576,7 @@
   <w:abstractNum w:abstractNumId="1" w15:restartNumberingAfterBreak="0">
     <w:nsid w:val="0000A991"/>
     <w:multiLevelType w:val="multilevel"/>
-    <w:tmpl w:val="87EAA924"/>
+    <w:tmpl w:val="5E3A3D48"/>
     <w:lvl w:ilvl="0">
       <w:numFmt w:val="bullet"/>
       <w:lvlText w:val=""/>
@@ -26680,7 +26680,7 @@
   <w:abstractNum w:abstractNumId="2" w15:restartNumberingAfterBreak="0">
     <w:nsid w:val="00A99411"/>
     <w:multiLevelType w:val="multilevel"/>
-    <w:tmpl w:val="5EC2A9D4"/>
+    <w:tmpl w:val="6D6C5694"/>
     <w:lvl w:ilvl="0">
       <w:start w:val="1"/>
       <w:numFmt w:val="decimal"/>
@@ -28140,7 +28140,7 @@
     <w:autoRedefine/>
     <w:uiPriority w:val="39"/>
     <w:unhideWhenUsed/>
-    <w:rsid w:val="0004710F"/>
+    <w:rsid w:val="008C1E5F"/>
     <w:pPr>
       <w:spacing w:after="100"/>
     </w:pPr>
@@ -28152,7 +28152,7 @@
     <w:autoRedefine/>
     <w:uiPriority w:val="39"/>
     <w:unhideWhenUsed/>
-    <w:rsid w:val="0004710F"/>
+    <w:rsid w:val="008C1E5F"/>
     <w:pPr>
       <w:spacing w:after="100"/>
       <w:ind w:left="220"/>
@@ -28165,7 +28165,7 @@
     <w:autoRedefine/>
     <w:uiPriority w:val="39"/>
     <w:unhideWhenUsed/>
-    <w:rsid w:val="0004710F"/>
+    <w:rsid w:val="008C1E5F"/>
     <w:pPr>
       <w:spacing w:after="100"/>
       <w:ind w:left="440"/>
